--- a/docs/11_해외성지순례_계획서.docx
+++ b/docs/11_해외성지순례_계획서.docx
@@ -11,7 +11,7 @@
         <w:rPr>
           <w:b w:val="0"/>
         </w:rPr>
-        <w:t>(교회명) 성지순례 기획안</w:t>
+        <w:t>202X년 (교회명) 해외 성지순례 계획서</w:t>
       </w:r>
     </w:p>
     <w:p>
@@ -22,1336 +22,84 @@
         <w:rPr>
           <w:b w:val="0"/>
         </w:rPr>
-        <w:t>1. 개요</w:t>
+        <w:t>개요</w:t>
       </w:r>
     </w:p>
     <w:p>
-      <w:r>
-        <w:rPr>
-          <w:b w:val="0"/>
-        </w:rPr>
-        <w:t>본 문서는 (교회명) 성지순례를 준비하는 평신도 리더 및 기획팀을 위한 기초 계획서입니다. 실제 진행 시 교회 상황에 맞게 수정하여 사용하십시오.</w:t>
-      </w:r>
-    </w:p>
-    <w:tbl>
-      <w:tblPr>
-        <w:tblStyle w:val="TableGrid"/>
-        <w:tblW w:type="auto" w:w="0"/>
-        <w:tblLook w:firstColumn="1" w:firstRow="1" w:lastColumn="0" w:lastRow="0" w:noHBand="0" w:noVBand="1" w:val="04A0"/>
-      </w:tblPr>
-      <w:tblGrid>
-        <w:gridCol w:w="4320"/>
-        <w:gridCol w:w="4320"/>
-      </w:tblGrid>
-      <w:tr>
-        <w:tc>
-          <w:tcPr>
-            <w:tcW w:type="dxa" w:w="4320"/>
-          </w:tcPr>
-          <w:p>
-            <w:r>
-              <w:rPr>
-                <w:b/>
-              </w:rPr>
-              <w:t>구분</w:t>
-            </w:r>
-          </w:p>
-        </w:tc>
-        <w:tc>
-          <w:tcPr>
-            <w:tcW w:type="dxa" w:w="4320"/>
-          </w:tcPr>
-          <w:p>
-            <w:r>
-              <w:rPr>
-                <w:b/>
-              </w:rPr>
-              <w:t>상세 내용</w:t>
-            </w:r>
-          </w:p>
-        </w:tc>
-      </w:tr>
-      <w:tr>
-        <w:tc>
-          <w:tcPr>
-            <w:tcW w:type="dxa" w:w="4320"/>
-          </w:tcPr>
-          <w:p>
-            <w:r>
-              <w:rPr>
-                <w:b/>
-              </w:rPr>
-              <w:t>순례 명칭</w:t>
-            </w:r>
-          </w:p>
-        </w:tc>
-        <w:tc>
-          <w:tcPr>
-            <w:tcW w:type="dxa" w:w="4320"/>
-          </w:tcPr>
-          <w:p>
-            <w:r>
-              <w:rPr>
-                <w:b w:val="0"/>
-              </w:rPr>
-              <w:t>(교회명) ________ 성지순례</w:t>
-            </w:r>
-          </w:p>
-        </w:tc>
-      </w:tr>
-      <w:tr>
-        <w:tc>
-          <w:tcPr>
-            <w:tcW w:type="dxa" w:w="4320"/>
-          </w:tcPr>
-          <w:p>
-            <w:r>
-              <w:rPr>
-                <w:b/>
-              </w:rPr>
-              <w:t>순례 기간</w:t>
-            </w:r>
-          </w:p>
-        </w:tc>
-        <w:tc>
-          <w:tcPr>
-            <w:tcW w:type="dxa" w:w="4320"/>
-          </w:tcPr>
-          <w:p>
-            <w:r>
-              <w:rPr>
-                <w:b w:val="0"/>
-              </w:rPr>
-              <w:t>202X년 O월 O일 ~ O월 O일 (O박 O일)</w:t>
-            </w:r>
-          </w:p>
-        </w:tc>
-      </w:tr>
-      <w:tr>
-        <w:tc>
-          <w:tcPr>
-            <w:tcW w:type="dxa" w:w="4320"/>
-          </w:tcPr>
-          <w:p>
-            <w:r>
-              <w:rPr>
-                <w:b/>
-              </w:rPr>
-              <w:t>방문 국가</w:t>
-            </w:r>
-          </w:p>
-        </w:tc>
-        <w:tc>
-          <w:tcPr>
-            <w:tcW w:type="dxa" w:w="4320"/>
-          </w:tcPr>
-          <w:p>
-            <w:r>
-              <w:rPr>
-                <w:b w:val="0"/>
-              </w:rPr>
-              <w:t>________ (예: 이스라엘·요르단)</w:t>
-            </w:r>
-          </w:p>
-        </w:tc>
-      </w:tr>
-      <w:tr>
-        <w:tc>
-          <w:tcPr>
-            <w:tcW w:type="dxa" w:w="4320"/>
-          </w:tcPr>
-          <w:p>
-            <w:r>
-              <w:rPr>
-                <w:b/>
-              </w:rPr>
-              <w:t>참가 대상</w:t>
-            </w:r>
-          </w:p>
-        </w:tc>
-        <w:tc>
-          <w:tcPr>
-            <w:tcW w:type="dxa" w:w="4320"/>
-          </w:tcPr>
-          <w:p>
-            <w:r>
-              <w:rPr>
-                <w:b w:val="0"/>
-              </w:rPr>
-              <w:t>________ (예: 청년부 또는 전 교인)</w:t>
-            </w:r>
-          </w:p>
-        </w:tc>
-      </w:tr>
-      <w:tr>
-        <w:tc>
-          <w:tcPr>
-            <w:tcW w:type="dxa" w:w="4320"/>
-          </w:tcPr>
-          <w:p>
-            <w:r>
-              <w:rPr>
-                <w:b/>
-              </w:rPr>
-              <w:t>예상 인원</w:t>
-            </w:r>
-          </w:p>
-        </w:tc>
-        <w:tc>
-          <w:tcPr>
-            <w:tcW w:type="dxa" w:w="4320"/>
-          </w:tcPr>
-          <w:p>
-            <w:r>
-              <w:rPr>
-                <w:b w:val="0"/>
-              </w:rPr>
-              <w:t>총 ________명 (최소 ________명 이상 시 진행)</w:t>
-            </w:r>
-          </w:p>
-        </w:tc>
-      </w:tr>
-      <w:tr>
-        <w:tc>
-          <w:tcPr>
-            <w:tcW w:type="dxa" w:w="4320"/>
-          </w:tcPr>
-          <w:p>
-            <w:r>
-              <w:rPr>
-                <w:b/>
-              </w:rPr>
-              <w:t>인솔자</w:t>
-            </w:r>
-          </w:p>
-        </w:tc>
-        <w:tc>
-          <w:tcPr>
-            <w:tcW w:type="dxa" w:w="4320"/>
-          </w:tcPr>
-          <w:p>
-            <w:r>
-              <w:rPr>
-                <w:b w:val="0"/>
-              </w:rPr>
-              <w:t>________ (성명/직분)</w:t>
-            </w:r>
-          </w:p>
-        </w:tc>
-      </w:tr>
-    </w:tbl>
-    <w:p/>
-    <w:p>
       <w:pPr>
-        <w:pStyle w:val="Heading2"/>
+        <w:pStyle w:val="ListBullet"/>
       </w:pPr>
       <w:r>
         <w:rPr>
           <w:b w:val="0"/>
         </w:rPr>
-        <w:t>2. 일정 예시 (8~10일 기준)</w:t>
+        <w:t>주제 : 성경의 현장을 걷다 (부제: ________)</w:t>
       </w:r>
     </w:p>
     <w:p>
-      <w:r>
-        <w:rPr>
-          <w:b w:val="0"/>
-        </w:rPr>
-        <w:t>*본 일정은 예시이며, 항공편과 현지 상황에 따라 변경될 수 있습니다. 국경 통과·재입국 가능 여부, 여행경보와 방문 허용 여부는 (방문 전 확인). 방문지 운영시간·입장료·예약 조건은 (방문 전 확인).*</w:t>
-      </w:r>
-    </w:p>
-    <w:tbl>
-      <w:tblPr>
-        <w:tblStyle w:val="TableGrid"/>
-        <w:tblW w:type="auto" w:w="0"/>
-        <w:tblLook w:firstColumn="1" w:firstRow="1" w:lastColumn="0" w:lastRow="0" w:noHBand="0" w:noVBand="1" w:val="04A0"/>
-      </w:tblPr>
-      <w:tblGrid>
-        <w:gridCol w:w="2880"/>
-        <w:gridCol w:w="2880"/>
-        <w:gridCol w:w="2880"/>
-      </w:tblGrid>
-      <w:tr>
-        <w:tc>
-          <w:tcPr>
-            <w:tcW w:type="dxa" w:w="2880"/>
-          </w:tcPr>
-          <w:p>
-            <w:r>
-              <w:rPr>
-                <w:b/>
-              </w:rPr>
-              <w:t>일차</w:t>
-            </w:r>
-          </w:p>
-        </w:tc>
-        <w:tc>
-          <w:tcPr>
-            <w:tcW w:type="dxa" w:w="2880"/>
-          </w:tcPr>
-          <w:p>
-            <w:r>
-              <w:rPr>
-                <w:b/>
-              </w:rPr>
-              <w:t>지역</w:t>
-            </w:r>
-          </w:p>
-        </w:tc>
-        <w:tc>
-          <w:tcPr>
-            <w:tcW w:type="dxa" w:w="2880"/>
-          </w:tcPr>
-          <w:p>
-            <w:r>
-              <w:rPr>
-                <w:b/>
-              </w:rPr>
-              <w:t>주요 방문 일정 및 장소</w:t>
-            </w:r>
-          </w:p>
-        </w:tc>
-      </w:tr>
-      <w:tr>
-        <w:tc>
-          <w:tcPr>
-            <w:tcW w:type="dxa" w:w="2880"/>
-          </w:tcPr>
-          <w:p>
-            <w:r>
-              <w:rPr>
-                <w:b/>
-              </w:rPr>
-              <w:t>1일차</w:t>
-            </w:r>
-          </w:p>
-        </w:tc>
-        <w:tc>
-          <w:tcPr>
-            <w:tcW w:type="dxa" w:w="2880"/>
-          </w:tcPr>
-          <w:p>
-            <w:r>
-              <w:rPr>
-                <w:b w:val="0"/>
-              </w:rPr>
-              <w:t>출발</w:t>
-            </w:r>
-          </w:p>
-        </w:tc>
-        <w:tc>
-          <w:tcPr>
-            <w:tcW w:type="dxa" w:w="2880"/>
-          </w:tcPr>
-          <w:p>
-            <w:r>
-              <w:rPr>
-                <w:b w:val="0"/>
-              </w:rPr>
-              <w:t>인천 국제공항 출발, 경유지 이동</w:t>
-            </w:r>
-          </w:p>
-        </w:tc>
-      </w:tr>
-      <w:tr>
-        <w:tc>
-          <w:tcPr>
-            <w:tcW w:type="dxa" w:w="2880"/>
-          </w:tcPr>
-          <w:p>
-            <w:r>
-              <w:rPr>
-                <w:b/>
-              </w:rPr>
-              <w:t>2일차</w:t>
-            </w:r>
-          </w:p>
-        </w:tc>
-        <w:tc>
-          <w:tcPr>
-            <w:tcW w:type="dxa" w:w="2880"/>
-          </w:tcPr>
-          <w:p>
-            <w:r>
-              <w:rPr>
-                <w:b w:val="0"/>
-              </w:rPr>
-              <w:t>도착</w:t>
-            </w:r>
-          </w:p>
-        </w:tc>
-        <w:tc>
-          <w:tcPr>
-            <w:tcW w:type="dxa" w:w="2880"/>
-          </w:tcPr>
-          <w:p>
-            <w:r>
-              <w:rPr>
-                <w:b w:val="0"/>
-              </w:rPr>
-              <w:t>도착 후 숙소 이동 및 오리엔테이션</w:t>
-            </w:r>
-          </w:p>
-        </w:tc>
-      </w:tr>
-      <w:tr>
-        <w:tc>
-          <w:tcPr>
-            <w:tcW w:type="dxa" w:w="2880"/>
-          </w:tcPr>
-          <w:p>
-            <w:r>
-              <w:rPr>
-                <w:b/>
-              </w:rPr>
-              <w:t>3일차</w:t>
-            </w:r>
-          </w:p>
-        </w:tc>
-        <w:tc>
-          <w:tcPr>
-            <w:tcW w:type="dxa" w:w="2880"/>
-          </w:tcPr>
-          <w:p>
-            <w:r>
-              <w:rPr>
-                <w:b w:val="0"/>
-              </w:rPr>
-              <w:t>갈릴리</w:t>
-            </w:r>
-          </w:p>
-        </w:tc>
-        <w:tc>
-          <w:tcPr>
-            <w:tcW w:type="dxa" w:w="2880"/>
-          </w:tcPr>
-          <w:p>
-            <w:r>
-              <w:rPr>
-                <w:b w:val="0"/>
-              </w:rPr>
-              <w:t>가버나움, 팔복교회, 오병이어교회, 갈릴리 호수</w:t>
-            </w:r>
-          </w:p>
-        </w:tc>
-      </w:tr>
-      <w:tr>
-        <w:tc>
-          <w:tcPr>
-            <w:tcW w:type="dxa" w:w="2880"/>
-          </w:tcPr>
-          <w:p>
-            <w:r>
-              <w:rPr>
-                <w:b/>
-              </w:rPr>
-              <w:t>4일차</w:t>
-            </w:r>
-          </w:p>
-        </w:tc>
-        <w:tc>
-          <w:tcPr>
-            <w:tcW w:type="dxa" w:w="2880"/>
-          </w:tcPr>
-          <w:p>
-            <w:r>
-              <w:rPr>
-                <w:b w:val="0"/>
-              </w:rPr>
-              <w:t>요단 계곡·요르단 이동</w:t>
-            </w:r>
-          </w:p>
-        </w:tc>
-        <w:tc>
-          <w:tcPr>
-            <w:tcW w:type="dxa" w:w="2880"/>
-          </w:tcPr>
-          <w:p>
-            <w:r>
-              <w:rPr>
-                <w:b w:val="0"/>
-              </w:rPr>
-              <w:t>국경 이동 후 요르단 알마그타스 세례 유적 방문 (국경 통과 및 방문 가능 여부는 방문 전 확인)</w:t>
-            </w:r>
-          </w:p>
-        </w:tc>
-      </w:tr>
-      <w:tr>
-        <w:tc>
-          <w:tcPr>
-            <w:tcW w:type="dxa" w:w="2880"/>
-          </w:tcPr>
-          <w:p>
-            <w:r>
-              <w:rPr>
-                <w:b/>
-              </w:rPr>
-              <w:t>5일차</w:t>
-            </w:r>
-          </w:p>
-        </w:tc>
-        <w:tc>
-          <w:tcPr>
-            <w:tcW w:type="dxa" w:w="2880"/>
-          </w:tcPr>
-          <w:p>
-            <w:r>
-              <w:rPr>
-                <w:b w:val="0"/>
-              </w:rPr>
-              <w:t>요르단</w:t>
-            </w:r>
-          </w:p>
-        </w:tc>
-        <w:tc>
-          <w:tcPr>
-            <w:tcW w:type="dxa" w:w="2880"/>
-          </w:tcPr>
-          <w:p>
-            <w:r>
-              <w:rPr>
-                <w:b w:val="0"/>
-              </w:rPr>
-              <w:t>느보산, 마다바 성 게오르기우스 교회 모자이크 지도, 페트라 이동</w:t>
-            </w:r>
-          </w:p>
-        </w:tc>
-      </w:tr>
-      <w:tr>
-        <w:tc>
-          <w:tcPr>
-            <w:tcW w:type="dxa" w:w="2880"/>
-          </w:tcPr>
-          <w:p>
-            <w:r>
-              <w:rPr>
-                <w:b/>
-              </w:rPr>
-              <w:t>6일차</w:t>
-            </w:r>
-          </w:p>
-        </w:tc>
-        <w:tc>
-          <w:tcPr>
-            <w:tcW w:type="dxa" w:w="2880"/>
-          </w:tcPr>
-          <w:p>
-            <w:r>
-              <w:rPr>
-                <w:b w:val="0"/>
-              </w:rPr>
-              <w:t>요르단 남부·암만</w:t>
-            </w:r>
-          </w:p>
-        </w:tc>
-        <w:tc>
-          <w:tcPr>
-            <w:tcW w:type="dxa" w:w="2880"/>
-          </w:tcPr>
-          <w:p>
-            <w:r>
-              <w:rPr>
-                <w:b w:val="0"/>
-              </w:rPr>
-              <w:t>페트라 유적 또는 와디럼 보호구역 중 선택, 암만 이동 (성경 사건의 확정 장소로 단정하지 않음)</w:t>
-            </w:r>
-          </w:p>
-        </w:tc>
-      </w:tr>
-      <w:tr>
-        <w:tc>
-          <w:tcPr>
-            <w:tcW w:type="dxa" w:w="2880"/>
-          </w:tcPr>
-          <w:p>
-            <w:r>
-              <w:rPr>
-                <w:b/>
-              </w:rPr>
-              <w:t>7일차</w:t>
-            </w:r>
-          </w:p>
-        </w:tc>
-        <w:tc>
-          <w:tcPr>
-            <w:tcW w:type="dxa" w:w="2880"/>
-          </w:tcPr>
-          <w:p>
-            <w:r>
-              <w:rPr>
-                <w:b w:val="0"/>
-              </w:rPr>
-              <w:t>요르단→예루살렘</w:t>
-            </w:r>
-          </w:p>
-        </w:tc>
-        <w:tc>
-          <w:tcPr>
-            <w:tcW w:type="dxa" w:w="2880"/>
-          </w:tcPr>
-          <w:p>
-            <w:r>
-              <w:rPr>
-                <w:b w:val="0"/>
-              </w:rPr>
-              <w:t>국경 이동 후 감람산·겟세마네 (이동 상황에 따라 일정 조정)</w:t>
-            </w:r>
-          </w:p>
-        </w:tc>
-      </w:tr>
-      <w:tr>
-        <w:tc>
-          <w:tcPr>
-            <w:tcW w:type="dxa" w:w="2880"/>
-          </w:tcPr>
-          <w:p>
-            <w:r>
-              <w:rPr>
-                <w:b/>
-              </w:rPr>
-              <w:t>8일차</w:t>
-            </w:r>
-          </w:p>
-        </w:tc>
-        <w:tc>
-          <w:tcPr>
-            <w:tcW w:type="dxa" w:w="2880"/>
-          </w:tcPr>
-          <w:p>
-            <w:r>
-              <w:rPr>
-                <w:b w:val="0"/>
-              </w:rPr>
-              <w:t>예루살렘</w:t>
-            </w:r>
-          </w:p>
-        </w:tc>
-        <w:tc>
-          <w:tcPr>
-            <w:tcW w:type="dxa" w:w="2880"/>
-          </w:tcPr>
-          <w:p>
-            <w:r>
-              <w:rPr>
-                <w:b w:val="0"/>
-              </w:rPr>
-              <w:t>성전산, 서쪽 벽(통곡의 벽), 비아 돌로로사, 성묘교회 안 골고다 전승지</w:t>
-            </w:r>
-          </w:p>
-        </w:tc>
-      </w:tr>
-      <w:tr>
-        <w:tc>
-          <w:tcPr>
-            <w:tcW w:type="dxa" w:w="2880"/>
-          </w:tcPr>
-          <w:p>
-            <w:r>
-              <w:rPr>
-                <w:b/>
-              </w:rPr>
-              <w:t>9일차</w:t>
-            </w:r>
-          </w:p>
-        </w:tc>
-        <w:tc>
-          <w:tcPr>
-            <w:tcW w:type="dxa" w:w="2880"/>
-          </w:tcPr>
-          <w:p>
-            <w:r>
-              <w:rPr>
-                <w:b w:val="0"/>
-              </w:rPr>
-              <w:t>귀국</w:t>
-            </w:r>
-          </w:p>
-        </w:tc>
-        <w:tc>
-          <w:tcPr>
-            <w:tcW w:type="dxa" w:w="2880"/>
-          </w:tcPr>
-          <w:p>
-            <w:r>
-              <w:rPr>
-                <w:b w:val="0"/>
-              </w:rPr>
-              <w:t>공항 이동, 귀국편 탑승</w:t>
-            </w:r>
-          </w:p>
-        </w:tc>
-      </w:tr>
-      <w:tr>
-        <w:tc>
-          <w:tcPr>
-            <w:tcW w:type="dxa" w:w="2880"/>
-          </w:tcPr>
-          <w:p>
-            <w:r>
-              <w:rPr>
-                <w:b/>
-              </w:rPr>
-              <w:t>10일차</w:t>
-            </w:r>
-          </w:p>
-        </w:tc>
-        <w:tc>
-          <w:tcPr>
-            <w:tcW w:type="dxa" w:w="2880"/>
-          </w:tcPr>
-          <w:p>
-            <w:r>
-              <w:rPr>
-                <w:b w:val="0"/>
-              </w:rPr>
-              <w:t>도착</w:t>
-            </w:r>
-          </w:p>
-        </w:tc>
-        <w:tc>
-          <w:tcPr>
-            <w:tcW w:type="dxa" w:w="2880"/>
-          </w:tcPr>
-          <w:p>
-            <w:r>
-              <w:rPr>
-                <w:b w:val="0"/>
-              </w:rPr>
-              <w:t>인천 국제공항 도착 및 해산</w:t>
-            </w:r>
-          </w:p>
-        </w:tc>
-      </w:tr>
-    </w:tbl>
-    <w:p/>
-    <w:p>
       <w:pPr>
-        <w:pStyle w:val="Heading2"/>
+        <w:pStyle w:val="ListBullet"/>
       </w:pPr>
       <w:r>
         <w:rPr>
           <w:b w:val="0"/>
         </w:rPr>
-        <w:t>3. 방문지 및 관련 성경 본문</w:t>
+        <w:t>주제 말씀 : 사도행전 1:8, 마태복음 5:1~12</w:t>
       </w:r>
     </w:p>
     <w:p>
+      <w:pPr>
+        <w:pStyle w:val="ListBullet"/>
+      </w:pPr>
       <w:r>
         <w:rPr>
           <w:b w:val="0"/>
         </w:rPr>
-        <w:t>성지순례의 핵심은 단순 관람이 아닌 '말씀의 현장'을 묵상하는 것입니다. 아래 본문을 미리 묵상하십시오.</w:t>
+        <w:t>목적 : 성경의 지리적·역사적 현장 방문을 통한 신앙의 실제적 이해와 영적 회복</w:t>
       </w:r>
     </w:p>
     <w:p>
+      <w:pPr>
+        <w:pStyle w:val="ListBullet"/>
+      </w:pPr>
       <w:r>
         <w:rPr>
           <w:b w:val="0"/>
         </w:rPr>
-        <w:t>*성경 사건과 후대 기념 교회·순례 전승을 구분합니다. 전승지는 사건의 정확한 위치가 확정되었다는 뜻이 아닙니다.*</w:t>
+        <w:t>장소 : (국가명: 이스라엘·요르단 등)</w:t>
       </w:r>
     </w:p>
-    <w:tbl>
-      <w:tblPr>
-        <w:tblStyle w:val="TableGrid"/>
-        <w:tblW w:type="auto" w:w="0"/>
-        <w:tblLook w:firstColumn="1" w:firstRow="1" w:lastColumn="0" w:lastRow="0" w:noHBand="0" w:noVBand="1" w:val="04A0"/>
-      </w:tblPr>
-      <w:tblGrid>
-        <w:gridCol w:w="2880"/>
-        <w:gridCol w:w="2880"/>
-        <w:gridCol w:w="2880"/>
-      </w:tblGrid>
-      <w:tr>
-        <w:tc>
-          <w:tcPr>
-            <w:tcW w:type="dxa" w:w="2880"/>
-          </w:tcPr>
-          <w:p>
-            <w:r>
-              <w:rPr>
-                <w:b/>
-              </w:rPr>
-              <w:t>방문지</w:t>
-            </w:r>
-          </w:p>
-        </w:tc>
-        <w:tc>
-          <w:tcPr>
-            <w:tcW w:type="dxa" w:w="2880"/>
-          </w:tcPr>
-          <w:p>
-            <w:r>
-              <w:rPr>
-                <w:b/>
-              </w:rPr>
-              <w:t>지역·역사 및 본문 연결</w:t>
-            </w:r>
-          </w:p>
-        </w:tc>
-        <w:tc>
-          <w:tcPr>
-            <w:tcW w:type="dxa" w:w="2880"/>
-          </w:tcPr>
-          <w:p>
-            <w:r>
-              <w:rPr>
-                <w:b/>
-              </w:rPr>
-              <w:t>관련 성경 본문</w:t>
-            </w:r>
-          </w:p>
-        </w:tc>
-      </w:tr>
-      <w:tr>
-        <w:tc>
-          <w:tcPr>
-            <w:tcW w:type="dxa" w:w="2880"/>
-          </w:tcPr>
-          <w:p>
-            <w:r>
-              <w:rPr>
-                <w:b w:val="0"/>
-              </w:rPr>
-              <w:t>가버나움</w:t>
-            </w:r>
-          </w:p>
-        </w:tc>
-        <w:tc>
-          <w:tcPr>
-            <w:tcW w:type="dxa" w:w="2880"/>
-          </w:tcPr>
-          <w:p>
-            <w:r>
-              <w:rPr>
-                <w:b w:val="0"/>
-              </w:rPr>
-              <w:t>갈릴리 호수 북쪽의 고대 마을 유적; 예수님의 갈릴리 사역과 관련</w:t>
-            </w:r>
-          </w:p>
-        </w:tc>
-        <w:tc>
-          <w:tcPr>
-            <w:tcW w:type="dxa" w:w="2880"/>
-          </w:tcPr>
-          <w:p>
-            <w:r>
-              <w:rPr>
-                <w:b w:val="0"/>
-              </w:rPr>
-              <w:t>마태복음 4:13-17</w:t>
-            </w:r>
-          </w:p>
-        </w:tc>
-      </w:tr>
-      <w:tr>
-        <w:tc>
-          <w:tcPr>
-            <w:tcW w:type="dxa" w:w="2880"/>
-          </w:tcPr>
-          <w:p>
-            <w:r>
-              <w:rPr>
-                <w:b w:val="0"/>
-              </w:rPr>
-              <w:t>갈릴리 호수</w:t>
-            </w:r>
-          </w:p>
-        </w:tc>
-        <w:tc>
-          <w:tcPr>
-            <w:tcW w:type="dxa" w:w="2880"/>
-          </w:tcPr>
-          <w:p>
-            <w:r>
-              <w:rPr>
-                <w:b w:val="0"/>
-              </w:rPr>
-              <w:t>갈릴리 지역의 호수; 제자 부르심과 부활 후 만남의 배경</w:t>
-            </w:r>
-          </w:p>
-        </w:tc>
-        <w:tc>
-          <w:tcPr>
-            <w:tcW w:type="dxa" w:w="2880"/>
-          </w:tcPr>
-          <w:p>
-            <w:r>
-              <w:rPr>
-                <w:b w:val="0"/>
-              </w:rPr>
-              <w:t>마태복음 4:18-22, 요한복음 21장</w:t>
-            </w:r>
-          </w:p>
-        </w:tc>
-      </w:tr>
-      <w:tr>
-        <w:tc>
-          <w:tcPr>
-            <w:tcW w:type="dxa" w:w="2880"/>
-          </w:tcPr>
-          <w:p>
-            <w:r>
-              <w:rPr>
-                <w:b w:val="0"/>
-              </w:rPr>
-              <w:t>팔복교회</w:t>
-            </w:r>
-          </w:p>
-        </w:tc>
-        <w:tc>
-          <w:tcPr>
-            <w:tcW w:type="dxa" w:w="2880"/>
-          </w:tcPr>
-          <w:p>
-            <w:r>
-              <w:rPr>
-                <w:b w:val="0"/>
-              </w:rPr>
-              <w:t>갈릴리 호수 북서쪽 팔복산의 기념 교회; 산상수훈 전승지</w:t>
-            </w:r>
-          </w:p>
-        </w:tc>
-        <w:tc>
-          <w:tcPr>
-            <w:tcW w:type="dxa" w:w="2880"/>
-          </w:tcPr>
-          <w:p>
-            <w:r>
-              <w:rPr>
-                <w:b w:val="0"/>
-              </w:rPr>
-              <w:t>마태복음 5:1-12 (본문은 산의 정확한 위치를 특정하지 않음)</w:t>
-            </w:r>
-          </w:p>
-        </w:tc>
-      </w:tr>
-      <w:tr>
-        <w:tc>
-          <w:tcPr>
-            <w:tcW w:type="dxa" w:w="2880"/>
-          </w:tcPr>
-          <w:p>
-            <w:r>
-              <w:rPr>
-                <w:b w:val="0"/>
-              </w:rPr>
-              <w:t>오병이어교회</w:t>
-            </w:r>
-          </w:p>
-        </w:tc>
-        <w:tc>
-          <w:tcPr>
-            <w:tcW w:type="dxa" w:w="2880"/>
-          </w:tcPr>
-          <w:p>
-            <w:r>
-              <w:rPr>
-                <w:b w:val="0"/>
-              </w:rPr>
-              <w:t>갈릴리 호수 북서쪽 타브가의 기념 교회; 떡과 물고기 기적 전승지</w:t>
-            </w:r>
-          </w:p>
-        </w:tc>
-        <w:tc>
-          <w:tcPr>
-            <w:tcW w:type="dxa" w:w="2880"/>
-          </w:tcPr>
-          <w:p>
-            <w:r>
-              <w:rPr>
-                <w:b w:val="0"/>
-              </w:rPr>
-              <w:t>마태복음 14:13-21 (정확한 위치는 본문에 명시되지 않음)</w:t>
-            </w:r>
-          </w:p>
-        </w:tc>
-      </w:tr>
-      <w:tr>
-        <w:tc>
-          <w:tcPr>
-            <w:tcW w:type="dxa" w:w="2880"/>
-          </w:tcPr>
-          <w:p>
-            <w:r>
-              <w:rPr>
-                <w:b w:val="0"/>
-              </w:rPr>
-              <w:t>요단강 세례 유적(알마그타스)</w:t>
-            </w:r>
-          </w:p>
-        </w:tc>
-        <w:tc>
-          <w:tcPr>
-            <w:tcW w:type="dxa" w:w="2880"/>
-          </w:tcPr>
-          <w:p>
-            <w:r>
-              <w:rPr>
-                <w:b w:val="0"/>
-              </w:rPr>
-              <w:t>요르단 요단강 동쪽; 예수님의 세례 장소로 기념되는 유적</w:t>
-            </w:r>
-          </w:p>
-        </w:tc>
-        <w:tc>
-          <w:tcPr>
-            <w:tcW w:type="dxa" w:w="2880"/>
-          </w:tcPr>
-          <w:p>
-            <w:r>
-              <w:rPr>
-                <w:b w:val="0"/>
-              </w:rPr>
-              <w:t>마태복음 3:13-17 (요단강 세례); 여호수아 3장은 도하 사건으로 세례와 구분</w:t>
-            </w:r>
-          </w:p>
-        </w:tc>
-      </w:tr>
-      <w:tr>
-        <w:tc>
-          <w:tcPr>
-            <w:tcW w:type="dxa" w:w="2880"/>
-          </w:tcPr>
-          <w:p>
-            <w:r>
-              <w:rPr>
-                <w:b w:val="0"/>
-              </w:rPr>
-              <w:t>느보산</w:t>
-            </w:r>
-          </w:p>
-        </w:tc>
-        <w:tc>
-          <w:tcPr>
-            <w:tcW w:type="dxa" w:w="2880"/>
-          </w:tcPr>
-          <w:p>
-            <w:r>
-              <w:rPr>
-                <w:b w:val="0"/>
-              </w:rPr>
-              <w:t>요르단 마다바 인근; 모세가 약속의 땅을 바라본 산으로 전해짐</w:t>
-            </w:r>
-          </w:p>
-        </w:tc>
-        <w:tc>
-          <w:tcPr>
-            <w:tcW w:type="dxa" w:w="2880"/>
-          </w:tcPr>
-          <w:p>
-            <w:r>
-              <w:rPr>
-                <w:b w:val="0"/>
-              </w:rPr>
-              <w:t>신명기 34:1-8 (모세의 무덤 위치는 알려지지 않았다고 기록)</w:t>
-            </w:r>
-          </w:p>
-        </w:tc>
-      </w:tr>
-      <w:tr>
-        <w:tc>
-          <w:tcPr>
-            <w:tcW w:type="dxa" w:w="2880"/>
-          </w:tcPr>
-          <w:p>
-            <w:r>
-              <w:rPr>
-                <w:b w:val="0"/>
-              </w:rPr>
-              <w:t>마다바 성 게오르기우스 교회</w:t>
-            </w:r>
-          </w:p>
-        </w:tc>
-        <w:tc>
-          <w:tcPr>
-            <w:tcW w:type="dxa" w:w="2880"/>
-          </w:tcPr>
-          <w:p>
-            <w:r>
-              <w:rPr>
-                <w:b w:val="0"/>
-              </w:rPr>
-              <w:t>요르단 마다바; 비잔틴 시대 성지 모자이크 지도가 남아 있음</w:t>
-            </w:r>
-          </w:p>
-        </w:tc>
-        <w:tc>
-          <w:tcPr>
-            <w:tcW w:type="dxa" w:w="2880"/>
-          </w:tcPr>
-          <w:p>
-            <w:r>
-              <w:rPr>
-                <w:b w:val="0"/>
-              </w:rPr>
-              <w:t>성경 사건의 현장이라기보다 성지 지리 학습 장소</w:t>
-            </w:r>
-          </w:p>
-        </w:tc>
-      </w:tr>
-      <w:tr>
-        <w:tc>
-          <w:tcPr>
-            <w:tcW w:type="dxa" w:w="2880"/>
-          </w:tcPr>
-          <w:p>
-            <w:r>
-              <w:rPr>
-                <w:b w:val="0"/>
-              </w:rPr>
-              <w:t>페트라</w:t>
-            </w:r>
-          </w:p>
-        </w:tc>
-        <w:tc>
-          <w:tcPr>
-            <w:tcW w:type="dxa" w:w="2880"/>
-          </w:tcPr>
-          <w:p>
-            <w:r>
-              <w:rPr>
-                <w:b w:val="0"/>
-              </w:rPr>
-              <w:t>요르단 남부의 나바테아 고대 도시 유적</w:t>
-            </w:r>
-          </w:p>
-        </w:tc>
-        <w:tc>
-          <w:tcPr>
-            <w:tcW w:type="dxa" w:w="2880"/>
-          </w:tcPr>
-          <w:p>
-            <w:r>
-              <w:rPr>
-                <w:b w:val="0"/>
-              </w:rPr>
-              <w:t>특정 성경 사건과의 직접 연결은 하지 않음</w:t>
-            </w:r>
-          </w:p>
-        </w:tc>
-      </w:tr>
-      <w:tr>
-        <w:tc>
-          <w:tcPr>
-            <w:tcW w:type="dxa" w:w="2880"/>
-          </w:tcPr>
-          <w:p>
-            <w:r>
-              <w:rPr>
-                <w:b w:val="0"/>
-              </w:rPr>
-              <w:t>와디럼 보호구역</w:t>
-            </w:r>
-          </w:p>
-        </w:tc>
-        <w:tc>
-          <w:tcPr>
-            <w:tcW w:type="dxa" w:w="2880"/>
-          </w:tcPr>
-          <w:p>
-            <w:r>
-              <w:rPr>
-                <w:b w:val="0"/>
-              </w:rPr>
-              <w:t>요르단 남부의 사막 경관과 암각화 유산</w:t>
-            </w:r>
-          </w:p>
-        </w:tc>
-        <w:tc>
-          <w:tcPr>
-            <w:tcW w:type="dxa" w:w="2880"/>
-          </w:tcPr>
-          <w:p>
-            <w:r>
-              <w:rPr>
-                <w:b w:val="0"/>
-              </w:rPr>
-              <w:t>출애굽 경로의 확정 장소로 연결하지 않음</w:t>
-            </w:r>
-          </w:p>
-        </w:tc>
-      </w:tr>
-      <w:tr>
-        <w:tc>
-          <w:tcPr>
-            <w:tcW w:type="dxa" w:w="2880"/>
-          </w:tcPr>
-          <w:p>
-            <w:r>
-              <w:rPr>
-                <w:b w:val="0"/>
-              </w:rPr>
-              <w:t>예루살렘 성전산·서쪽 벽</w:t>
-            </w:r>
-          </w:p>
-        </w:tc>
-        <w:tc>
-          <w:tcPr>
-            <w:tcW w:type="dxa" w:w="2880"/>
-          </w:tcPr>
-          <w:p>
-            <w:r>
-              <w:rPr>
-                <w:b w:val="0"/>
-              </w:rPr>
-              <w:t>예루살렘 구시가지; 고대 성전 터와 성전 구역을 받치던 벽의 유구. 성전 건물 자체가 현존하는 것은 아님</w:t>
-            </w:r>
-          </w:p>
-        </w:tc>
-        <w:tc>
-          <w:tcPr>
-            <w:tcW w:type="dxa" w:w="2880"/>
-          </w:tcPr>
-          <w:p>
-            <w:r>
-              <w:rPr>
-                <w:b w:val="0"/>
-              </w:rPr>
-              <w:t>누가복음 2:41-52, 마태복음 21:12-17 (당시 성전에서의 사건)</w:t>
-            </w:r>
-          </w:p>
-        </w:tc>
-      </w:tr>
-      <w:tr>
-        <w:tc>
-          <w:tcPr>
-            <w:tcW w:type="dxa" w:w="2880"/>
-          </w:tcPr>
-          <w:p>
-            <w:r>
-              <w:rPr>
-                <w:b w:val="0"/>
-              </w:rPr>
-              <w:t>감람산·겟세마네</w:t>
-            </w:r>
-          </w:p>
-        </w:tc>
-        <w:tc>
-          <w:tcPr>
-            <w:tcW w:type="dxa" w:w="2880"/>
-          </w:tcPr>
-          <w:p>
-            <w:r>
-              <w:rPr>
-                <w:b w:val="0"/>
-              </w:rPr>
-              <w:t>예루살렘 동쪽 감람산 일대; 예수님의 수난 전 기도와 관련된 전승지</w:t>
-            </w:r>
-          </w:p>
-        </w:tc>
-        <w:tc>
-          <w:tcPr>
-            <w:tcW w:type="dxa" w:w="2880"/>
-          </w:tcPr>
-          <w:p>
-            <w:r>
-              <w:rPr>
-                <w:b w:val="0"/>
-              </w:rPr>
-              <w:t>누가복음 22:39-46; 마태복음 26:36-46은 겟세마네를 명시</w:t>
-            </w:r>
-          </w:p>
-        </w:tc>
-      </w:tr>
-      <w:tr>
-        <w:tc>
-          <w:tcPr>
-            <w:tcW w:type="dxa" w:w="2880"/>
-          </w:tcPr>
-          <w:p>
-            <w:r>
-              <w:rPr>
-                <w:b w:val="0"/>
-              </w:rPr>
-              <w:t>비아 돌로로사</w:t>
-            </w:r>
-          </w:p>
-        </w:tc>
-        <w:tc>
-          <w:tcPr>
-            <w:tcW w:type="dxa" w:w="2880"/>
-          </w:tcPr>
-          <w:p>
-            <w:r>
-              <w:rPr>
-                <w:b w:val="0"/>
-              </w:rPr>
-              <w:t>예루살렘 구시가지의 전통적인 십자가의 길; 현재 경로 전체가 성경에 기록된 것은 아님</w:t>
-            </w:r>
-          </w:p>
-        </w:tc>
-        <w:tc>
-          <w:tcPr>
-            <w:tcW w:type="dxa" w:w="2880"/>
-          </w:tcPr>
-          <w:p>
-            <w:r>
-              <w:rPr>
-                <w:b w:val="0"/>
-              </w:rPr>
-              <w:t>요한복음 19:17 (십자가를 지고 골고다로 나아가심)</w:t>
-            </w:r>
-          </w:p>
-        </w:tc>
-      </w:tr>
-      <w:tr>
-        <w:tc>
-          <w:tcPr>
-            <w:tcW w:type="dxa" w:w="2880"/>
-          </w:tcPr>
-          <w:p>
-            <w:r>
-              <w:rPr>
-                <w:b w:val="0"/>
-              </w:rPr>
-              <w:t>성묘교회 안 골고다·무덤 전승지</w:t>
-            </w:r>
-          </w:p>
-        </w:tc>
-        <w:tc>
-          <w:tcPr>
-            <w:tcW w:type="dxa" w:w="2880"/>
-          </w:tcPr>
-          <w:p>
-            <w:r>
-              <w:rPr>
-                <w:b w:val="0"/>
-              </w:rPr>
-              <w:t>예루살렘 구시가지; 십자가 처형과 매장을 기념하는 교회</w:t>
-            </w:r>
-          </w:p>
-        </w:tc>
-        <w:tc>
-          <w:tcPr>
-            <w:tcW w:type="dxa" w:w="2880"/>
-          </w:tcPr>
-          <w:p>
-            <w:r>
-              <w:rPr>
-                <w:b w:val="0"/>
-              </w:rPr>
-              <w:t>누가복음 23:33-46, 요한복음 19:17-42</w:t>
-            </w:r>
-          </w:p>
-        </w:tc>
-      </w:tr>
-    </w:tbl>
-    <w:p/>
     <w:p>
+      <w:pPr>
+        <w:pStyle w:val="ListBullet"/>
+      </w:pPr>
       <w:r>
         <w:rPr>
           <w:b w:val="0"/>
         </w:rPr>
-        <w:t>*확인 자료: [성지관리회 성지 목록](https://www.custodia.org/en/santuari/), [타브가 전승](https://www.custodia.org/en/sanctuaries/tabgha/), [성지 순례 동선·서쪽 벽 설명](https://www.custodia.org/en/pilgrimages-holy-land/), [성묘교회](https://www.custodia.org/en/sanctuaries/basilica-of-the-holy-sepulchre/), [요르단 관광청 성지 코스](https://www.jordanpass.jo/Contents/Biblical_Trail.aspx), [마다바 안내](https://www.mota.gov.jo/EN/Pages/Madaba), UNESCO의 [알마그타스](https://whc.unesco.org/en/list/1446/)·[페트라](https://whc.unesco.org/en/list/326/)·[와디럼](https://whc.unesco.org/en/list/1377/).*</w:t>
+        <w:t>일시 : 202X년 _월 _일 ~ _월 _일 (8박 10일)</w:t>
       </w:r>
     </w:p>
     <w:p>
+      <w:pPr>
+        <w:pStyle w:val="ListBullet"/>
+      </w:pPr>
       <w:r>
         <w:rPr>
           <w:b w:val="0"/>
         </w:rPr>
-        <w:t>*성경 본문 대조 자료: [마태복음 3–5장](https://www.biblegateway.com/passage/?interface=print&amp;search=Matthew3%2CMatthew4%2CMatthew5&amp;version=NKJV), [오병이어](https://www.biblegateway.com/passage/?search=Matthew+14%3A13-21&amp;version=NIV), [느보산](https://www.biblegateway.com/passage/?search=Deuteronomy+34%3A1-8&amp;version=NKJV), [성전 방문](https://www.biblegateway.com/passage/?search=Luke+2%3A41-52&amp;version=NIV), [수난 전 기도·십자가](https://www.esv.org/Luke%2B22%3A39%E2%80%9346%3BLuke%2B22%3A54%E2%80%9364%3BLuke%2B23%3A18%E2%80%9325%3BLuke%2B23%3A33%E2%80%9346%3BLuke%2B23%3A50%E2%80%9353/), [골고다와 매장](https://www.biblegateway.com/passage/?search=John+19&amp;version=NIV).*</w:t>
+        <w:t>담당 : ________</w:t>
+      </w:r>
+    </w:p>
+    <w:p>
+      <w:pPr>
+        <w:pStyle w:val="ListBullet"/>
+      </w:pPr>
+      <w:r>
+        <w:rPr>
+          <w:b w:val="0"/>
+        </w:rPr>
+        <w:t>대상 : (교회명) 성도 및 청년 (예상 인원 _명: 성도 _명, 인솔자 _명)</w:t>
       </w:r>
     </w:p>
     <w:p>
@@ -1362,88 +110,7 @@
         <w:rPr>
           <w:b w:val="0"/>
         </w:rPr>
-        <w:t>4. 행정 및 준비 사항</w:t>
-      </w:r>
-    </w:p>
-    <w:p>
-      <w:r>
-        <w:rPr>
-          <w:b w:val="0"/>
-        </w:rPr>
-        <w:t>*비자 및 입국 규정은 외교부 및 해당 국가 대사관을 통해 반드시 최신 정보를 확인해야 합니다.*</w:t>
-      </w:r>
-    </w:p>
-    <w:p>
-      <w:pPr>
-        <w:pStyle w:val="Heading3"/>
-      </w:pPr>
-      <w:r>
-        <w:rPr>
-          <w:b w:val="0"/>
-        </w:rPr>
-        <w:t>1) 여권 및 비자</w:t>
-      </w:r>
-    </w:p>
-    <w:p>
-      <w:pPr>
-        <w:pStyle w:val="ListBullet"/>
-      </w:pPr>
-      <w:r>
-        <w:rPr>
-          <w:b/>
-        </w:rPr>
-        <w:t>여권:</w:t>
-      </w:r>
-      <w:r>
-        <w:rPr>
-          <w:b w:val="0"/>
-        </w:rPr>
-        <w:t xml:space="preserve"> 방문국·경유국별 여권 잔여 유효기간 요건 (방문 전 확인)</w:t>
-      </w:r>
-    </w:p>
-    <w:p>
-      <w:pPr>
-        <w:pStyle w:val="ListBullet"/>
-      </w:pPr>
-      <w:r>
-        <w:rPr>
-          <w:b/>
-        </w:rPr>
-        <w:t>비자:</w:t>
-      </w:r>
-      <w:r>
-        <w:rPr>
-          <w:b w:val="0"/>
-        </w:rPr>
-        <w:t xml:space="preserve"> (방문 국가명) 입국 시 비자·전자여행허가 필요 여부와 신청 조건 (방문 전 확인)</w:t>
-      </w:r>
-    </w:p>
-    <w:p>
-      <w:pPr>
-        <w:pStyle w:val="ListBullet"/>
-      </w:pPr>
-      <w:r>
-        <w:rPr>
-          <w:b/>
-        </w:rPr>
-        <w:t>e-비자:</w:t>
-      </w:r>
-      <w:r>
-        <w:rPr>
-          <w:b w:val="0"/>
-        </w:rPr>
-        <w:t xml:space="preserve"> 전자비자 적용 여부·신청 방법·수수료 (방문 전 확인)</w:t>
-      </w:r>
-    </w:p>
-    <w:p>
-      <w:pPr>
-        <w:pStyle w:val="Heading3"/>
-      </w:pPr>
-      <w:r>
-        <w:rPr>
-          <w:b w:val="0"/>
-        </w:rPr>
-        <w:t>2) 여행자 보험</w:t>
+        <w:t>행정 및 안전</w:t>
       </w:r>
     </w:p>
     <w:p>
@@ -1454,7 +121,7 @@
         <w:rPr>
           <w:b w:val="0"/>
         </w:rPr>
-        <w:t>해외여행자 보험 필수 가입 (질병, 사고, 배상책임 포함 확인)</w:t>
+        <w:t>여권 : 유효기간 입국일 기준 6개월 이상 필수.</w:t>
       </w:r>
     </w:p>
     <w:p>
@@ -1465,18 +132,7 @@
         <w:rPr>
           <w:b w:val="0"/>
         </w:rPr>
-        <w:t>보험 증서 사본 2부 지참 (1부 모바일 저장, 1부 종이 출력)</w:t>
-      </w:r>
-    </w:p>
-    <w:p>
-      <w:pPr>
-        <w:pStyle w:val="Heading3"/>
-      </w:pPr>
-      <w:r>
-        <w:rPr>
-          <w:b w:val="0"/>
-        </w:rPr>
-        <w:t>3) 안전 및 보건</w:t>
+        <w:t>비자 : (국가명) 입국 규정 확인 (확인 필요).</w:t>
       </w:r>
     </w:p>
     <w:p>
@@ -1487,7 +143,7 @@
         <w:rPr>
           <w:b w:val="0"/>
         </w:rPr>
-        <w:t>상비약: 개인 상비약, 지사제, 소화제, 밴드, 해열제 등</w:t>
+        <w:t>보험 : 여행자 보험(해외 의료 실비 포함) 단체 가입.</w:t>
       </w:r>
     </w:p>
     <w:p>
@@ -1498,7 +154,7 @@
         <w:rPr>
           <w:b w:val="0"/>
         </w:rPr>
-        <w:t>현지 상황: 외교부 영사콜센터 또는 현지 가이드에게 여행경보·입국 제한 및 안전 수칙 확인 (방문 전 확인)</w:t>
+        <w:t>안전 수칙 : 외교부 여행경보단계 확인, 인솔자 연락망 공유, 비상시 대사관 연락처 숙지.</w:t>
       </w:r>
     </w:p>
     <w:p>
@@ -1509,7 +165,40 @@
         <w:rPr>
           <w:b w:val="0"/>
         </w:rPr>
-        <w:t>5. 경비 항목 (1인 기준 예상)</w:t>
+        <w:t>사전 공부 모임 계획</w:t>
+      </w:r>
+    </w:p>
+    <w:p>
+      <w:pPr>
+        <w:pStyle w:val="ListBullet"/>
+      </w:pPr>
+      <w:r>
+        <w:rPr>
+          <w:b w:val="0"/>
+        </w:rPr>
+        <w:t>일시 : 총 _회 진행 (매주 _요일 오후 _시)</w:t>
+      </w:r>
+    </w:p>
+    <w:p>
+      <w:pPr>
+        <w:pStyle w:val="ListBullet"/>
+      </w:pPr>
+      <w:r>
+        <w:rPr>
+          <w:b w:val="0"/>
+        </w:rPr>
+        <w:t>장소 : (교회명) 세미나실</w:t>
+      </w:r>
+    </w:p>
+    <w:p>
+      <w:pPr>
+        <w:pStyle w:val="ListBullet"/>
+      </w:pPr>
+      <w:r>
+        <w:rPr>
+          <w:b w:val="0"/>
+        </w:rPr>
+        <w:t>내용 :</w:t>
       </w:r>
     </w:p>
     <w:p>
@@ -1517,7 +206,34 @@
         <w:rPr>
           <w:b w:val="0"/>
         </w:rPr>
-        <w:t>*예산 책정 시 현지 물가 변동을 고려하여 예비비를 포함하십시오.*</w:t>
+        <w:t>1) 성지 지리 및 역사 배경 학습</w:t>
+      </w:r>
+    </w:p>
+    <w:p>
+      <w:r>
+        <w:rPr>
+          <w:b w:val="0"/>
+        </w:rPr>
+        <w:t>2) 방문지 관련 성경 읽기</w:t>
+      </w:r>
+    </w:p>
+    <w:p>
+      <w:r>
+        <w:rPr>
+          <w:b w:val="0"/>
+        </w:rPr>
+        <w:t>3) 팀워크 및 안전 교육</w:t>
+      </w:r>
+    </w:p>
+    <w:p>
+      <w:pPr>
+        <w:pStyle w:val="Heading2"/>
+      </w:pPr>
+      <w:r>
+        <w:rPr>
+          <w:b w:val="0"/>
+        </w:rPr>
+        <w:t>일정 및 성경 (일정 예시)</w:t>
       </w:r>
     </w:p>
     <w:tbl>
@@ -1542,7 +258,7 @@
               <w:rPr>
                 <w:b/>
               </w:rPr>
-              <w:t>구분</w:t>
+              <w:t>일차</w:t>
             </w:r>
           </w:p>
         </w:tc>
@@ -1555,7 +271,7 @@
               <w:rPr>
                 <w:b/>
               </w:rPr>
-              <w:t>세부 항목</w:t>
+              <w:t>주요 방문지</w:t>
             </w:r>
           </w:p>
         </w:tc>
@@ -1568,7 +284,7 @@
               <w:rPr>
                 <w:b/>
               </w:rPr>
-              <w:t>예상 비용 (단위: 원)</w:t>
+              <w:t>관련 성경</w:t>
             </w:r>
           </w:p>
         </w:tc>
@@ -1594,9 +310,9 @@
           <w:p>
             <w:r>
               <w:rPr>
-                <w:b/>
+                <w:b w:val="0"/>
               </w:rPr>
-              <w:t>공통</w:t>
+              <w:t>1일</w:t>
             </w:r>
           </w:p>
         </w:tc>
@@ -1609,7 +325,7 @@
               <w:rPr>
                 <w:b w:val="0"/>
               </w:rPr>
-              <w:t>항공권</w:t>
+              <w:t>출국 및 현지 도착</w:t>
             </w:r>
           </w:p>
         </w:tc>
@@ -1622,34 +338,7 @@
               <w:rPr>
                 <w:b w:val="0"/>
               </w:rPr>
-              <w:t>________</w:t>
-            </w:r>
-          </w:p>
-        </w:tc>
-        <w:tc>
-          <w:tcPr>
-            <w:tcW w:type="dxa" w:w="2160"/>
-          </w:tcPr>
-          <w:p/>
-        </w:tc>
-      </w:tr>
-      <w:tr>
-        <w:tc>
-          <w:tcPr>
-            <w:tcW w:type="dxa" w:w="2160"/>
-          </w:tcPr>
-          <w:p/>
-        </w:tc>
-        <w:tc>
-          <w:tcPr>
-            <w:tcW w:type="dxa" w:w="2160"/>
-          </w:tcPr>
-          <w:p>
-            <w:r>
-              <w:rPr>
-                <w:b w:val="0"/>
-              </w:rPr>
-              <w:t>숙박비 (2인 1실 기준)</w:t>
+              <w:t>-</w:t>
             </w:r>
           </w:p>
         </w:tc>
@@ -1662,24 +351,12 @@
               <w:rPr>
                 <w:b w:val="0"/>
               </w:rPr>
-              <w:t>________</w:t>
+              <w:t>이동</w:t>
             </w:r>
           </w:p>
         </w:tc>
-        <w:tc>
-          <w:tcPr>
-            <w:tcW w:type="dxa" w:w="2160"/>
-          </w:tcPr>
-          <w:p/>
-        </w:tc>
       </w:tr>
       <w:tr>
-        <w:tc>
-          <w:tcPr>
-            <w:tcW w:type="dxa" w:w="2160"/>
-          </w:tcPr>
-          <w:p/>
-        </w:tc>
         <w:tc>
           <w:tcPr>
             <w:tcW w:type="dxa" w:w="2160"/>
@@ -1689,7 +366,7 @@
               <w:rPr>
                 <w:b w:val="0"/>
               </w:rPr>
-              <w:t>식비 (조·중·석식)</w:t>
+              <w:t>2일</w:t>
             </w:r>
           </w:p>
         </w:tc>
@@ -1702,34 +379,7 @@
               <w:rPr>
                 <w:b w:val="0"/>
               </w:rPr>
-              <w:t>________</w:t>
-            </w:r>
-          </w:p>
-        </w:tc>
-        <w:tc>
-          <w:tcPr>
-            <w:tcW w:type="dxa" w:w="2160"/>
-          </w:tcPr>
-          <w:p/>
-        </w:tc>
-      </w:tr>
-      <w:tr>
-        <w:tc>
-          <w:tcPr>
-            <w:tcW w:type="dxa" w:w="2160"/>
-          </w:tcPr>
-          <w:p/>
-        </w:tc>
-        <w:tc>
-          <w:tcPr>
-            <w:tcW w:type="dxa" w:w="2160"/>
-          </w:tcPr>
-          <w:p>
-            <w:r>
-              <w:rPr>
-                <w:b w:val="0"/>
-              </w:rPr>
-              <w:t>차량 및 가이드 비용</w:t>
+              <w:t>베들레헴/예루살렘</w:t>
             </w:r>
           </w:p>
         </w:tc>
@@ -1742,23 +392,9 @@
               <w:rPr>
                 <w:b w:val="0"/>
               </w:rPr>
-              <w:t>________</w:t>
+              <w:t>마태복음 2장, 누가복음 2장</w:t>
             </w:r>
           </w:p>
-        </w:tc>
-        <w:tc>
-          <w:tcPr>
-            <w:tcW w:type="dxa" w:w="2160"/>
-          </w:tcPr>
-          <w:p/>
-        </w:tc>
-      </w:tr>
-      <w:tr>
-        <w:tc>
-          <w:tcPr>
-            <w:tcW w:type="dxa" w:w="2160"/>
-          </w:tcPr>
-          <w:p/>
         </w:tc>
         <w:tc>
           <w:tcPr>
@@ -1769,7 +405,1054 @@
               <w:rPr>
                 <w:b w:val="0"/>
               </w:rPr>
-              <w:t>입장료 및 팁</w:t>
+              <w:t>-</w:t>
+            </w:r>
+          </w:p>
+        </w:tc>
+      </w:tr>
+      <w:tr>
+        <w:tc>
+          <w:tcPr>
+            <w:tcW w:type="dxa" w:w="2160"/>
+          </w:tcPr>
+          <w:p>
+            <w:r>
+              <w:rPr>
+                <w:b w:val="0"/>
+              </w:rPr>
+              <w:t>3일</w:t>
+            </w:r>
+          </w:p>
+        </w:tc>
+        <w:tc>
+          <w:tcPr>
+            <w:tcW w:type="dxa" w:w="2160"/>
+          </w:tcPr>
+          <w:p>
+            <w:r>
+              <w:rPr>
+                <w:b w:val="0"/>
+              </w:rPr>
+              <w:t>갈릴리 호수/가버나움</w:t>
+            </w:r>
+          </w:p>
+        </w:tc>
+        <w:tc>
+          <w:tcPr>
+            <w:tcW w:type="dxa" w:w="2160"/>
+          </w:tcPr>
+          <w:p>
+            <w:r>
+              <w:rPr>
+                <w:b w:val="0"/>
+              </w:rPr>
+              <w:t>마태복음 4장, 요한복음 21장</w:t>
+            </w:r>
+          </w:p>
+        </w:tc>
+        <w:tc>
+          <w:tcPr>
+            <w:tcW w:type="dxa" w:w="2160"/>
+          </w:tcPr>
+          <w:p>
+            <w:r>
+              <w:rPr>
+                <w:b w:val="0"/>
+              </w:rPr>
+              <w:t>-</w:t>
+            </w:r>
+          </w:p>
+        </w:tc>
+      </w:tr>
+      <w:tr>
+        <w:tc>
+          <w:tcPr>
+            <w:tcW w:type="dxa" w:w="2160"/>
+          </w:tcPr>
+          <w:p>
+            <w:r>
+              <w:rPr>
+                <w:b w:val="0"/>
+              </w:rPr>
+              <w:t>4일</w:t>
+            </w:r>
+          </w:p>
+        </w:tc>
+        <w:tc>
+          <w:tcPr>
+            <w:tcW w:type="dxa" w:w="2160"/>
+          </w:tcPr>
+          <w:p>
+            <w:r>
+              <w:rPr>
+                <w:b w:val="0"/>
+              </w:rPr>
+              <w:t>나사렛/요단강</w:t>
+            </w:r>
+          </w:p>
+        </w:tc>
+        <w:tc>
+          <w:tcPr>
+            <w:tcW w:type="dxa" w:w="2160"/>
+          </w:tcPr>
+          <w:p>
+            <w:r>
+              <w:rPr>
+                <w:b w:val="0"/>
+              </w:rPr>
+              <w:t>누가복음 4장, 마가복음 1장</w:t>
+            </w:r>
+          </w:p>
+        </w:tc>
+        <w:tc>
+          <w:tcPr>
+            <w:tcW w:type="dxa" w:w="2160"/>
+          </w:tcPr>
+          <w:p>
+            <w:r>
+              <w:rPr>
+                <w:b w:val="0"/>
+              </w:rPr>
+              <w:t>-</w:t>
+            </w:r>
+          </w:p>
+        </w:tc>
+      </w:tr>
+      <w:tr>
+        <w:tc>
+          <w:tcPr>
+            <w:tcW w:type="dxa" w:w="2160"/>
+          </w:tcPr>
+          <w:p>
+            <w:r>
+              <w:rPr>
+                <w:b w:val="0"/>
+              </w:rPr>
+              <w:t>5일</w:t>
+            </w:r>
+          </w:p>
+        </w:tc>
+        <w:tc>
+          <w:tcPr>
+            <w:tcW w:type="dxa" w:w="2160"/>
+          </w:tcPr>
+          <w:p>
+            <w:r>
+              <w:rPr>
+                <w:b w:val="0"/>
+              </w:rPr>
+              <w:t>여리고/사해</w:t>
+            </w:r>
+          </w:p>
+        </w:tc>
+        <w:tc>
+          <w:tcPr>
+            <w:tcW w:type="dxa" w:w="2160"/>
+          </w:tcPr>
+          <w:p>
+            <w:r>
+              <w:rPr>
+                <w:b w:val="0"/>
+              </w:rPr>
+              <w:t>누가복음 19장, 여호수아 6장</w:t>
+            </w:r>
+          </w:p>
+        </w:tc>
+        <w:tc>
+          <w:tcPr>
+            <w:tcW w:type="dxa" w:w="2160"/>
+          </w:tcPr>
+          <w:p>
+            <w:r>
+              <w:rPr>
+                <w:b w:val="0"/>
+              </w:rPr>
+              <w:t>-</w:t>
+            </w:r>
+          </w:p>
+        </w:tc>
+      </w:tr>
+      <w:tr>
+        <w:tc>
+          <w:tcPr>
+            <w:tcW w:type="dxa" w:w="2160"/>
+          </w:tcPr>
+          <w:p>
+            <w:r>
+              <w:rPr>
+                <w:b w:val="0"/>
+              </w:rPr>
+              <w:t>6일</w:t>
+            </w:r>
+          </w:p>
+        </w:tc>
+        <w:tc>
+          <w:tcPr>
+            <w:tcW w:type="dxa" w:w="2160"/>
+          </w:tcPr>
+          <w:p>
+            <w:r>
+              <w:rPr>
+                <w:b w:val="0"/>
+              </w:rPr>
+              <w:t>예루살렘(십자가의 길)</w:t>
+            </w:r>
+          </w:p>
+        </w:tc>
+        <w:tc>
+          <w:tcPr>
+            <w:tcW w:type="dxa" w:w="2160"/>
+          </w:tcPr>
+          <w:p>
+            <w:r>
+              <w:rPr>
+                <w:b w:val="0"/>
+              </w:rPr>
+              <w:t>마태복음 27장, 요한복음 19장</w:t>
+            </w:r>
+          </w:p>
+        </w:tc>
+        <w:tc>
+          <w:tcPr>
+            <w:tcW w:type="dxa" w:w="2160"/>
+          </w:tcPr>
+          <w:p>
+            <w:r>
+              <w:rPr>
+                <w:b w:val="0"/>
+              </w:rPr>
+              <w:t>-</w:t>
+            </w:r>
+          </w:p>
+        </w:tc>
+      </w:tr>
+      <w:tr>
+        <w:tc>
+          <w:tcPr>
+            <w:tcW w:type="dxa" w:w="2160"/>
+          </w:tcPr>
+          <w:p>
+            <w:r>
+              <w:rPr>
+                <w:b w:val="0"/>
+              </w:rPr>
+              <w:t>7일</w:t>
+            </w:r>
+          </w:p>
+        </w:tc>
+        <w:tc>
+          <w:tcPr>
+            <w:tcW w:type="dxa" w:w="2160"/>
+          </w:tcPr>
+          <w:p>
+            <w:r>
+              <w:rPr>
+                <w:b w:val="0"/>
+              </w:rPr>
+              <w:t>감람산/겟세마네</w:t>
+            </w:r>
+          </w:p>
+        </w:tc>
+        <w:tc>
+          <w:tcPr>
+            <w:tcW w:type="dxa" w:w="2160"/>
+          </w:tcPr>
+          <w:p>
+            <w:r>
+              <w:rPr>
+                <w:b w:val="0"/>
+              </w:rPr>
+              <w:t>누가복음 22장, 사도행전 1장</w:t>
+            </w:r>
+          </w:p>
+        </w:tc>
+        <w:tc>
+          <w:tcPr>
+            <w:tcW w:type="dxa" w:w="2160"/>
+          </w:tcPr>
+          <w:p>
+            <w:r>
+              <w:rPr>
+                <w:b w:val="0"/>
+              </w:rPr>
+              <w:t>-</w:t>
+            </w:r>
+          </w:p>
+        </w:tc>
+      </w:tr>
+      <w:tr>
+        <w:tc>
+          <w:tcPr>
+            <w:tcW w:type="dxa" w:w="2160"/>
+          </w:tcPr>
+          <w:p>
+            <w:r>
+              <w:rPr>
+                <w:b w:val="0"/>
+              </w:rPr>
+              <w:t>8일</w:t>
+            </w:r>
+          </w:p>
+        </w:tc>
+        <w:tc>
+          <w:tcPr>
+            <w:tcW w:type="dxa" w:w="2160"/>
+          </w:tcPr>
+          <w:p>
+            <w:r>
+              <w:rPr>
+                <w:b w:val="0"/>
+              </w:rPr>
+              <w:t>현지 정리 및 출국</w:t>
+            </w:r>
+          </w:p>
+        </w:tc>
+        <w:tc>
+          <w:tcPr>
+            <w:tcW w:type="dxa" w:w="2160"/>
+          </w:tcPr>
+          <w:p>
+            <w:r>
+              <w:rPr>
+                <w:b w:val="0"/>
+              </w:rPr>
+              <w:t>-</w:t>
+            </w:r>
+          </w:p>
+        </w:tc>
+        <w:tc>
+          <w:tcPr>
+            <w:tcW w:type="dxa" w:w="2160"/>
+          </w:tcPr>
+          <w:p>
+            <w:r>
+              <w:rPr>
+                <w:b w:val="0"/>
+              </w:rPr>
+              <w:t>귀국</w:t>
+            </w:r>
+          </w:p>
+        </w:tc>
+      </w:tr>
+    </w:tbl>
+    <w:p/>
+    <w:p>
+      <w:pPr>
+        <w:pStyle w:val="Heading2"/>
+      </w:pPr>
+      <w:r>
+        <w:rPr>
+          <w:b w:val="0"/>
+        </w:rPr>
+        <w:t>준비물</w:t>
+      </w:r>
+    </w:p>
+    <w:tbl>
+      <w:tblPr>
+        <w:tblStyle w:val="TableGrid"/>
+        <w:tblW w:type="auto" w:w="0"/>
+        <w:tblLook w:firstColumn="1" w:firstRow="1" w:lastColumn="0" w:lastRow="0" w:noHBand="0" w:noVBand="1" w:val="04A0"/>
+      </w:tblPr>
+      <w:tblGrid>
+        <w:gridCol w:w="2880"/>
+        <w:gridCol w:w="2880"/>
+        <w:gridCol w:w="2880"/>
+      </w:tblGrid>
+      <w:tr>
+        <w:tc>
+          <w:tcPr>
+            <w:tcW w:type="dxa" w:w="2880"/>
+          </w:tcPr>
+          <w:p>
+            <w:r>
+              <w:rPr>
+                <w:b/>
+              </w:rPr>
+              <w:t>구분</w:t>
+            </w:r>
+          </w:p>
+        </w:tc>
+        <w:tc>
+          <w:tcPr>
+            <w:tcW w:type="dxa" w:w="2880"/>
+          </w:tcPr>
+          <w:p>
+            <w:r>
+              <w:rPr>
+                <w:b/>
+              </w:rPr>
+              <w:t>준비물</w:t>
+            </w:r>
+          </w:p>
+        </w:tc>
+        <w:tc>
+          <w:tcPr>
+            <w:tcW w:type="dxa" w:w="2880"/>
+          </w:tcPr>
+          <w:p>
+            <w:r>
+              <w:rPr>
+                <w:b/>
+              </w:rPr>
+              <w:t>비고</w:t>
+            </w:r>
+          </w:p>
+        </w:tc>
+      </w:tr>
+      <w:tr>
+        <w:tc>
+          <w:tcPr>
+            <w:tcW w:type="dxa" w:w="2880"/>
+          </w:tcPr>
+          <w:p>
+            <w:r>
+              <w:rPr>
+                <w:b w:val="0"/>
+              </w:rPr>
+              <w:t>서류</w:t>
+            </w:r>
+          </w:p>
+        </w:tc>
+        <w:tc>
+          <w:tcPr>
+            <w:tcW w:type="dxa" w:w="2880"/>
+          </w:tcPr>
+          <w:p>
+            <w:r>
+              <w:rPr>
+                <w:b w:val="0"/>
+              </w:rPr>
+              <w:t>여권, 항공권, 여행자보험증서, 달러(현금)</w:t>
+            </w:r>
+          </w:p>
+        </w:tc>
+        <w:tc>
+          <w:tcPr>
+            <w:tcW w:type="dxa" w:w="2880"/>
+          </w:tcPr>
+          <w:p>
+            <w:r>
+              <w:rPr>
+                <w:b w:val="0"/>
+              </w:rPr>
+              <w:t>복사본 1부 별도</w:t>
+            </w:r>
+          </w:p>
+        </w:tc>
+      </w:tr>
+      <w:tr>
+        <w:tc>
+          <w:tcPr>
+            <w:tcW w:type="dxa" w:w="2880"/>
+          </w:tcPr>
+          <w:p>
+            <w:r>
+              <w:rPr>
+                <w:b w:val="0"/>
+              </w:rPr>
+              <w:t>개인용품</w:t>
+            </w:r>
+          </w:p>
+        </w:tc>
+        <w:tc>
+          <w:tcPr>
+            <w:tcW w:type="dxa" w:w="2880"/>
+          </w:tcPr>
+          <w:p>
+            <w:r>
+              <w:rPr>
+                <w:b w:val="0"/>
+              </w:rPr>
+              <w:t>성경책, 세면도구, 상비약(지사제/감기약), 멀티어댑터</w:t>
+            </w:r>
+          </w:p>
+        </w:tc>
+        <w:tc>
+          <w:tcPr>
+            <w:tcW w:type="dxa" w:w="2880"/>
+          </w:tcPr>
+          <w:p>
+            <w:r>
+              <w:rPr>
+                <w:b w:val="0"/>
+              </w:rPr>
+              <w:t>-</w:t>
+            </w:r>
+          </w:p>
+        </w:tc>
+      </w:tr>
+      <w:tr>
+        <w:tc>
+          <w:tcPr>
+            <w:tcW w:type="dxa" w:w="2880"/>
+          </w:tcPr>
+          <w:p>
+            <w:r>
+              <w:rPr>
+                <w:b w:val="0"/>
+              </w:rPr>
+              <w:t>의류</w:t>
+            </w:r>
+          </w:p>
+        </w:tc>
+        <w:tc>
+          <w:tcPr>
+            <w:tcW w:type="dxa" w:w="2880"/>
+          </w:tcPr>
+          <w:p>
+            <w:r>
+              <w:rPr>
+                <w:b w:val="0"/>
+              </w:rPr>
+              <w:t>단정한 복장(성지 방문용), 편한 신발, 모자/선글라스</w:t>
+            </w:r>
+          </w:p>
+        </w:tc>
+        <w:tc>
+          <w:tcPr>
+            <w:tcW w:type="dxa" w:w="2880"/>
+          </w:tcPr>
+          <w:p>
+            <w:r>
+              <w:rPr>
+                <w:b w:val="0"/>
+              </w:rPr>
+              <w:t>-</w:t>
+            </w:r>
+          </w:p>
+        </w:tc>
+      </w:tr>
+    </w:tbl>
+    <w:p/>
+    <w:p>
+      <w:pPr>
+        <w:pStyle w:val="Heading2"/>
+      </w:pPr>
+      <w:r>
+        <w:rPr>
+          <w:b w:val="0"/>
+        </w:rPr>
+        <w:t>예산표</w:t>
+      </w:r>
+    </w:p>
+    <w:tbl>
+      <w:tblPr>
+        <w:tblStyle w:val="TableGrid"/>
+        <w:tblW w:type="auto" w:w="0"/>
+        <w:tblLook w:firstColumn="1" w:firstRow="1" w:lastColumn="0" w:lastRow="0" w:noHBand="0" w:noVBand="1" w:val="04A0"/>
+      </w:tblPr>
+      <w:tblGrid>
+        <w:gridCol w:w="1728"/>
+        <w:gridCol w:w="1728"/>
+        <w:gridCol w:w="1728"/>
+        <w:gridCol w:w="1728"/>
+        <w:gridCol w:w="1728"/>
+      </w:tblGrid>
+      <w:tr>
+        <w:tc>
+          <w:tcPr>
+            <w:tcW w:type="dxa" w:w="1728"/>
+          </w:tcPr>
+          <w:p>
+            <w:r>
+              <w:rPr>
+                <w:b/>
+              </w:rPr>
+              <w:t>항목</w:t>
+            </w:r>
+          </w:p>
+        </w:tc>
+        <w:tc>
+          <w:tcPr>
+            <w:tcW w:type="dxa" w:w="1728"/>
+          </w:tcPr>
+          <w:p>
+            <w:r>
+              <w:rPr>
+                <w:b/>
+              </w:rPr>
+              <w:t>단가</w:t>
+            </w:r>
+          </w:p>
+        </w:tc>
+        <w:tc>
+          <w:tcPr>
+            <w:tcW w:type="dxa" w:w="1728"/>
+          </w:tcPr>
+          <w:p>
+            <w:r>
+              <w:rPr>
+                <w:b/>
+              </w:rPr>
+              <w:t>수량</w:t>
+            </w:r>
+          </w:p>
+        </w:tc>
+        <w:tc>
+          <w:tcPr>
+            <w:tcW w:type="dxa" w:w="1728"/>
+          </w:tcPr>
+          <w:p>
+            <w:r>
+              <w:rPr>
+                <w:b/>
+              </w:rPr>
+              <w:t>금액</w:t>
+            </w:r>
+          </w:p>
+        </w:tc>
+        <w:tc>
+          <w:tcPr>
+            <w:tcW w:type="dxa" w:w="1728"/>
+          </w:tcPr>
+          <w:p>
+            <w:r>
+              <w:rPr>
+                <w:b/>
+              </w:rPr>
+              <w:t>비고</w:t>
+            </w:r>
+          </w:p>
+        </w:tc>
+      </w:tr>
+      <w:tr>
+        <w:tc>
+          <w:tcPr>
+            <w:tcW w:type="dxa" w:w="1728"/>
+          </w:tcPr>
+          <w:p>
+            <w:r>
+              <w:rPr>
+                <w:b w:val="0"/>
+              </w:rPr>
+              <w:t>항공권</w:t>
+            </w:r>
+          </w:p>
+        </w:tc>
+        <w:tc>
+          <w:tcPr>
+            <w:tcW w:type="dxa" w:w="1728"/>
+          </w:tcPr>
+          <w:p>
+            <w:r>
+              <w:rPr>
+                <w:b w:val="0"/>
+              </w:rPr>
+              <w:t>________</w:t>
+            </w:r>
+          </w:p>
+        </w:tc>
+        <w:tc>
+          <w:tcPr>
+            <w:tcW w:type="dxa" w:w="1728"/>
+          </w:tcPr>
+          <w:p>
+            <w:r>
+              <w:rPr>
+                <w:b w:val="0"/>
+              </w:rPr>
+              <w:t>_명</w:t>
+            </w:r>
+          </w:p>
+        </w:tc>
+        <w:tc>
+          <w:tcPr>
+            <w:tcW w:type="dxa" w:w="1728"/>
+          </w:tcPr>
+          <w:p>
+            <w:r>
+              <w:rPr>
+                <w:b w:val="0"/>
+              </w:rPr>
+              <w:t>________</w:t>
+            </w:r>
+          </w:p>
+        </w:tc>
+        <w:tc>
+          <w:tcPr>
+            <w:tcW w:type="dxa" w:w="1728"/>
+          </w:tcPr>
+          <w:p>
+            <w:r>
+              <w:rPr>
+                <w:b w:val="0"/>
+              </w:rPr>
+              <w:t>-</w:t>
+            </w:r>
+          </w:p>
+        </w:tc>
+      </w:tr>
+      <w:tr>
+        <w:tc>
+          <w:tcPr>
+            <w:tcW w:type="dxa" w:w="1728"/>
+          </w:tcPr>
+          <w:p>
+            <w:r>
+              <w:rPr>
+                <w:b w:val="0"/>
+              </w:rPr>
+              <w:t>숙박/식비</w:t>
+            </w:r>
+          </w:p>
+        </w:tc>
+        <w:tc>
+          <w:tcPr>
+            <w:tcW w:type="dxa" w:w="1728"/>
+          </w:tcPr>
+          <w:p>
+            <w:r>
+              <w:rPr>
+                <w:b w:val="0"/>
+              </w:rPr>
+              <w:t>________</w:t>
+            </w:r>
+          </w:p>
+        </w:tc>
+        <w:tc>
+          <w:tcPr>
+            <w:tcW w:type="dxa" w:w="1728"/>
+          </w:tcPr>
+          <w:p>
+            <w:r>
+              <w:rPr>
+                <w:b w:val="0"/>
+              </w:rPr>
+              <w:t>_명</w:t>
+            </w:r>
+          </w:p>
+        </w:tc>
+        <w:tc>
+          <w:tcPr>
+            <w:tcW w:type="dxa" w:w="1728"/>
+          </w:tcPr>
+          <w:p>
+            <w:r>
+              <w:rPr>
+                <w:b w:val="0"/>
+              </w:rPr>
+              <w:t>________</w:t>
+            </w:r>
+          </w:p>
+        </w:tc>
+        <w:tc>
+          <w:tcPr>
+            <w:tcW w:type="dxa" w:w="1728"/>
+          </w:tcPr>
+          <w:p>
+            <w:r>
+              <w:rPr>
+                <w:b w:val="0"/>
+              </w:rPr>
+              <w:t>-</w:t>
+            </w:r>
+          </w:p>
+        </w:tc>
+      </w:tr>
+      <w:tr>
+        <w:tc>
+          <w:tcPr>
+            <w:tcW w:type="dxa" w:w="1728"/>
+          </w:tcPr>
+          <w:p>
+            <w:r>
+              <w:rPr>
+                <w:b w:val="0"/>
+              </w:rPr>
+              <w:t>입장료/팁</w:t>
+            </w:r>
+          </w:p>
+        </w:tc>
+        <w:tc>
+          <w:tcPr>
+            <w:tcW w:type="dxa" w:w="1728"/>
+          </w:tcPr>
+          <w:p>
+            <w:r>
+              <w:rPr>
+                <w:b w:val="0"/>
+              </w:rPr>
+              <w:t>________</w:t>
+            </w:r>
+          </w:p>
+        </w:tc>
+        <w:tc>
+          <w:tcPr>
+            <w:tcW w:type="dxa" w:w="1728"/>
+          </w:tcPr>
+          <w:p>
+            <w:r>
+              <w:rPr>
+                <w:b w:val="0"/>
+              </w:rPr>
+              <w:t>_명</w:t>
+            </w:r>
+          </w:p>
+        </w:tc>
+        <w:tc>
+          <w:tcPr>
+            <w:tcW w:type="dxa" w:w="1728"/>
+          </w:tcPr>
+          <w:p>
+            <w:r>
+              <w:rPr>
+                <w:b w:val="0"/>
+              </w:rPr>
+              <w:t>________</w:t>
+            </w:r>
+          </w:p>
+        </w:tc>
+        <w:tc>
+          <w:tcPr>
+            <w:tcW w:type="dxa" w:w="1728"/>
+          </w:tcPr>
+          <w:p>
+            <w:r>
+              <w:rPr>
+                <w:b w:val="0"/>
+              </w:rPr>
+              <w:t>가이드/기사 포함</w:t>
+            </w:r>
+          </w:p>
+        </w:tc>
+      </w:tr>
+      <w:tr>
+        <w:tc>
+          <w:tcPr>
+            <w:tcW w:type="dxa" w:w="1728"/>
+          </w:tcPr>
+          <w:p>
+            <w:r>
+              <w:rPr>
+                <w:b w:val="0"/>
+              </w:rPr>
+              <w:t>보험</w:t>
+            </w:r>
+          </w:p>
+        </w:tc>
+        <w:tc>
+          <w:tcPr>
+            <w:tcW w:type="dxa" w:w="1728"/>
+          </w:tcPr>
+          <w:p>
+            <w:r>
+              <w:rPr>
+                <w:b w:val="0"/>
+              </w:rPr>
+              <w:t>________</w:t>
+            </w:r>
+          </w:p>
+        </w:tc>
+        <w:tc>
+          <w:tcPr>
+            <w:tcW w:type="dxa" w:w="1728"/>
+          </w:tcPr>
+          <w:p>
+            <w:r>
+              <w:rPr>
+                <w:b w:val="0"/>
+              </w:rPr>
+              <w:t>_명</w:t>
+            </w:r>
+          </w:p>
+        </w:tc>
+        <w:tc>
+          <w:tcPr>
+            <w:tcW w:type="dxa" w:w="1728"/>
+          </w:tcPr>
+          <w:p>
+            <w:r>
+              <w:rPr>
+                <w:b w:val="0"/>
+              </w:rPr>
+              <w:t>________</w:t>
+            </w:r>
+          </w:p>
+        </w:tc>
+        <w:tc>
+          <w:tcPr>
+            <w:tcW w:type="dxa" w:w="1728"/>
+          </w:tcPr>
+          <w:p>
+            <w:r>
+              <w:rPr>
+                <w:b w:val="0"/>
+              </w:rPr>
+              <w:t>-</w:t>
+            </w:r>
+          </w:p>
+        </w:tc>
+      </w:tr>
+      <w:tr>
+        <w:tc>
+          <w:tcPr>
+            <w:tcW w:type="dxa" w:w="1728"/>
+          </w:tcPr>
+          <w:p>
+            <w:r>
+              <w:rPr>
+                <w:b/>
+              </w:rPr>
+              <w:t>합계</w:t>
+            </w:r>
+          </w:p>
+        </w:tc>
+        <w:tc>
+          <w:tcPr>
+            <w:tcW w:type="dxa" w:w="1728"/>
+          </w:tcPr>
+          <w:p>
+            <w:r>
+              <w:rPr>
+                <w:b w:val="0"/>
+              </w:rPr>
+              <w:t>-</w:t>
+            </w:r>
+          </w:p>
+        </w:tc>
+        <w:tc>
+          <w:tcPr>
+            <w:tcW w:type="dxa" w:w="1728"/>
+          </w:tcPr>
+          <w:p>
+            <w:r>
+              <w:rPr>
+                <w:b w:val="0"/>
+              </w:rPr>
+              <w:t>-</w:t>
+            </w:r>
+          </w:p>
+        </w:tc>
+        <w:tc>
+          <w:tcPr>
+            <w:tcW w:type="dxa" w:w="1728"/>
+          </w:tcPr>
+          <w:p>
+            <w:r>
+              <w:rPr>
+                <w:b/>
+              </w:rPr>
+              <w:t>________</w:t>
+            </w:r>
+          </w:p>
+        </w:tc>
+        <w:tc>
+          <w:tcPr>
+            <w:tcW w:type="dxa" w:w="1728"/>
+          </w:tcPr>
+          <w:p>
+            <w:r>
+              <w:rPr>
+                <w:b w:val="0"/>
+              </w:rPr>
+              <w:t>-</w:t>
+            </w:r>
+          </w:p>
+        </w:tc>
+      </w:tr>
+    </w:tbl>
+    <w:p/>
+    <w:p>
+      <w:pPr>
+        <w:pStyle w:val="Heading2"/>
+      </w:pPr>
+      <w:r>
+        <w:rPr>
+          <w:b w:val="0"/>
+        </w:rPr>
+        <w:t>구입 목록</w:t>
+      </w:r>
+    </w:p>
+    <w:tbl>
+      <w:tblPr>
+        <w:tblStyle w:val="TableGrid"/>
+        <w:tblW w:type="auto" w:w="0"/>
+        <w:tblLook w:firstColumn="1" w:firstRow="1" w:lastColumn="0" w:lastRow="0" w:noHBand="0" w:noVBand="1" w:val="04A0"/>
+      </w:tblPr>
+      <w:tblGrid>
+        <w:gridCol w:w="2160"/>
+        <w:gridCol w:w="2160"/>
+        <w:gridCol w:w="2160"/>
+        <w:gridCol w:w="2160"/>
+      </w:tblGrid>
+      <w:tr>
+        <w:tc>
+          <w:tcPr>
+            <w:tcW w:type="dxa" w:w="2160"/>
+          </w:tcPr>
+          <w:p>
+            <w:r>
+              <w:rPr>
+                <w:b/>
+              </w:rPr>
+              <w:t>품목</w:t>
+            </w:r>
+          </w:p>
+        </w:tc>
+        <w:tc>
+          <w:tcPr>
+            <w:tcW w:type="dxa" w:w="2160"/>
+          </w:tcPr>
+          <w:p>
+            <w:r>
+              <w:rPr>
+                <w:b/>
+              </w:rPr>
+              <w:t>수량</w:t>
+            </w:r>
+          </w:p>
+        </w:tc>
+        <w:tc>
+          <w:tcPr>
+            <w:tcW w:type="dxa" w:w="2160"/>
+          </w:tcPr>
+          <w:p>
+            <w:r>
+              <w:rPr>
+                <w:b/>
+              </w:rPr>
+              <w:t>구입처</w:t>
+            </w:r>
+          </w:p>
+        </w:tc>
+        <w:tc>
+          <w:tcPr>
+            <w:tcW w:type="dxa" w:w="2160"/>
+          </w:tcPr>
+          <w:p>
+            <w:r>
+              <w:rPr>
+                <w:b/>
+              </w:rPr>
+              <w:t>담당</w:t>
+            </w:r>
+          </w:p>
+        </w:tc>
+      </w:tr>
+      <w:tr>
+        <w:tc>
+          <w:tcPr>
+            <w:tcW w:type="dxa" w:w="2160"/>
+          </w:tcPr>
+          <w:p>
+            <w:r>
+              <w:rPr>
+                <w:b w:val="0"/>
+              </w:rPr>
+              <w:t>현지 가이드북</w:t>
+            </w:r>
+          </w:p>
+        </w:tc>
+        <w:tc>
+          <w:tcPr>
+            <w:tcW w:type="dxa" w:w="2160"/>
+          </w:tcPr>
+          <w:p>
+            <w:r>
+              <w:rPr>
+                <w:b w:val="0"/>
+              </w:rPr>
+              <w:t>_권</w:t>
             </w:r>
           </w:p>
         </w:tc>
@@ -1795,7 +1478,7 @@
               <w:rPr>
                 <w:b w:val="0"/>
               </w:rPr>
-              <w:t>(방문 전 확인)</w:t>
+              <w:t>________</w:t>
             </w:r>
           </w:p>
         </w:tc>
@@ -1808,9 +1491,9 @@
           <w:p>
             <w:r>
               <w:rPr>
-                <w:b/>
+                <w:b w:val="0"/>
               </w:rPr>
-              <w:t>개인</w:t>
+              <w:t>단체 조끼/모자</w:t>
             </w:r>
           </w:p>
         </w:tc>
@@ -1823,47 +1506,7 @@
               <w:rPr>
                 <w:b w:val="0"/>
               </w:rPr>
-              <w:t>여행자 보험</w:t>
-            </w:r>
-          </w:p>
-        </w:tc>
-        <w:tc>
-          <w:tcPr>
-            <w:tcW w:type="dxa" w:w="2160"/>
-          </w:tcPr>
-          <w:p>
-            <w:r>
-              <w:rPr>
-                <w:b w:val="0"/>
-              </w:rPr>
-              <w:t>________</w:t>
-            </w:r>
-          </w:p>
-        </w:tc>
-        <w:tc>
-          <w:tcPr>
-            <w:tcW w:type="dxa" w:w="2160"/>
-          </w:tcPr>
-          <w:p/>
-        </w:tc>
-      </w:tr>
-      <w:tr>
-        <w:tc>
-          <w:tcPr>
-            <w:tcW w:type="dxa" w:w="2160"/>
-          </w:tcPr>
-          <w:p/>
-        </w:tc>
-        <w:tc>
-          <w:tcPr>
-            <w:tcW w:type="dxa" w:w="2160"/>
-          </w:tcPr>
-          <w:p>
-            <w:r>
-              <w:rPr>
-                <w:b w:val="0"/>
-              </w:rPr>
-              <w:t>비자 발급비</w:t>
+              <w:t>_개</w:t>
             </w:r>
           </w:p>
         </w:tc>
@@ -1889,7 +1532,7 @@
               <w:rPr>
                 <w:b w:val="0"/>
               </w:rPr>
-              <w:t>(방문 전 확인)</w:t>
+              <w:t>________</w:t>
             </w:r>
           </w:p>
         </w:tc>
@@ -1899,7 +1542,14 @@
           <w:tcPr>
             <w:tcW w:type="dxa" w:w="2160"/>
           </w:tcPr>
-          <w:p/>
+          <w:p>
+            <w:r>
+              <w:rPr>
+                <w:b w:val="0"/>
+              </w:rPr>
+              <w:t>비상 구급함</w:t>
+            </w:r>
+          </w:p>
         </w:tc>
         <w:tc>
           <w:tcPr>
@@ -1910,7 +1560,7 @@
               <w:rPr>
                 <w:b w:val="0"/>
               </w:rPr>
-              <w:t>개인 경비 및 예비비</w:t>
+              <w:t>_세트</w:t>
             </w:r>
           </w:p>
         </w:tc>
@@ -1931,345 +1581,18 @@
           <w:tcPr>
             <w:tcW w:type="dxa" w:w="2160"/>
           </w:tcPr>
-          <w:p/>
-        </w:tc>
-      </w:tr>
-      <w:tr>
-        <w:tc>
-          <w:tcPr>
-            <w:tcW w:type="dxa" w:w="2160"/>
-          </w:tcPr>
           <w:p>
             <w:r>
               <w:rPr>
-                <w:b/>
-              </w:rPr>
-              <w:t>합계</w:t>
-            </w:r>
-          </w:p>
-        </w:tc>
-        <w:tc>
-          <w:tcPr>
-            <w:tcW w:type="dxa" w:w="2160"/>
-          </w:tcPr>
-          <w:p/>
-        </w:tc>
-        <w:tc>
-          <w:tcPr>
-            <w:tcW w:type="dxa" w:w="2160"/>
-          </w:tcPr>
-          <w:p>
-            <w:r>
-              <w:rPr>
-                <w:b/>
+                <w:b w:val="0"/>
               </w:rPr>
               <w:t>________</w:t>
             </w:r>
           </w:p>
         </w:tc>
-        <w:tc>
-          <w:tcPr>
-            <w:tcW w:type="dxa" w:w="2160"/>
-          </w:tcPr>
-          <w:p/>
-        </w:tc>
       </w:tr>
     </w:tbl>
     <w:p/>
-    <w:p>
-      <w:pPr>
-        <w:pStyle w:val="Heading2"/>
-      </w:pPr>
-      <w:r>
-        <w:rPr>
-          <w:b w:val="0"/>
-        </w:rPr>
-        <w:t>6. 사전 공부 모임 계획 (총 4회)</w:t>
-      </w:r>
-    </w:p>
-    <w:p>
-      <w:r>
-        <w:rPr>
-          <w:b w:val="0"/>
-        </w:rPr>
-        <w:t>*은혜로운 순례를 위해 출발 전 4주간 모임을 진행합니다.*</w:t>
-      </w:r>
-    </w:p>
-    <w:p>
-      <w:pPr>
-        <w:pStyle w:val="ListBullet"/>
-      </w:pPr>
-      <w:r>
-        <w:rPr>
-          <w:b/>
-        </w:rPr>
-        <w:t>1주차:</w:t>
-      </w:r>
-      <w:r>
-        <w:rPr>
-          <w:b w:val="0"/>
-        </w:rPr>
-        <w:t xml:space="preserve"> 성지순례의 목적 및 마음가짐 (강사: ________)</w:t>
-      </w:r>
-    </w:p>
-    <w:p>
-      <w:pPr>
-        <w:pStyle w:val="ListBullet"/>
-      </w:pPr>
-      <w:r>
-        <w:rPr>
-          <w:b/>
-        </w:rPr>
-        <w:t>2주차:</w:t>
-      </w:r>
-      <w:r>
-        <w:rPr>
-          <w:b w:val="0"/>
-        </w:rPr>
-        <w:t xml:space="preserve"> 방문지 역사적 배경 및 지리 공부 (강사: ________)</w:t>
-      </w:r>
-    </w:p>
-    <w:p>
-      <w:pPr>
-        <w:pStyle w:val="ListBullet"/>
-      </w:pPr>
-      <w:r>
-        <w:rPr>
-          <w:b/>
-        </w:rPr>
-        <w:t>3주차:</w:t>
-      </w:r>
-      <w:r>
-        <w:rPr>
-          <w:b w:val="0"/>
-        </w:rPr>
-        <w:t xml:space="preserve"> 순례지 관련 성경 강해 (강사: ________)</w:t>
-      </w:r>
-    </w:p>
-    <w:p>
-      <w:pPr>
-        <w:pStyle w:val="ListBullet"/>
-      </w:pPr>
-      <w:r>
-        <w:rPr>
-          <w:b/>
-        </w:rPr>
-        <w:t>4주차:</w:t>
-      </w:r>
-      <w:r>
-        <w:rPr>
-          <w:b w:val="0"/>
-        </w:rPr>
-        <w:t xml:space="preserve"> 최종 안전 교육 및 준비물 점검 (강사: ________)</w:t>
-      </w:r>
-    </w:p>
-    <w:p>
-      <w:pPr>
-        <w:pStyle w:val="Heading2"/>
-      </w:pPr>
-      <w:r>
-        <w:rPr>
-          <w:b w:val="0"/>
-        </w:rPr>
-        <w:t>7. 체크리스트 및 수칙</w:t>
-      </w:r>
-    </w:p>
-    <w:p>
-      <w:pPr>
-        <w:pStyle w:val="Heading3"/>
-      </w:pPr>
-      <w:r>
-        <w:rPr>
-          <w:b w:val="0"/>
-        </w:rPr>
-        <w:t>[준비물]</w:t>
-      </w:r>
-    </w:p>
-    <w:p>
-      <w:pPr>
-        <w:pStyle w:val="ListBullet"/>
-      </w:pPr>
-      <w:r>
-        <w:rPr>
-          <w:b w:val="0"/>
-        </w:rPr>
-        <w:t>[ ] 여권 (원본 및 사본)</w:t>
-      </w:r>
-    </w:p>
-    <w:p>
-      <w:pPr>
-        <w:pStyle w:val="ListBullet"/>
-      </w:pPr>
-      <w:r>
-        <w:rPr>
-          <w:b w:val="0"/>
-        </w:rPr>
-        <w:t>[ ] 성경책 및 찬송가 (또는 앱)</w:t>
-      </w:r>
-    </w:p>
-    <w:p>
-      <w:pPr>
-        <w:pStyle w:val="ListBullet"/>
-      </w:pPr>
-      <w:r>
-        <w:rPr>
-          <w:b w:val="0"/>
-        </w:rPr>
-        <w:t>[ ] 개인 위생용품 (칫솔, 치약, 샴푸 등)</w:t>
-      </w:r>
-    </w:p>
-    <w:p>
-      <w:pPr>
-        <w:pStyle w:val="ListBullet"/>
-      </w:pPr>
-      <w:r>
-        <w:rPr>
-          <w:b w:val="0"/>
-        </w:rPr>
-        <w:t>[ ] 멀티 어댑터 및 보조 배터리</w:t>
-      </w:r>
-    </w:p>
-    <w:p>
-      <w:pPr>
-        <w:pStyle w:val="ListBullet"/>
-      </w:pPr>
-      <w:r>
-        <w:rPr>
-          <w:b w:val="0"/>
-        </w:rPr>
-        <w:t>[ ] 우산 또는 양산 (햇빛 가림용)</w:t>
-      </w:r>
-    </w:p>
-    <w:p>
-      <w:pPr>
-        <w:pStyle w:val="ListBullet"/>
-      </w:pPr>
-      <w:r>
-        <w:rPr>
-          <w:b w:val="0"/>
-        </w:rPr>
-        <w:t>[ ] 편한 운동화</w:t>
-      </w:r>
-    </w:p>
-    <w:p>
-      <w:pPr>
-        <w:pStyle w:val="ListBullet"/>
-      </w:pPr>
-      <w:r>
-        <w:rPr>
-          <w:b w:val="0"/>
-        </w:rPr>
-        <w:t>[ ] (기타 필요 물품 기입: ________)</w:t>
-      </w:r>
-    </w:p>
-    <w:p>
-      <w:pPr>
-        <w:pStyle w:val="Heading3"/>
-      </w:pPr>
-      <w:r>
-        <w:rPr>
-          <w:b w:val="0"/>
-        </w:rPr>
-        <w:t>[공동체 규칙]</w:t>
-      </w:r>
-    </w:p>
-    <w:p>
-      <w:pPr>
-        <w:pStyle w:val="ListNumber"/>
-      </w:pPr>
-      <w:r>
-        <w:rPr>
-          <w:b w:val="0"/>
-        </w:rPr>
-        <w:t>모든 일정은 공동체 이동을 원칙으로 한다.</w:t>
-      </w:r>
-    </w:p>
-    <w:p>
-      <w:pPr>
-        <w:pStyle w:val="ListNumber"/>
-      </w:pPr>
-      <w:r>
-        <w:rPr>
-          <w:b w:val="0"/>
-        </w:rPr>
-        <w:t>경건한 순례를 위해 복장은 단정하게 한다.</w:t>
-      </w:r>
-    </w:p>
-    <w:p>
-      <w:pPr>
-        <w:pStyle w:val="ListNumber"/>
-      </w:pPr>
-      <w:r>
-        <w:rPr>
-          <w:b w:val="0"/>
-        </w:rPr>
-        <w:t>돌발 상황 발생 시 즉시 인솔자에게 보고한다.</w:t>
-      </w:r>
-    </w:p>
-    <w:p>
-      <w:pPr>
-        <w:pStyle w:val="ListNumber"/>
-      </w:pPr>
-      <w:r>
-        <w:rPr>
-          <w:b w:val="0"/>
-        </w:rPr>
-        <w:t>현지 문화와 종교 시설에 대한 예의를 갖춘다.</w:t>
-      </w:r>
-    </w:p>
-    <w:p>
-      <w:pPr>
-        <w:pStyle w:val="ListNumber"/>
-      </w:pPr>
-      <w:r>
-        <w:rPr>
-          <w:b w:val="0"/>
-        </w:rPr>
-        <w:t>________ (교회 내 추가 규칙 작성)</w:t>
-      </w:r>
-    </w:p>
-    <w:p>
-      <w:r>
-        <w:rPr>
-          <w:b/>
-        </w:rPr>
-        <w:t>작성일:</w:t>
-      </w:r>
-      <w:r>
-        <w:rPr>
-          <w:b w:val="0"/>
-        </w:rPr>
-        <w:t xml:space="preserve"> 202X년 O월 O일</w:t>
-      </w:r>
-    </w:p>
-    <w:p>
-      <w:r>
-        <w:rPr>
-          <w:b/>
-        </w:rPr>
-        <w:t>작성자:</w:t>
-      </w:r>
-      <w:r>
-        <w:rPr>
-          <w:b w:val="0"/>
-        </w:rPr>
-        <w:t xml:space="preserve"> ________ (직분)</w:t>
-      </w:r>
-    </w:p>
-    <w:p>
-      <w:r>
-        <w:rPr>
-          <w:b/>
-        </w:rPr>
-        <w:t>승인자:</w:t>
-      </w:r>
-      <w:r>
-        <w:rPr>
-          <w:b w:val="0"/>
-        </w:rPr>
-        <w:t xml:space="preserve"> ________ (담임목사 또는 당회장)</w:t>
-      </w:r>
-    </w:p>
     <w:sectPr>
       <w:pgSz w:w="12240" w:h="15840"/>
       <w:pgMar w:top="1440" w:right="1800" w:bottom="1440" w:left="1800" w:header="720" w:footer="720" w:gutter="0"/>

--- a/docs/11_해외성지순례_계획서.docx
+++ b/docs/11_해외성지순례_계획서.docx
@@ -11,229 +11,7 @@
         <w:rPr>
           <w:b w:val="0"/>
         </w:rPr>
-        <w:t>202X년 (교회명) 해외 성지순례 계획서</w:t>
-      </w:r>
-    </w:p>
-    <w:p>
-      <w:pPr>
-        <w:pStyle w:val="Heading2"/>
-      </w:pPr>
-      <w:r>
-        <w:rPr>
-          <w:b w:val="0"/>
-        </w:rPr>
-        <w:t>개요</w:t>
-      </w:r>
-    </w:p>
-    <w:p>
-      <w:pPr>
-        <w:pStyle w:val="ListBullet"/>
-      </w:pPr>
-      <w:r>
-        <w:rPr>
-          <w:b w:val="0"/>
-        </w:rPr>
-        <w:t>주제 : 성경의 현장을 걷다 (부제: ________)</w:t>
-      </w:r>
-    </w:p>
-    <w:p>
-      <w:pPr>
-        <w:pStyle w:val="ListBullet"/>
-      </w:pPr>
-      <w:r>
-        <w:rPr>
-          <w:b w:val="0"/>
-        </w:rPr>
-        <w:t>주제 말씀 : 사도행전 1:8, 마태복음 5:1~12</w:t>
-      </w:r>
-    </w:p>
-    <w:p>
-      <w:pPr>
-        <w:pStyle w:val="ListBullet"/>
-      </w:pPr>
-      <w:r>
-        <w:rPr>
-          <w:b w:val="0"/>
-        </w:rPr>
-        <w:t>목적 : 성경의 지리적·역사적 현장 방문을 통한 신앙의 실제적 이해와 영적 회복</w:t>
-      </w:r>
-    </w:p>
-    <w:p>
-      <w:pPr>
-        <w:pStyle w:val="ListBullet"/>
-      </w:pPr>
-      <w:r>
-        <w:rPr>
-          <w:b w:val="0"/>
-        </w:rPr>
-        <w:t>장소 : (국가명: 이스라엘·요르단 등)</w:t>
-      </w:r>
-    </w:p>
-    <w:p>
-      <w:pPr>
-        <w:pStyle w:val="ListBullet"/>
-      </w:pPr>
-      <w:r>
-        <w:rPr>
-          <w:b w:val="0"/>
-        </w:rPr>
-        <w:t>일시 : 202X년 _월 _일 ~ _월 _일 (8박 10일)</w:t>
-      </w:r>
-    </w:p>
-    <w:p>
-      <w:pPr>
-        <w:pStyle w:val="ListBullet"/>
-      </w:pPr>
-      <w:r>
-        <w:rPr>
-          <w:b w:val="0"/>
-        </w:rPr>
-        <w:t>담당 : ________</w:t>
-      </w:r>
-    </w:p>
-    <w:p>
-      <w:pPr>
-        <w:pStyle w:val="ListBullet"/>
-      </w:pPr>
-      <w:r>
-        <w:rPr>
-          <w:b w:val="0"/>
-        </w:rPr>
-        <w:t>대상 : (교회명) 성도 및 청년 (예상 인원 _명: 성도 _명, 인솔자 _명)</w:t>
-      </w:r>
-    </w:p>
-    <w:p>
-      <w:pPr>
-        <w:pStyle w:val="Heading2"/>
-      </w:pPr>
-      <w:r>
-        <w:rPr>
-          <w:b w:val="0"/>
-        </w:rPr>
-        <w:t>행정 및 안전</w:t>
-      </w:r>
-    </w:p>
-    <w:p>
-      <w:pPr>
-        <w:pStyle w:val="ListBullet"/>
-      </w:pPr>
-      <w:r>
-        <w:rPr>
-          <w:b w:val="0"/>
-        </w:rPr>
-        <w:t>여권 : 유효기간 입국일 기준 6개월 이상 필수.</w:t>
-      </w:r>
-    </w:p>
-    <w:p>
-      <w:pPr>
-        <w:pStyle w:val="ListBullet"/>
-      </w:pPr>
-      <w:r>
-        <w:rPr>
-          <w:b w:val="0"/>
-        </w:rPr>
-        <w:t>비자 : (국가명) 입국 규정 확인 (확인 필요).</w:t>
-      </w:r>
-    </w:p>
-    <w:p>
-      <w:pPr>
-        <w:pStyle w:val="ListBullet"/>
-      </w:pPr>
-      <w:r>
-        <w:rPr>
-          <w:b w:val="0"/>
-        </w:rPr>
-        <w:t>보험 : 여행자 보험(해외 의료 실비 포함) 단체 가입.</w:t>
-      </w:r>
-    </w:p>
-    <w:p>
-      <w:pPr>
-        <w:pStyle w:val="ListBullet"/>
-      </w:pPr>
-      <w:r>
-        <w:rPr>
-          <w:b w:val="0"/>
-        </w:rPr>
-        <w:t>안전 수칙 : 외교부 여행경보단계 확인, 인솔자 연락망 공유, 비상시 대사관 연락처 숙지.</w:t>
-      </w:r>
-    </w:p>
-    <w:p>
-      <w:pPr>
-        <w:pStyle w:val="Heading2"/>
-      </w:pPr>
-      <w:r>
-        <w:rPr>
-          <w:b w:val="0"/>
-        </w:rPr>
-        <w:t>사전 공부 모임 계획</w:t>
-      </w:r>
-    </w:p>
-    <w:p>
-      <w:pPr>
-        <w:pStyle w:val="ListBullet"/>
-      </w:pPr>
-      <w:r>
-        <w:rPr>
-          <w:b w:val="0"/>
-        </w:rPr>
-        <w:t>일시 : 총 _회 진행 (매주 _요일 오후 _시)</w:t>
-      </w:r>
-    </w:p>
-    <w:p>
-      <w:pPr>
-        <w:pStyle w:val="ListBullet"/>
-      </w:pPr>
-      <w:r>
-        <w:rPr>
-          <w:b w:val="0"/>
-        </w:rPr>
-        <w:t>장소 : (교회명) 세미나실</w:t>
-      </w:r>
-    </w:p>
-    <w:p>
-      <w:pPr>
-        <w:pStyle w:val="ListBullet"/>
-      </w:pPr>
-      <w:r>
-        <w:rPr>
-          <w:b w:val="0"/>
-        </w:rPr>
-        <w:t>내용 :</w:t>
-      </w:r>
-    </w:p>
-    <w:p>
-      <w:r>
-        <w:rPr>
-          <w:b w:val="0"/>
-        </w:rPr>
-        <w:t>1) 성지 지리 및 역사 배경 학습</w:t>
-      </w:r>
-    </w:p>
-    <w:p>
-      <w:r>
-        <w:rPr>
-          <w:b w:val="0"/>
-        </w:rPr>
-        <w:t>2) 방문지 관련 성경 읽기</w:t>
-      </w:r>
-    </w:p>
-    <w:p>
-      <w:r>
-        <w:rPr>
-          <w:b w:val="0"/>
-        </w:rPr>
-        <w:t>3) 팀워크 및 안전 교육</w:t>
-      </w:r>
-    </w:p>
-    <w:p>
-      <w:pPr>
-        <w:pStyle w:val="Heading2"/>
-      </w:pPr>
-      <w:r>
-        <w:rPr>
-          <w:b w:val="0"/>
-        </w:rPr>
-        <w:t>일정 및 성경 (일정 예시)</w:t>
+        <w:t>[연도] (교회명) (부서명) 해외 성지순례 계획서</w:t>
       </w:r>
     </w:p>
     <w:tbl>
@@ -258,7 +36,7 @@
               <w:rPr>
                 <w:b/>
               </w:rPr>
-              <w:t>일차</w:t>
+              <w:t>작성일</w:t>
             </w:r>
           </w:p>
         </w:tc>
@@ -271,7 +49,7 @@
               <w:rPr>
                 <w:b/>
               </w:rPr>
-              <w:t>주요 방문지</w:t>
+              <w:t>작성자</w:t>
             </w:r>
           </w:p>
         </w:tc>
@@ -284,7 +62,7 @@
               <w:rPr>
                 <w:b/>
               </w:rPr>
-              <w:t>관련 성경</w:t>
+              <w:t>부서</w:t>
             </w:r>
           </w:p>
         </w:tc>
@@ -297,7 +75,7 @@
               <w:rPr>
                 <w:b/>
               </w:rPr>
-              <w:t>비고</w:t>
+              <w:t>문서 상태(초안/확정)</w:t>
             </w:r>
           </w:p>
         </w:tc>
@@ -312,7 +90,7 @@
               <w:rPr>
                 <w:b w:val="0"/>
               </w:rPr>
-              <w:t>1일</w:t>
+              <w:t>________</w:t>
             </w:r>
           </w:p>
         </w:tc>
@@ -325,7 +103,7 @@
               <w:rPr>
                 <w:b w:val="0"/>
               </w:rPr>
-              <w:t>출국 및 현지 도착</w:t>
+              <w:t>________</w:t>
             </w:r>
           </w:p>
         </w:tc>
@@ -338,7 +116,7 @@
               <w:rPr>
                 <w:b w:val="0"/>
               </w:rPr>
-              <w:t>-</w:t>
+              <w:t>(부서명)</w:t>
             </w:r>
           </w:p>
         </w:tc>
@@ -351,402 +129,13 @@
               <w:rPr>
                 <w:b w:val="0"/>
               </w:rPr>
-              <w:t>이동</w:t>
-            </w:r>
-          </w:p>
-        </w:tc>
-      </w:tr>
-      <w:tr>
-        <w:tc>
-          <w:tcPr>
-            <w:tcW w:type="dxa" w:w="2160"/>
-          </w:tcPr>
-          <w:p>
-            <w:r>
-              <w:rPr>
-                <w:b w:val="0"/>
-              </w:rPr>
-              <w:t>2일</w:t>
-            </w:r>
-          </w:p>
-        </w:tc>
-        <w:tc>
-          <w:tcPr>
-            <w:tcW w:type="dxa" w:w="2160"/>
-          </w:tcPr>
-          <w:p>
-            <w:r>
-              <w:rPr>
-                <w:b w:val="0"/>
-              </w:rPr>
-              <w:t>베들레헴/예루살렘</w:t>
-            </w:r>
-          </w:p>
-        </w:tc>
-        <w:tc>
-          <w:tcPr>
-            <w:tcW w:type="dxa" w:w="2160"/>
-          </w:tcPr>
-          <w:p>
-            <w:r>
-              <w:rPr>
-                <w:b w:val="0"/>
-              </w:rPr>
-              <w:t>마태복음 2장, 누가복음 2장</w:t>
-            </w:r>
-          </w:p>
-        </w:tc>
-        <w:tc>
-          <w:tcPr>
-            <w:tcW w:type="dxa" w:w="2160"/>
-          </w:tcPr>
-          <w:p>
-            <w:r>
-              <w:rPr>
-                <w:b w:val="0"/>
-              </w:rPr>
-              <w:t>-</w:t>
-            </w:r>
-          </w:p>
-        </w:tc>
-      </w:tr>
-      <w:tr>
-        <w:tc>
-          <w:tcPr>
-            <w:tcW w:type="dxa" w:w="2160"/>
-          </w:tcPr>
-          <w:p>
-            <w:r>
-              <w:rPr>
-                <w:b w:val="0"/>
-              </w:rPr>
-              <w:t>3일</w:t>
-            </w:r>
-          </w:p>
-        </w:tc>
-        <w:tc>
-          <w:tcPr>
-            <w:tcW w:type="dxa" w:w="2160"/>
-          </w:tcPr>
-          <w:p>
-            <w:r>
-              <w:rPr>
-                <w:b w:val="0"/>
-              </w:rPr>
-              <w:t>갈릴리 호수/가버나움</w:t>
-            </w:r>
-          </w:p>
-        </w:tc>
-        <w:tc>
-          <w:tcPr>
-            <w:tcW w:type="dxa" w:w="2160"/>
-          </w:tcPr>
-          <w:p>
-            <w:r>
-              <w:rPr>
-                <w:b w:val="0"/>
-              </w:rPr>
-              <w:t>마태복음 4장, 요한복음 21장</w:t>
-            </w:r>
-          </w:p>
-        </w:tc>
-        <w:tc>
-          <w:tcPr>
-            <w:tcW w:type="dxa" w:w="2160"/>
-          </w:tcPr>
-          <w:p>
-            <w:r>
-              <w:rPr>
-                <w:b w:val="0"/>
-              </w:rPr>
-              <w:t>-</w:t>
-            </w:r>
-          </w:p>
-        </w:tc>
-      </w:tr>
-      <w:tr>
-        <w:tc>
-          <w:tcPr>
-            <w:tcW w:type="dxa" w:w="2160"/>
-          </w:tcPr>
-          <w:p>
-            <w:r>
-              <w:rPr>
-                <w:b w:val="0"/>
-              </w:rPr>
-              <w:t>4일</w:t>
-            </w:r>
-          </w:p>
-        </w:tc>
-        <w:tc>
-          <w:tcPr>
-            <w:tcW w:type="dxa" w:w="2160"/>
-          </w:tcPr>
-          <w:p>
-            <w:r>
-              <w:rPr>
-                <w:b w:val="0"/>
-              </w:rPr>
-              <w:t>나사렛/요단강</w:t>
-            </w:r>
-          </w:p>
-        </w:tc>
-        <w:tc>
-          <w:tcPr>
-            <w:tcW w:type="dxa" w:w="2160"/>
-          </w:tcPr>
-          <w:p>
-            <w:r>
-              <w:rPr>
-                <w:b w:val="0"/>
-              </w:rPr>
-              <w:t>누가복음 4장, 마가복음 1장</w:t>
-            </w:r>
-          </w:p>
-        </w:tc>
-        <w:tc>
-          <w:tcPr>
-            <w:tcW w:type="dxa" w:w="2160"/>
-          </w:tcPr>
-          <w:p>
-            <w:r>
-              <w:rPr>
-                <w:b w:val="0"/>
-              </w:rPr>
-              <w:t>-</w:t>
-            </w:r>
-          </w:p>
-        </w:tc>
-      </w:tr>
-      <w:tr>
-        <w:tc>
-          <w:tcPr>
-            <w:tcW w:type="dxa" w:w="2160"/>
-          </w:tcPr>
-          <w:p>
-            <w:r>
-              <w:rPr>
-                <w:b w:val="0"/>
-              </w:rPr>
-              <w:t>5일</w:t>
-            </w:r>
-          </w:p>
-        </w:tc>
-        <w:tc>
-          <w:tcPr>
-            <w:tcW w:type="dxa" w:w="2160"/>
-          </w:tcPr>
-          <w:p>
-            <w:r>
-              <w:rPr>
-                <w:b w:val="0"/>
-              </w:rPr>
-              <w:t>여리고/사해</w:t>
-            </w:r>
-          </w:p>
-        </w:tc>
-        <w:tc>
-          <w:tcPr>
-            <w:tcW w:type="dxa" w:w="2160"/>
-          </w:tcPr>
-          <w:p>
-            <w:r>
-              <w:rPr>
-                <w:b w:val="0"/>
-              </w:rPr>
-              <w:t>누가복음 19장, 여호수아 6장</w:t>
-            </w:r>
-          </w:p>
-        </w:tc>
-        <w:tc>
-          <w:tcPr>
-            <w:tcW w:type="dxa" w:w="2160"/>
-          </w:tcPr>
-          <w:p>
-            <w:r>
-              <w:rPr>
-                <w:b w:val="0"/>
-              </w:rPr>
-              <w:t>-</w:t>
-            </w:r>
-          </w:p>
-        </w:tc>
-      </w:tr>
-      <w:tr>
-        <w:tc>
-          <w:tcPr>
-            <w:tcW w:type="dxa" w:w="2160"/>
-          </w:tcPr>
-          <w:p>
-            <w:r>
-              <w:rPr>
-                <w:b w:val="0"/>
-              </w:rPr>
-              <w:t>6일</w:t>
-            </w:r>
-          </w:p>
-        </w:tc>
-        <w:tc>
-          <w:tcPr>
-            <w:tcW w:type="dxa" w:w="2160"/>
-          </w:tcPr>
-          <w:p>
-            <w:r>
-              <w:rPr>
-                <w:b w:val="0"/>
-              </w:rPr>
-              <w:t>예루살렘(십자가의 길)</w:t>
-            </w:r>
-          </w:p>
-        </w:tc>
-        <w:tc>
-          <w:tcPr>
-            <w:tcW w:type="dxa" w:w="2160"/>
-          </w:tcPr>
-          <w:p>
-            <w:r>
-              <w:rPr>
-                <w:b w:val="0"/>
-              </w:rPr>
-              <w:t>마태복음 27장, 요한복음 19장</w:t>
-            </w:r>
-          </w:p>
-        </w:tc>
-        <w:tc>
-          <w:tcPr>
-            <w:tcW w:type="dxa" w:w="2160"/>
-          </w:tcPr>
-          <w:p>
-            <w:r>
-              <w:rPr>
-                <w:b w:val="0"/>
-              </w:rPr>
-              <w:t>-</w:t>
-            </w:r>
-          </w:p>
-        </w:tc>
-      </w:tr>
-      <w:tr>
-        <w:tc>
-          <w:tcPr>
-            <w:tcW w:type="dxa" w:w="2160"/>
-          </w:tcPr>
-          <w:p>
-            <w:r>
-              <w:rPr>
-                <w:b w:val="0"/>
-              </w:rPr>
-              <w:t>7일</w:t>
-            </w:r>
-          </w:p>
-        </w:tc>
-        <w:tc>
-          <w:tcPr>
-            <w:tcW w:type="dxa" w:w="2160"/>
-          </w:tcPr>
-          <w:p>
-            <w:r>
-              <w:rPr>
-                <w:b w:val="0"/>
-              </w:rPr>
-              <w:t>감람산/겟세마네</w:t>
-            </w:r>
-          </w:p>
-        </w:tc>
-        <w:tc>
-          <w:tcPr>
-            <w:tcW w:type="dxa" w:w="2160"/>
-          </w:tcPr>
-          <w:p>
-            <w:r>
-              <w:rPr>
-                <w:b w:val="0"/>
-              </w:rPr>
-              <w:t>누가복음 22장, 사도행전 1장</w:t>
-            </w:r>
-          </w:p>
-        </w:tc>
-        <w:tc>
-          <w:tcPr>
-            <w:tcW w:type="dxa" w:w="2160"/>
-          </w:tcPr>
-          <w:p>
-            <w:r>
-              <w:rPr>
-                <w:b w:val="0"/>
-              </w:rPr>
-              <w:t>-</w:t>
-            </w:r>
-          </w:p>
-        </w:tc>
-      </w:tr>
-      <w:tr>
-        <w:tc>
-          <w:tcPr>
-            <w:tcW w:type="dxa" w:w="2160"/>
-          </w:tcPr>
-          <w:p>
-            <w:r>
-              <w:rPr>
-                <w:b w:val="0"/>
-              </w:rPr>
-              <w:t>8일</w:t>
-            </w:r>
-          </w:p>
-        </w:tc>
-        <w:tc>
-          <w:tcPr>
-            <w:tcW w:type="dxa" w:w="2160"/>
-          </w:tcPr>
-          <w:p>
-            <w:r>
-              <w:rPr>
-                <w:b w:val="0"/>
-              </w:rPr>
-              <w:t>현지 정리 및 출국</w:t>
-            </w:r>
-          </w:p>
-        </w:tc>
-        <w:tc>
-          <w:tcPr>
-            <w:tcW w:type="dxa" w:w="2160"/>
-          </w:tcPr>
-          <w:p>
-            <w:r>
-              <w:rPr>
-                <w:b w:val="0"/>
-              </w:rPr>
-              <w:t>-</w:t>
-            </w:r>
-          </w:p>
-        </w:tc>
-        <w:tc>
-          <w:tcPr>
-            <w:tcW w:type="dxa" w:w="2160"/>
-          </w:tcPr>
-          <w:p>
-            <w:r>
-              <w:rPr>
-                <w:b w:val="0"/>
-              </w:rPr>
-              <w:t>귀국</w:t>
+              <w:t>________</w:t>
             </w:r>
           </w:p>
         </w:tc>
       </w:tr>
     </w:tbl>
     <w:p/>
-    <w:p>
-      <w:pPr>
-        <w:pStyle w:val="Heading2"/>
-      </w:pPr>
-      <w:r>
-        <w:rPr>
-          <w:b w:val="0"/>
-        </w:rPr>
-        <w:t>준비물</w:t>
-      </w:r>
-    </w:p>
     <w:tbl>
       <w:tblPr>
         <w:tblStyle w:val="TableGrid"/>
@@ -768,7 +157,7 @@
               <w:rPr>
                 <w:b/>
               </w:rPr>
-              <w:t>구분</w:t>
+              <w:t>작성</w:t>
             </w:r>
           </w:p>
         </w:tc>
@@ -781,7 +170,7 @@
               <w:rPr>
                 <w:b/>
               </w:rPr>
-              <w:t>준비물</w:t>
+              <w:t>검토</w:t>
             </w:r>
           </w:p>
         </w:tc>
@@ -794,7 +183,7 @@
               <w:rPr>
                 <w:b/>
               </w:rPr>
-              <w:t>비고</w:t>
+              <w:t>승인</w:t>
             </w:r>
           </w:p>
         </w:tc>
@@ -809,7 +198,7 @@
               <w:rPr>
                 <w:b w:val="0"/>
               </w:rPr>
-              <w:t>서류</w:t>
+              <w:t>________</w:t>
             </w:r>
           </w:p>
         </w:tc>
@@ -822,7 +211,7 @@
               <w:rPr>
                 <w:b w:val="0"/>
               </w:rPr>
-              <w:t>여권, 항공권, 여행자보험증서, 달러(현금)</w:t>
+              <w:t>________</w:t>
             </w:r>
           </w:p>
         </w:tc>
@@ -835,95 +224,53 @@
               <w:rPr>
                 <w:b w:val="0"/>
               </w:rPr>
-              <w:t>복사본 1부 별도</w:t>
-            </w:r>
-          </w:p>
-        </w:tc>
-      </w:tr>
-      <w:tr>
-        <w:tc>
-          <w:tcPr>
-            <w:tcW w:type="dxa" w:w="2880"/>
-          </w:tcPr>
-          <w:p>
-            <w:r>
-              <w:rPr>
-                <w:b w:val="0"/>
-              </w:rPr>
-              <w:t>개인용품</w:t>
-            </w:r>
-          </w:p>
-        </w:tc>
-        <w:tc>
-          <w:tcPr>
-            <w:tcW w:type="dxa" w:w="2880"/>
-          </w:tcPr>
-          <w:p>
-            <w:r>
-              <w:rPr>
-                <w:b w:val="0"/>
-              </w:rPr>
-              <w:t>성경책, 세면도구, 상비약(지사제/감기약), 멀티어댑터</w:t>
-            </w:r>
-          </w:p>
-        </w:tc>
-        <w:tc>
-          <w:tcPr>
-            <w:tcW w:type="dxa" w:w="2880"/>
-          </w:tcPr>
-          <w:p>
-            <w:r>
-              <w:rPr>
-                <w:b w:val="0"/>
-              </w:rPr>
-              <w:t>-</w:t>
-            </w:r>
-          </w:p>
-        </w:tc>
-      </w:tr>
-      <w:tr>
-        <w:tc>
-          <w:tcPr>
-            <w:tcW w:type="dxa" w:w="2880"/>
-          </w:tcPr>
-          <w:p>
-            <w:r>
-              <w:rPr>
-                <w:b w:val="0"/>
-              </w:rPr>
-              <w:t>의류</w:t>
-            </w:r>
-          </w:p>
-        </w:tc>
-        <w:tc>
-          <w:tcPr>
-            <w:tcW w:type="dxa" w:w="2880"/>
-          </w:tcPr>
-          <w:p>
-            <w:r>
-              <w:rPr>
-                <w:b w:val="0"/>
-              </w:rPr>
-              <w:t>단정한 복장(성지 방문용), 편한 신발, 모자/선글라스</w:t>
-            </w:r>
-          </w:p>
-        </w:tc>
-        <w:tc>
-          <w:tcPr>
-            <w:tcW w:type="dxa" w:w="2880"/>
-          </w:tcPr>
-          <w:p>
-            <w:r>
-              <w:rPr>
-                <w:b w:val="0"/>
-              </w:rPr>
-              <w:t>-</w:t>
+              <w:t>________</w:t>
             </w:r>
           </w:p>
         </w:tc>
       </w:tr>
     </w:tbl>
     <w:p/>
+    <w:p>
+      <w:r>
+        <w:rPr>
+          <w:b/>
+        </w:rPr>
+        <w:t>요약</w:t>
+      </w:r>
+    </w:p>
+    <w:p>
+      <w:r>
+        <w:rPr>
+          <w:b w:val="0"/>
+        </w:rPr>
+        <w:t>승인 요청 사항: 해외 성지순례 시행, 참가자 모집 및 예산 사용에 대한 승인을 요청합니다.</w:t>
+      </w:r>
+    </w:p>
+    <w:p>
+      <w:r>
+        <w:rPr>
+          <w:b w:val="0"/>
+        </w:rPr>
+        <w:t>핵심 개요: 튀르키예·그리스 바울 선교지를 중심으로 9일간 성경의 역사·지리적 배경을 학습합니다.</w:t>
+      </w:r>
+    </w:p>
+    <w:p>
+      <w:r>
+        <w:rPr>
+          <w:b w:val="0"/>
+        </w:rPr>
+        <w:t>참가 규모 및 기간: ________명 / ________부터 ________까지입니다.</w:t>
+      </w:r>
+    </w:p>
+    <w:p>
+      <w:r>
+        <w:rPr>
+          <w:b w:val="0"/>
+        </w:rPr>
+        <w:t>예산 총액: 금________원(금________원) / 승인 요청 담당: ________ / 승인 요청 기한: ________.</w:t>
+      </w:r>
+    </w:p>
     <w:p>
       <w:pPr>
         <w:pStyle w:val="Heading2"/>
@@ -932,7 +279,54 @@
         <w:rPr>
           <w:b w:val="0"/>
         </w:rPr>
-        <w:t>예산표</w:t>
+        <w:t>1. 추진 배경 및 필요성</w:t>
+      </w:r>
+    </w:p>
+    <w:p>
+      <w:r>
+        <w:rPr>
+          <w:b w:val="0"/>
+        </w:rPr>
+        <w:t>가. 사도행전에 기록된 바울의 선교 여정을 현장과 연결하여 이해하고, 말씀을 일상과 공동체 사역에 적용할 기회를 마련합니다.</w:t>
+      </w:r>
+    </w:p>
+    <w:p>
+      <w:r>
+        <w:rPr>
+          <w:b w:val="0"/>
+        </w:rPr>
+        <w:t>나. 작은 교회의 인솔 인력과 재정 여건을 고려하여 사전 학습, 여행업체 검토, 안전관리 및 정산 절차를 함께 수립합니다.</w:t>
+      </w:r>
+    </w:p>
+    <w:p>
+      <w:r>
+        <w:rPr>
+          <w:b w:val="0"/>
+        </w:rPr>
+        <w:t xml:space="preserve">다. 본 양식은 </w:t>
+      </w:r>
+      <w:r>
+        <w:rPr>
+          <w:b/>
+        </w:rPr>
+        <w:t>튀르키예·그리스 9일 일정 예시</w:t>
+      </w:r>
+      <w:r>
+        <w:rPr>
+          <w:b w:val="0"/>
+        </w:rPr>
+        <w:t>이며, 방문지의 성경적 관련성과 유적의 실제 위치·동일성은 구분하여 학습합니다. 항공편, 이동시간, 개방 여부 및 현지 안전상황은 (확인 필요)입니다.</w:t>
+      </w:r>
+    </w:p>
+    <w:p>
+      <w:pPr>
+        <w:pStyle w:val="Heading2"/>
+      </w:pPr>
+      <w:r>
+        <w:rPr>
+          <w:b w:val="0"/>
+        </w:rPr>
+        <w:t>2. 목적 및 목표</w:t>
       </w:r>
     </w:p>
     <w:tbl>
@@ -958,7 +352,7 @@
               <w:rPr>
                 <w:b/>
               </w:rPr>
-              <w:t>항목</w:t>
+              <w:t>구분</w:t>
             </w:r>
           </w:p>
         </w:tc>
@@ -971,7 +365,7 @@
               <w:rPr>
                 <w:b/>
               </w:rPr>
-              <w:t>단가</w:t>
+              <w:t>내용</w:t>
             </w:r>
           </w:p>
         </w:tc>
@@ -984,7 +378,7 @@
               <w:rPr>
                 <w:b/>
               </w:rPr>
-              <w:t>수량</w:t>
+              <w:t>확인 방법</w:t>
             </w:r>
           </w:p>
         </w:tc>
@@ -997,7 +391,7 @@
               <w:rPr>
                 <w:b/>
               </w:rPr>
-              <w:t>금액</w:t>
+              <w:t>담당</w:t>
             </w:r>
           </w:p>
         </w:tc>
@@ -1010,7 +404,7 @@
               <w:rPr>
                 <w:b/>
               </w:rPr>
-              <w:t>비고</w:t>
+              <w:t>기한</w:t>
             </w:r>
           </w:p>
         </w:tc>
@@ -1025,7 +419,7 @@
               <w:rPr>
                 <w:b w:val="0"/>
               </w:rPr>
-              <w:t>항공권</w:t>
+              <w:t>신앙적 목적</w:t>
             </w:r>
           </w:p>
         </w:tc>
@@ -1038,6 +432,32 @@
               <w:rPr>
                 <w:b w:val="0"/>
               </w:rPr>
+              <w:t>바울의 복음 전파와 교회 공동체의 의미를 묵상하고 신앙을 돌아봄</w:t>
+            </w:r>
+          </w:p>
+        </w:tc>
+        <w:tc>
+          <w:tcPr>
+            <w:tcW w:type="dxa" w:w="1728"/>
+          </w:tcPr>
+          <w:p>
+            <w:r>
+              <w:rPr>
+                <w:b w:val="0"/>
+              </w:rPr>
+              <w:t>귀국 후 자율 나눔</w:t>
+            </w:r>
+          </w:p>
+        </w:tc>
+        <w:tc>
+          <w:tcPr>
+            <w:tcW w:type="dxa" w:w="1728"/>
+          </w:tcPr>
+          <w:p>
+            <w:r>
+              <w:rPr>
+                <w:b w:val="0"/>
+              </w:rPr>
               <w:t>________</w:t>
             </w:r>
           </w:p>
@@ -1051,33 +471,7 @@
               <w:rPr>
                 <w:b w:val="0"/>
               </w:rPr>
-              <w:t>_명</w:t>
-            </w:r>
-          </w:p>
-        </w:tc>
-        <w:tc>
-          <w:tcPr>
-            <w:tcW w:type="dxa" w:w="1728"/>
-          </w:tcPr>
-          <w:p>
-            <w:r>
-              <w:rPr>
-                <w:b w:val="0"/>
-              </w:rPr>
               <w:t>________</w:t>
-            </w:r>
-          </w:p>
-        </w:tc>
-        <w:tc>
-          <w:tcPr>
-            <w:tcW w:type="dxa" w:w="1728"/>
-          </w:tcPr>
-          <w:p>
-            <w:r>
-              <w:rPr>
-                <w:b w:val="0"/>
-              </w:rPr>
-              <w:t>-</w:t>
             </w:r>
           </w:p>
         </w:tc>
@@ -1092,7 +486,7 @@
               <w:rPr>
                 <w:b w:val="0"/>
               </w:rPr>
-              <w:t>숙박/식비</w:t>
+              <w:t>확인 가능한 목표</w:t>
             </w:r>
           </w:p>
         </w:tc>
@@ -1105,6 +499,32 @@
               <w:rPr>
                 <w:b w:val="0"/>
               </w:rPr>
+              <w:t>사전 공부 모임 3회 운영, 참가자별 2회 이상 참석</w:t>
+            </w:r>
+          </w:p>
+        </w:tc>
+        <w:tc>
+          <w:tcPr>
+            <w:tcW w:type="dxa" w:w="1728"/>
+          </w:tcPr>
+          <w:p>
+            <w:r>
+              <w:rPr>
+                <w:b w:val="0"/>
+              </w:rPr>
+              <w:t>출석 기록</w:t>
+            </w:r>
+          </w:p>
+        </w:tc>
+        <w:tc>
+          <w:tcPr>
+            <w:tcW w:type="dxa" w:w="1728"/>
+          </w:tcPr>
+          <w:p>
+            <w:r>
+              <w:rPr>
+                <w:b w:val="0"/>
+              </w:rPr>
               <w:t>________</w:t>
             </w:r>
           </w:p>
@@ -1118,33 +538,7 @@
               <w:rPr>
                 <w:b w:val="0"/>
               </w:rPr>
-              <w:t>_명</w:t>
-            </w:r>
-          </w:p>
-        </w:tc>
-        <w:tc>
-          <w:tcPr>
-            <w:tcW w:type="dxa" w:w="1728"/>
-          </w:tcPr>
-          <w:p>
-            <w:r>
-              <w:rPr>
-                <w:b w:val="0"/>
-              </w:rPr>
               <w:t>________</w:t>
-            </w:r>
-          </w:p>
-        </w:tc>
-        <w:tc>
-          <w:tcPr>
-            <w:tcW w:type="dxa" w:w="1728"/>
-          </w:tcPr>
-          <w:p>
-            <w:r>
-              <w:rPr>
-                <w:b w:val="0"/>
-              </w:rPr>
-              <w:t>-</w:t>
             </w:r>
           </w:p>
         </w:tc>
@@ -1159,7 +553,7 @@
               <w:rPr>
                 <w:b w:val="0"/>
               </w:rPr>
-              <w:t>입장료/팁</w:t>
+              <w:t>확인 가능한 목표</w:t>
             </w:r>
           </w:p>
         </w:tc>
@@ -1172,6 +566,32 @@
               <w:rPr>
                 <w:b w:val="0"/>
               </w:rPr>
+              <w:t>참가자 전원 여행서류·보험·안전교육 확인</w:t>
+            </w:r>
+          </w:p>
+        </w:tc>
+        <w:tc>
+          <w:tcPr>
+            <w:tcW w:type="dxa" w:w="1728"/>
+          </w:tcPr>
+          <w:p>
+            <w:r>
+              <w:rPr>
+                <w:b w:val="0"/>
+              </w:rPr>
+              <w:t>비공개 확인표</w:t>
+            </w:r>
+          </w:p>
+        </w:tc>
+        <w:tc>
+          <w:tcPr>
+            <w:tcW w:type="dxa" w:w="1728"/>
+          </w:tcPr>
+          <w:p>
+            <w:r>
+              <w:rPr>
+                <w:b w:val="0"/>
+              </w:rPr>
               <w:t>________</w:t>
             </w:r>
           </w:p>
@@ -1185,33 +605,7 @@
               <w:rPr>
                 <w:b w:val="0"/>
               </w:rPr>
-              <w:t>_명</w:t>
-            </w:r>
-          </w:p>
-        </w:tc>
-        <w:tc>
-          <w:tcPr>
-            <w:tcW w:type="dxa" w:w="1728"/>
-          </w:tcPr>
-          <w:p>
-            <w:r>
-              <w:rPr>
-                <w:b w:val="0"/>
-              </w:rPr>
               <w:t>________</w:t>
-            </w:r>
-          </w:p>
-        </w:tc>
-        <w:tc>
-          <w:tcPr>
-            <w:tcW w:type="dxa" w:w="1728"/>
-          </w:tcPr>
-          <w:p>
-            <w:r>
-              <w:rPr>
-                <w:b w:val="0"/>
-              </w:rPr>
-              <w:t>가이드/기사 포함</w:t>
             </w:r>
           </w:p>
         </w:tc>
@@ -1226,7 +620,7 @@
               <w:rPr>
                 <w:b w:val="0"/>
               </w:rPr>
-              <w:t>보험</w:t>
+              <w:t>확인 가능한 목표</w:t>
             </w:r>
           </w:p>
         </w:tc>
@@ -1239,6 +633,32 @@
               <w:rPr>
                 <w:b w:val="0"/>
               </w:rPr>
+              <w:t>귀국 후 14일 이내 결과보고 및 정산 제출</w:t>
+            </w:r>
+          </w:p>
+        </w:tc>
+        <w:tc>
+          <w:tcPr>
+            <w:tcW w:type="dxa" w:w="1728"/>
+          </w:tcPr>
+          <w:p>
+            <w:r>
+              <w:rPr>
+                <w:b w:val="0"/>
+              </w:rPr>
+              <w:t>제출 문서</w:t>
+            </w:r>
+          </w:p>
+        </w:tc>
+        <w:tc>
+          <w:tcPr>
+            <w:tcW w:type="dxa" w:w="1728"/>
+          </w:tcPr>
+          <w:p>
+            <w:r>
+              <w:rPr>
+                <w:b w:val="0"/>
+              </w:rPr>
               <w:t>________</w:t>
             </w:r>
           </w:p>
@@ -1252,100 +672,7 @@
               <w:rPr>
                 <w:b w:val="0"/>
               </w:rPr>
-              <w:t>_명</w:t>
-            </w:r>
-          </w:p>
-        </w:tc>
-        <w:tc>
-          <w:tcPr>
-            <w:tcW w:type="dxa" w:w="1728"/>
-          </w:tcPr>
-          <w:p>
-            <w:r>
-              <w:rPr>
-                <w:b w:val="0"/>
-              </w:rPr>
               <w:t>________</w:t>
-            </w:r>
-          </w:p>
-        </w:tc>
-        <w:tc>
-          <w:tcPr>
-            <w:tcW w:type="dxa" w:w="1728"/>
-          </w:tcPr>
-          <w:p>
-            <w:r>
-              <w:rPr>
-                <w:b w:val="0"/>
-              </w:rPr>
-              <w:t>-</w:t>
-            </w:r>
-          </w:p>
-        </w:tc>
-      </w:tr>
-      <w:tr>
-        <w:tc>
-          <w:tcPr>
-            <w:tcW w:type="dxa" w:w="1728"/>
-          </w:tcPr>
-          <w:p>
-            <w:r>
-              <w:rPr>
-                <w:b/>
-              </w:rPr>
-              <w:t>합계</w:t>
-            </w:r>
-          </w:p>
-        </w:tc>
-        <w:tc>
-          <w:tcPr>
-            <w:tcW w:type="dxa" w:w="1728"/>
-          </w:tcPr>
-          <w:p>
-            <w:r>
-              <w:rPr>
-                <w:b w:val="0"/>
-              </w:rPr>
-              <w:t>-</w:t>
-            </w:r>
-          </w:p>
-        </w:tc>
-        <w:tc>
-          <w:tcPr>
-            <w:tcW w:type="dxa" w:w="1728"/>
-          </w:tcPr>
-          <w:p>
-            <w:r>
-              <w:rPr>
-                <w:b w:val="0"/>
-              </w:rPr>
-              <w:t>-</w:t>
-            </w:r>
-          </w:p>
-        </w:tc>
-        <w:tc>
-          <w:tcPr>
-            <w:tcW w:type="dxa" w:w="1728"/>
-          </w:tcPr>
-          <w:p>
-            <w:r>
-              <w:rPr>
-                <w:b/>
-              </w:rPr>
-              <w:t>________</w:t>
-            </w:r>
-          </w:p>
-        </w:tc>
-        <w:tc>
-          <w:tcPr>
-            <w:tcW w:type="dxa" w:w="1728"/>
-          </w:tcPr>
-          <w:p>
-            <w:r>
-              <w:rPr>
-                <w:b w:val="0"/>
-              </w:rPr>
-              <w:t>-</w:t>
             </w:r>
           </w:p>
         </w:tc>
@@ -1360,7 +687,1534 @@
         <w:rPr>
           <w:b w:val="0"/>
         </w:rPr>
-        <w:t>구입 목록</w:t>
+        <w:t>3. 행사 개요</w:t>
+      </w:r>
+    </w:p>
+    <w:tbl>
+      <w:tblPr>
+        <w:tblStyle w:val="TableGrid"/>
+        <w:tblW w:type="auto" w:w="0"/>
+        <w:tblLook w:firstColumn="1" w:firstRow="1" w:lastColumn="0" w:lastRow="0" w:noHBand="0" w:noVBand="1" w:val="04A0"/>
+      </w:tblPr>
+      <w:tblGrid>
+        <w:gridCol w:w="4320"/>
+        <w:gridCol w:w="4320"/>
+      </w:tblGrid>
+      <w:tr>
+        <w:tc>
+          <w:tcPr>
+            <w:tcW w:type="dxa" w:w="4320"/>
+          </w:tcPr>
+          <w:p>
+            <w:r>
+              <w:rPr>
+                <w:b/>
+              </w:rPr>
+              <w:t>항목</w:t>
+            </w:r>
+          </w:p>
+        </w:tc>
+        <w:tc>
+          <w:tcPr>
+            <w:tcW w:type="dxa" w:w="4320"/>
+          </w:tcPr>
+          <w:p>
+            <w:r>
+              <w:rPr>
+                <w:b/>
+              </w:rPr>
+              <w:t>내용</w:t>
+            </w:r>
+          </w:p>
+        </w:tc>
+      </w:tr>
+      <w:tr>
+        <w:tc>
+          <w:tcPr>
+            <w:tcW w:type="dxa" w:w="4320"/>
+          </w:tcPr>
+          <w:p>
+            <w:r>
+              <w:rPr>
+                <w:b w:val="0"/>
+              </w:rPr>
+              <w:t>행사명</w:t>
+            </w:r>
+          </w:p>
+        </w:tc>
+        <w:tc>
+          <w:tcPr>
+            <w:tcW w:type="dxa" w:w="4320"/>
+          </w:tcPr>
+          <w:p>
+            <w:r>
+              <w:rPr>
+                <w:b w:val="0"/>
+              </w:rPr>
+              <w:t>[연도] (교회명) (부서명) 해외 성지순례</w:t>
+            </w:r>
+          </w:p>
+        </w:tc>
+      </w:tr>
+      <w:tr>
+        <w:tc>
+          <w:tcPr>
+            <w:tcW w:type="dxa" w:w="4320"/>
+          </w:tcPr>
+          <w:p>
+            <w:r>
+              <w:rPr>
+                <w:b w:val="0"/>
+              </w:rPr>
+              <w:t>주제</w:t>
+            </w:r>
+          </w:p>
+        </w:tc>
+        <w:tc>
+          <w:tcPr>
+            <w:tcW w:type="dxa" w:w="4320"/>
+          </w:tcPr>
+          <w:p>
+            <w:r>
+              <w:rPr>
+                <w:b w:val="0"/>
+              </w:rPr>
+              <w:t>말씀의 길을 따라 배우고 삶으로 응답하는 공동체</w:t>
+            </w:r>
+          </w:p>
+        </w:tc>
+      </w:tr>
+      <w:tr>
+        <w:tc>
+          <w:tcPr>
+            <w:tcW w:type="dxa" w:w="4320"/>
+          </w:tcPr>
+          <w:p>
+            <w:r>
+              <w:rPr>
+                <w:b w:val="0"/>
+              </w:rPr>
+              <w:t>주제 말씀</w:t>
+            </w:r>
+          </w:p>
+        </w:tc>
+        <w:tc>
+          <w:tcPr>
+            <w:tcW w:type="dxa" w:w="4320"/>
+          </w:tcPr>
+          <w:p>
+            <w:r>
+              <w:rPr>
+                <w:b w:val="0"/>
+              </w:rPr>
+              <w:t>사도행전 20:24</w:t>
+            </w:r>
+          </w:p>
+        </w:tc>
+      </w:tr>
+      <w:tr>
+        <w:tc>
+          <w:tcPr>
+            <w:tcW w:type="dxa" w:w="4320"/>
+          </w:tcPr>
+          <w:p>
+            <w:r>
+              <w:rPr>
+                <w:b w:val="0"/>
+              </w:rPr>
+              <w:t>일시</w:t>
+            </w:r>
+          </w:p>
+        </w:tc>
+        <w:tc>
+          <w:tcPr>
+            <w:tcW w:type="dxa" w:w="4320"/>
+          </w:tcPr>
+          <w:p>
+            <w:r>
+              <w:rPr>
+                <w:b w:val="0"/>
+              </w:rPr>
+              <w:t>________부터 ________까지 / 8박 9일</w:t>
+            </w:r>
+          </w:p>
+        </w:tc>
+      </w:tr>
+      <w:tr>
+        <w:tc>
+          <w:tcPr>
+            <w:tcW w:type="dxa" w:w="4320"/>
+          </w:tcPr>
+          <w:p>
+            <w:r>
+              <w:rPr>
+                <w:b w:val="0"/>
+              </w:rPr>
+              <w:t>장소</w:t>
+            </w:r>
+          </w:p>
+        </w:tc>
+        <w:tc>
+          <w:tcPr>
+            <w:tcW w:type="dxa" w:w="4320"/>
+          </w:tcPr>
+          <w:p>
+            <w:r>
+              <w:rPr>
+                <w:b w:val="0"/>
+              </w:rPr>
+              <w:t>튀르키예·그리스 바울 선교 관련 지역</w:t>
+            </w:r>
+          </w:p>
+        </w:tc>
+      </w:tr>
+      <w:tr>
+        <w:tc>
+          <w:tcPr>
+            <w:tcW w:type="dxa" w:w="4320"/>
+          </w:tcPr>
+          <w:p>
+            <w:r>
+              <w:rPr>
+                <w:b w:val="0"/>
+              </w:rPr>
+              <w:t>대상</w:t>
+            </w:r>
+          </w:p>
+        </w:tc>
+        <w:tc>
+          <w:tcPr>
+            <w:tcW w:type="dxa" w:w="4320"/>
+          </w:tcPr>
+          <w:p>
+            <w:r>
+              <w:rPr>
+                <w:b w:val="0"/>
+              </w:rPr>
+              <w:t>________ / 미성년자 참가 및 보호자 동행 기준: ________</w:t>
+            </w:r>
+          </w:p>
+        </w:tc>
+      </w:tr>
+      <w:tr>
+        <w:tc>
+          <w:tcPr>
+            <w:tcW w:type="dxa" w:w="4320"/>
+          </w:tcPr>
+          <w:p>
+            <w:r>
+              <w:rPr>
+                <w:b w:val="0"/>
+              </w:rPr>
+              <w:t>인원</w:t>
+            </w:r>
+          </w:p>
+        </w:tc>
+        <w:tc>
+          <w:tcPr>
+            <w:tcW w:type="dxa" w:w="4320"/>
+          </w:tcPr>
+          <w:p>
+            <w:r>
+              <w:rPr>
+                <w:b w:val="0"/>
+              </w:rPr>
+              <w:t>총 ________명 / 참가자 ________명, 인솔자 ________명</w:t>
+            </w:r>
+          </w:p>
+        </w:tc>
+      </w:tr>
+      <w:tr>
+        <w:tc>
+          <w:tcPr>
+            <w:tcW w:type="dxa" w:w="4320"/>
+          </w:tcPr>
+          <w:p>
+            <w:r>
+              <w:rPr>
+                <w:b w:val="0"/>
+              </w:rPr>
+              <w:t>주관</w:t>
+            </w:r>
+          </w:p>
+        </w:tc>
+        <w:tc>
+          <w:tcPr>
+            <w:tcW w:type="dxa" w:w="4320"/>
+          </w:tcPr>
+          <w:p>
+            <w:r>
+              <w:rPr>
+                <w:b w:val="0"/>
+              </w:rPr>
+              <w:t>(교회명) (부서명)</w:t>
+            </w:r>
+          </w:p>
+        </w:tc>
+      </w:tr>
+      <w:tr>
+        <w:tc>
+          <w:tcPr>
+            <w:tcW w:type="dxa" w:w="4320"/>
+          </w:tcPr>
+          <w:p>
+            <w:r>
+              <w:rPr>
+                <w:b w:val="0"/>
+              </w:rPr>
+              <w:t>총괄·인솔 책임자</w:t>
+            </w:r>
+          </w:p>
+        </w:tc>
+        <w:tc>
+          <w:tcPr>
+            <w:tcW w:type="dxa" w:w="4320"/>
+          </w:tcPr>
+          <w:p>
+            <w:r>
+              <w:rPr>
+                <w:b w:val="0"/>
+              </w:rPr>
+              <w:t>________ / ________</w:t>
+            </w:r>
+          </w:p>
+        </w:tc>
+      </w:tr>
+      <w:tr>
+        <w:tc>
+          <w:tcPr>
+            <w:tcW w:type="dxa" w:w="4320"/>
+          </w:tcPr>
+          <w:p>
+            <w:r>
+              <w:rPr>
+                <w:b w:val="0"/>
+              </w:rPr>
+              <w:t>여행업체·현지 협력기관</w:t>
+            </w:r>
+          </w:p>
+        </w:tc>
+        <w:tc>
+          <w:tcPr>
+            <w:tcW w:type="dxa" w:w="4320"/>
+          </w:tcPr>
+          <w:p>
+            <w:r>
+              <w:rPr>
+                <w:b w:val="0"/>
+              </w:rPr>
+              <w:t>________ / 계약·자격·보증 관련 사항 (확인 필요)</w:t>
+            </w:r>
+          </w:p>
+        </w:tc>
+      </w:tr>
+      <w:tr>
+        <w:tc>
+          <w:tcPr>
+            <w:tcW w:type="dxa" w:w="4320"/>
+          </w:tcPr>
+          <w:p>
+            <w:r>
+              <w:rPr>
+                <w:b w:val="0"/>
+              </w:rPr>
+              <w:t>참가비</w:t>
+            </w:r>
+          </w:p>
+        </w:tc>
+        <w:tc>
+          <w:tcPr>
+            <w:tcW w:type="dxa" w:w="4320"/>
+          </w:tcPr>
+          <w:p>
+            <w:r>
+              <w:rPr>
+                <w:b w:val="0"/>
+              </w:rPr>
+              <w:t>1인 금________원(금________원)</w:t>
+            </w:r>
+          </w:p>
+        </w:tc>
+      </w:tr>
+      <w:tr>
+        <w:tc>
+          <w:tcPr>
+            <w:tcW w:type="dxa" w:w="4320"/>
+          </w:tcPr>
+          <w:p>
+            <w:r>
+              <w:rPr>
+                <w:b w:val="0"/>
+              </w:rPr>
+              <w:t>일정 표기</w:t>
+            </w:r>
+          </w:p>
+        </w:tc>
+        <w:tc>
+          <w:tcPr>
+            <w:tcW w:type="dxa" w:w="4320"/>
+          </w:tcPr>
+          <w:p>
+            <w:r>
+              <w:rPr>
+                <w:b w:val="0"/>
+              </w:rPr>
+              <w:t>날짜: 2026. 10. 24.(토) 형식 / 시간: 09:00 형식, 현지 시각 기준</w:t>
+            </w:r>
+          </w:p>
+        </w:tc>
+      </w:tr>
+    </w:tbl>
+    <w:p/>
+    <w:p>
+      <w:pPr>
+        <w:pStyle w:val="Heading2"/>
+      </w:pPr>
+      <w:r>
+        <w:rPr>
+          <w:b w:val="0"/>
+        </w:rPr>
+        <w:t>4. 세부 추진 계획</w:t>
+      </w:r>
+    </w:p>
+    <w:p>
+      <w:pPr>
+        <w:pStyle w:val="Heading3"/>
+      </w:pPr>
+      <w:r>
+        <w:rPr>
+          <w:b w:val="0"/>
+        </w:rPr>
+        <w:t>가. 일정 예시 및 방문지 관련 성경 장절</w:t>
+      </w:r>
+    </w:p>
+    <w:p>
+      <w:r>
+        <w:rPr>
+          <w:b w:val="0"/>
+        </w:rPr>
+        <w:t>출입국 공항과 방문 순서는 항공편·국경 이동·현지 운영 여건 검토 후 확정합니다. 아래 시간은 프로그램 시작 예시이며, 이동시간은 별도 확인합니다.</w:t>
+      </w:r>
+    </w:p>
+    <w:tbl>
+      <w:tblPr>
+        <w:tblStyle w:val="TableGrid"/>
+        <w:tblW w:type="auto" w:w="0"/>
+        <w:tblLook w:firstColumn="1" w:firstRow="1" w:lastColumn="0" w:lastRow="0" w:noHBand="0" w:noVBand="1" w:val="04A0"/>
+      </w:tblPr>
+      <w:tblGrid>
+        <w:gridCol w:w="1440"/>
+        <w:gridCol w:w="1440"/>
+        <w:gridCol w:w="1440"/>
+        <w:gridCol w:w="1440"/>
+        <w:gridCol w:w="1440"/>
+        <w:gridCol w:w="1440"/>
+      </w:tblGrid>
+      <w:tr>
+        <w:tc>
+          <w:tcPr>
+            <w:tcW w:type="dxa" w:w="1440"/>
+          </w:tcPr>
+          <w:p>
+            <w:r>
+              <w:rPr>
+                <w:b/>
+              </w:rPr>
+              <w:t>일차</w:t>
+            </w:r>
+          </w:p>
+        </w:tc>
+        <w:tc>
+          <w:tcPr>
+            <w:tcW w:type="dxa" w:w="1440"/>
+          </w:tcPr>
+          <w:p>
+            <w:r>
+              <w:rPr>
+                <w:b/>
+              </w:rPr>
+              <w:t>시간</w:t>
+            </w:r>
+          </w:p>
+        </w:tc>
+        <w:tc>
+          <w:tcPr>
+            <w:tcW w:type="dxa" w:w="1440"/>
+          </w:tcPr>
+          <w:p>
+            <w:r>
+              <w:rPr>
+                <w:b/>
+              </w:rPr>
+              <w:t>일정·방문지</w:t>
+            </w:r>
+          </w:p>
+        </w:tc>
+        <w:tc>
+          <w:tcPr>
+            <w:tcW w:type="dxa" w:w="1440"/>
+          </w:tcPr>
+          <w:p>
+            <w:r>
+              <w:rPr>
+                <w:b/>
+              </w:rPr>
+              <w:t>관련 성경 장절</w:t>
+            </w:r>
+          </w:p>
+        </w:tc>
+        <w:tc>
+          <w:tcPr>
+            <w:tcW w:type="dxa" w:w="1440"/>
+          </w:tcPr>
+          <w:p>
+            <w:r>
+              <w:rPr>
+                <w:b/>
+              </w:rPr>
+              <w:t>담당</w:t>
+            </w:r>
+          </w:p>
+        </w:tc>
+        <w:tc>
+          <w:tcPr>
+            <w:tcW w:type="dxa" w:w="1440"/>
+          </w:tcPr>
+          <w:p>
+            <w:r>
+              <w:rPr>
+                <w:b/>
+              </w:rPr>
+              <w:t>확정 기한</w:t>
+            </w:r>
+          </w:p>
+        </w:tc>
+      </w:tr>
+      <w:tr>
+        <w:tc>
+          <w:tcPr>
+            <w:tcW w:type="dxa" w:w="1440"/>
+          </w:tcPr>
+          <w:p>
+            <w:r>
+              <w:rPr>
+                <w:b w:val="0"/>
+              </w:rPr>
+              <w:t>1일</w:t>
+            </w:r>
+          </w:p>
+        </w:tc>
+        <w:tc>
+          <w:tcPr>
+            <w:tcW w:type="dxa" w:w="1440"/>
+          </w:tcPr>
+          <w:p>
+            <w:r>
+              <w:rPr>
+                <w:b w:val="0"/>
+              </w:rPr>
+              <w:t>09:00</w:t>
+            </w:r>
+          </w:p>
+        </w:tc>
+        <w:tc>
+          <w:tcPr>
+            <w:tcW w:type="dxa" w:w="1440"/>
+          </w:tcPr>
+          <w:p>
+            <w:r>
+              <w:rPr>
+                <w:b w:val="0"/>
+              </w:rPr>
+              <w:t>출국 집결, 인원·서류 확인, 출국 및 현지 이동</w:t>
+            </w:r>
+          </w:p>
+        </w:tc>
+        <w:tc>
+          <w:tcPr>
+            <w:tcW w:type="dxa" w:w="1440"/>
+          </w:tcPr>
+          <w:p>
+            <w:r>
+              <w:rPr>
+                <w:b w:val="0"/>
+              </w:rPr>
+              <w:t>________</w:t>
+            </w:r>
+          </w:p>
+        </w:tc>
+        <w:tc>
+          <w:tcPr>
+            <w:tcW w:type="dxa" w:w="1440"/>
+          </w:tcPr>
+          <w:p>
+            <w:r>
+              <w:rPr>
+                <w:b w:val="0"/>
+              </w:rPr>
+              <w:t>________</w:t>
+            </w:r>
+          </w:p>
+        </w:tc>
+        <w:tc>
+          <w:tcPr>
+            <w:tcW w:type="dxa" w:w="1440"/>
+          </w:tcPr>
+          <w:p>
+            <w:r>
+              <w:rPr>
+                <w:b w:val="0"/>
+              </w:rPr>
+              <w:t>________</w:t>
+            </w:r>
+          </w:p>
+        </w:tc>
+      </w:tr>
+      <w:tr>
+        <w:tc>
+          <w:tcPr>
+            <w:tcW w:type="dxa" w:w="1440"/>
+          </w:tcPr>
+          <w:p>
+            <w:r>
+              <w:rPr>
+                <w:b w:val="0"/>
+              </w:rPr>
+              <w:t>2일</w:t>
+            </w:r>
+          </w:p>
+        </w:tc>
+        <w:tc>
+          <w:tcPr>
+            <w:tcW w:type="dxa" w:w="1440"/>
+          </w:tcPr>
+          <w:p>
+            <w:r>
+              <w:rPr>
+                <w:b w:val="0"/>
+              </w:rPr>
+              <w:t>09:00</w:t>
+            </w:r>
+          </w:p>
+        </w:tc>
+        <w:tc>
+          <w:tcPr>
+            <w:tcW w:type="dxa" w:w="1440"/>
+          </w:tcPr>
+          <w:p>
+            <w:r>
+              <w:rPr>
+                <w:b w:val="0"/>
+              </w:rPr>
+              <w:t>에베소 유적 답사 및 바울의 사역 학습</w:t>
+            </w:r>
+          </w:p>
+        </w:tc>
+        <w:tc>
+          <w:tcPr>
+            <w:tcW w:type="dxa" w:w="1440"/>
+          </w:tcPr>
+          <w:p>
+            <w:r>
+              <w:rPr>
+                <w:b w:val="0"/>
+              </w:rPr>
+              <w:t>사도행전 19:1-20</w:t>
+            </w:r>
+          </w:p>
+        </w:tc>
+        <w:tc>
+          <w:tcPr>
+            <w:tcW w:type="dxa" w:w="1440"/>
+          </w:tcPr>
+          <w:p>
+            <w:r>
+              <w:rPr>
+                <w:b w:val="0"/>
+              </w:rPr>
+              <w:t>________</w:t>
+            </w:r>
+          </w:p>
+        </w:tc>
+        <w:tc>
+          <w:tcPr>
+            <w:tcW w:type="dxa" w:w="1440"/>
+          </w:tcPr>
+          <w:p>
+            <w:r>
+              <w:rPr>
+                <w:b w:val="0"/>
+              </w:rPr>
+              <w:t>________</w:t>
+            </w:r>
+          </w:p>
+        </w:tc>
+      </w:tr>
+      <w:tr>
+        <w:tc>
+          <w:tcPr>
+            <w:tcW w:type="dxa" w:w="1440"/>
+          </w:tcPr>
+          <w:p>
+            <w:r>
+              <w:rPr>
+                <w:b w:val="0"/>
+              </w:rPr>
+              <w:t>3일</w:t>
+            </w:r>
+          </w:p>
+        </w:tc>
+        <w:tc>
+          <w:tcPr>
+            <w:tcW w:type="dxa" w:w="1440"/>
+          </w:tcPr>
+          <w:p>
+            <w:r>
+              <w:rPr>
+                <w:b w:val="0"/>
+              </w:rPr>
+              <w:t>09:00</w:t>
+            </w:r>
+          </w:p>
+        </w:tc>
+        <w:tc>
+          <w:tcPr>
+            <w:tcW w:type="dxa" w:w="1440"/>
+          </w:tcPr>
+          <w:p>
+            <w:r>
+              <w:rPr>
+                <w:b w:val="0"/>
+              </w:rPr>
+              <w:t>밀레도 관련 지역 답사, 공동체 돌봄 나눔</w:t>
+            </w:r>
+          </w:p>
+        </w:tc>
+        <w:tc>
+          <w:tcPr>
+            <w:tcW w:type="dxa" w:w="1440"/>
+          </w:tcPr>
+          <w:p>
+            <w:r>
+              <w:rPr>
+                <w:b w:val="0"/>
+              </w:rPr>
+              <w:t>사도행전 20:17-38</w:t>
+            </w:r>
+          </w:p>
+        </w:tc>
+        <w:tc>
+          <w:tcPr>
+            <w:tcW w:type="dxa" w:w="1440"/>
+          </w:tcPr>
+          <w:p>
+            <w:r>
+              <w:rPr>
+                <w:b w:val="0"/>
+              </w:rPr>
+              <w:t>________</w:t>
+            </w:r>
+          </w:p>
+        </w:tc>
+        <w:tc>
+          <w:tcPr>
+            <w:tcW w:type="dxa" w:w="1440"/>
+          </w:tcPr>
+          <w:p>
+            <w:r>
+              <w:rPr>
+                <w:b w:val="0"/>
+              </w:rPr>
+              <w:t>________</w:t>
+            </w:r>
+          </w:p>
+        </w:tc>
+      </w:tr>
+      <w:tr>
+        <w:tc>
+          <w:tcPr>
+            <w:tcW w:type="dxa" w:w="1440"/>
+          </w:tcPr>
+          <w:p>
+            <w:r>
+              <w:rPr>
+                <w:b w:val="0"/>
+              </w:rPr>
+              <w:t>4일</w:t>
+            </w:r>
+          </w:p>
+        </w:tc>
+        <w:tc>
+          <w:tcPr>
+            <w:tcW w:type="dxa" w:w="1440"/>
+          </w:tcPr>
+          <w:p>
+            <w:r>
+              <w:rPr>
+                <w:b w:val="0"/>
+              </w:rPr>
+              <w:t>09:00</w:t>
+            </w:r>
+          </w:p>
+        </w:tc>
+        <w:tc>
+          <w:tcPr>
+            <w:tcW w:type="dxa" w:w="1440"/>
+          </w:tcPr>
+          <w:p>
+            <w:r>
+              <w:rPr>
+                <w:b w:val="0"/>
+              </w:rPr>
+              <w:t>드로아 관련 지역 답사 및 이동</w:t>
+            </w:r>
+          </w:p>
+        </w:tc>
+        <w:tc>
+          <w:tcPr>
+            <w:tcW w:type="dxa" w:w="1440"/>
+          </w:tcPr>
+          <w:p>
+            <w:r>
+              <w:rPr>
+                <w:b w:val="0"/>
+              </w:rPr>
+              <w:t>사도행전 16:8-10; 20:6-12</w:t>
+            </w:r>
+          </w:p>
+        </w:tc>
+        <w:tc>
+          <w:tcPr>
+            <w:tcW w:type="dxa" w:w="1440"/>
+          </w:tcPr>
+          <w:p>
+            <w:r>
+              <w:rPr>
+                <w:b w:val="0"/>
+              </w:rPr>
+              <w:t>________</w:t>
+            </w:r>
+          </w:p>
+        </w:tc>
+        <w:tc>
+          <w:tcPr>
+            <w:tcW w:type="dxa" w:w="1440"/>
+          </w:tcPr>
+          <w:p>
+            <w:r>
+              <w:rPr>
+                <w:b w:val="0"/>
+              </w:rPr>
+              <w:t>________</w:t>
+            </w:r>
+          </w:p>
+        </w:tc>
+      </w:tr>
+      <w:tr>
+        <w:tc>
+          <w:tcPr>
+            <w:tcW w:type="dxa" w:w="1440"/>
+          </w:tcPr>
+          <w:p>
+            <w:r>
+              <w:rPr>
+                <w:b w:val="0"/>
+              </w:rPr>
+              <w:t>5일</w:t>
+            </w:r>
+          </w:p>
+        </w:tc>
+        <w:tc>
+          <w:tcPr>
+            <w:tcW w:type="dxa" w:w="1440"/>
+          </w:tcPr>
+          <w:p>
+            <w:r>
+              <w:rPr>
+                <w:b w:val="0"/>
+              </w:rPr>
+              <w:t>09:00</w:t>
+            </w:r>
+          </w:p>
+        </w:tc>
+        <w:tc>
+          <w:tcPr>
+            <w:tcW w:type="dxa" w:w="1440"/>
+          </w:tcPr>
+          <w:p>
+            <w:r>
+              <w:rPr>
+                <w:b w:val="0"/>
+              </w:rPr>
+              <w:t>그리스 이동, 네압볼리·빌립보 관련 지역 학습</w:t>
+            </w:r>
+          </w:p>
+        </w:tc>
+        <w:tc>
+          <w:tcPr>
+            <w:tcW w:type="dxa" w:w="1440"/>
+          </w:tcPr>
+          <w:p>
+            <w:r>
+              <w:rPr>
+                <w:b w:val="0"/>
+              </w:rPr>
+              <w:t>사도행전 16:11-15</w:t>
+            </w:r>
+          </w:p>
+        </w:tc>
+        <w:tc>
+          <w:tcPr>
+            <w:tcW w:type="dxa" w:w="1440"/>
+          </w:tcPr>
+          <w:p>
+            <w:r>
+              <w:rPr>
+                <w:b w:val="0"/>
+              </w:rPr>
+              <w:t>________</w:t>
+            </w:r>
+          </w:p>
+        </w:tc>
+        <w:tc>
+          <w:tcPr>
+            <w:tcW w:type="dxa" w:w="1440"/>
+          </w:tcPr>
+          <w:p>
+            <w:r>
+              <w:rPr>
+                <w:b w:val="0"/>
+              </w:rPr>
+              <w:t>________</w:t>
+            </w:r>
+          </w:p>
+        </w:tc>
+      </w:tr>
+      <w:tr>
+        <w:tc>
+          <w:tcPr>
+            <w:tcW w:type="dxa" w:w="1440"/>
+          </w:tcPr>
+          <w:p>
+            <w:r>
+              <w:rPr>
+                <w:b w:val="0"/>
+              </w:rPr>
+              <w:t>6일</w:t>
+            </w:r>
+          </w:p>
+        </w:tc>
+        <w:tc>
+          <w:tcPr>
+            <w:tcW w:type="dxa" w:w="1440"/>
+          </w:tcPr>
+          <w:p>
+            <w:r>
+              <w:rPr>
+                <w:b w:val="0"/>
+              </w:rPr>
+              <w:t>09:00</w:t>
+            </w:r>
+          </w:p>
+        </w:tc>
+        <w:tc>
+          <w:tcPr>
+            <w:tcW w:type="dxa" w:w="1440"/>
+          </w:tcPr>
+          <w:p>
+            <w:r>
+              <w:rPr>
+                <w:b w:val="0"/>
+              </w:rPr>
+              <w:t>빌립보·데살로니가 관련 지역 답사</w:t>
+            </w:r>
+          </w:p>
+        </w:tc>
+        <w:tc>
+          <w:tcPr>
+            <w:tcW w:type="dxa" w:w="1440"/>
+          </w:tcPr>
+          <w:p>
+            <w:r>
+              <w:rPr>
+                <w:b w:val="0"/>
+              </w:rPr>
+              <w:t>사도행전 16:16-40; 17:1-9</w:t>
+            </w:r>
+          </w:p>
+        </w:tc>
+        <w:tc>
+          <w:tcPr>
+            <w:tcW w:type="dxa" w:w="1440"/>
+          </w:tcPr>
+          <w:p>
+            <w:r>
+              <w:rPr>
+                <w:b w:val="0"/>
+              </w:rPr>
+              <w:t>________</w:t>
+            </w:r>
+          </w:p>
+        </w:tc>
+        <w:tc>
+          <w:tcPr>
+            <w:tcW w:type="dxa" w:w="1440"/>
+          </w:tcPr>
+          <w:p>
+            <w:r>
+              <w:rPr>
+                <w:b w:val="0"/>
+              </w:rPr>
+              <w:t>________</w:t>
+            </w:r>
+          </w:p>
+        </w:tc>
+      </w:tr>
+      <w:tr>
+        <w:tc>
+          <w:tcPr>
+            <w:tcW w:type="dxa" w:w="1440"/>
+          </w:tcPr>
+          <w:p>
+            <w:r>
+              <w:rPr>
+                <w:b w:val="0"/>
+              </w:rPr>
+              <w:t>7일</w:t>
+            </w:r>
+          </w:p>
+        </w:tc>
+        <w:tc>
+          <w:tcPr>
+            <w:tcW w:type="dxa" w:w="1440"/>
+          </w:tcPr>
+          <w:p>
+            <w:r>
+              <w:rPr>
+                <w:b w:val="0"/>
+              </w:rPr>
+              <w:t>09:00</w:t>
+            </w:r>
+          </w:p>
+        </w:tc>
+        <w:tc>
+          <w:tcPr>
+            <w:tcW w:type="dxa" w:w="1440"/>
+          </w:tcPr>
+          <w:p>
+            <w:r>
+              <w:rPr>
+                <w:b w:val="0"/>
+              </w:rPr>
+              <w:t>아테네 답사, 아레오바고 설교 배경 학습</w:t>
+            </w:r>
+          </w:p>
+        </w:tc>
+        <w:tc>
+          <w:tcPr>
+            <w:tcW w:type="dxa" w:w="1440"/>
+          </w:tcPr>
+          <w:p>
+            <w:r>
+              <w:rPr>
+                <w:b w:val="0"/>
+              </w:rPr>
+              <w:t>사도행전 17:16-34</w:t>
+            </w:r>
+          </w:p>
+        </w:tc>
+        <w:tc>
+          <w:tcPr>
+            <w:tcW w:type="dxa" w:w="1440"/>
+          </w:tcPr>
+          <w:p>
+            <w:r>
+              <w:rPr>
+                <w:b w:val="0"/>
+              </w:rPr>
+              <w:t>________</w:t>
+            </w:r>
+          </w:p>
+        </w:tc>
+        <w:tc>
+          <w:tcPr>
+            <w:tcW w:type="dxa" w:w="1440"/>
+          </w:tcPr>
+          <w:p>
+            <w:r>
+              <w:rPr>
+                <w:b w:val="0"/>
+              </w:rPr>
+              <w:t>________</w:t>
+            </w:r>
+          </w:p>
+        </w:tc>
+      </w:tr>
+      <w:tr>
+        <w:tc>
+          <w:tcPr>
+            <w:tcW w:type="dxa" w:w="1440"/>
+          </w:tcPr>
+          <w:p>
+            <w:r>
+              <w:rPr>
+                <w:b w:val="0"/>
+              </w:rPr>
+              <w:t>8일</w:t>
+            </w:r>
+          </w:p>
+        </w:tc>
+        <w:tc>
+          <w:tcPr>
+            <w:tcW w:type="dxa" w:w="1440"/>
+          </w:tcPr>
+          <w:p>
+            <w:r>
+              <w:rPr>
+                <w:b w:val="0"/>
+              </w:rPr>
+              <w:t>09:00</w:t>
+            </w:r>
+          </w:p>
+        </w:tc>
+        <w:tc>
+          <w:tcPr>
+            <w:tcW w:type="dxa" w:w="1440"/>
+          </w:tcPr>
+          <w:p>
+            <w:r>
+              <w:rPr>
+                <w:b w:val="0"/>
+              </w:rPr>
+              <w:t>고린도 관련 지역 답사, 마무리 나눔 및 귀국 출발</w:t>
+            </w:r>
+          </w:p>
+        </w:tc>
+        <w:tc>
+          <w:tcPr>
+            <w:tcW w:type="dxa" w:w="1440"/>
+          </w:tcPr>
+          <w:p>
+            <w:r>
+              <w:rPr>
+                <w:b w:val="0"/>
+              </w:rPr>
+              <w:t>사도행전 18:1-18</w:t>
+            </w:r>
+          </w:p>
+        </w:tc>
+        <w:tc>
+          <w:tcPr>
+            <w:tcW w:type="dxa" w:w="1440"/>
+          </w:tcPr>
+          <w:p>
+            <w:r>
+              <w:rPr>
+                <w:b w:val="0"/>
+              </w:rPr>
+              <w:t>________</w:t>
+            </w:r>
+          </w:p>
+        </w:tc>
+        <w:tc>
+          <w:tcPr>
+            <w:tcW w:type="dxa" w:w="1440"/>
+          </w:tcPr>
+          <w:p>
+            <w:r>
+              <w:rPr>
+                <w:b w:val="0"/>
+              </w:rPr>
+              <w:t>________</w:t>
+            </w:r>
+          </w:p>
+        </w:tc>
+      </w:tr>
+      <w:tr>
+        <w:tc>
+          <w:tcPr>
+            <w:tcW w:type="dxa" w:w="1440"/>
+          </w:tcPr>
+          <w:p>
+            <w:r>
+              <w:rPr>
+                <w:b w:val="0"/>
+              </w:rPr>
+              <w:t>9일</w:t>
+            </w:r>
+          </w:p>
+        </w:tc>
+        <w:tc>
+          <w:tcPr>
+            <w:tcW w:type="dxa" w:w="1440"/>
+          </w:tcPr>
+          <w:p>
+            <w:r>
+              <w:rPr>
+                <w:b w:val="0"/>
+              </w:rPr>
+              <w:t>09:00</w:t>
+            </w:r>
+          </w:p>
+        </w:tc>
+        <w:tc>
+          <w:tcPr>
+            <w:tcW w:type="dxa" w:w="1440"/>
+          </w:tcPr>
+          <w:p>
+            <w:r>
+              <w:rPr>
+                <w:b w:val="0"/>
+              </w:rPr>
+              <w:t>귀국, 인원 확인 및 해산</w:t>
+            </w:r>
+          </w:p>
+        </w:tc>
+        <w:tc>
+          <w:tcPr>
+            <w:tcW w:type="dxa" w:w="1440"/>
+          </w:tcPr>
+          <w:p>
+            <w:r>
+              <w:rPr>
+                <w:b w:val="0"/>
+              </w:rPr>
+              <w:t>________</w:t>
+            </w:r>
+          </w:p>
+        </w:tc>
+        <w:tc>
+          <w:tcPr>
+            <w:tcW w:type="dxa" w:w="1440"/>
+          </w:tcPr>
+          <w:p>
+            <w:r>
+              <w:rPr>
+                <w:b w:val="0"/>
+              </w:rPr>
+              <w:t>________</w:t>
+            </w:r>
+          </w:p>
+        </w:tc>
+        <w:tc>
+          <w:tcPr>
+            <w:tcW w:type="dxa" w:w="1440"/>
+          </w:tcPr>
+          <w:p>
+            <w:r>
+              <w:rPr>
+                <w:b w:val="0"/>
+              </w:rPr>
+              <w:t>________</w:t>
+            </w:r>
+          </w:p>
+        </w:tc>
+      </w:tr>
+    </w:tbl>
+    <w:p/>
+    <w:p>
+      <w:pPr>
+        <w:pStyle w:val="Heading3"/>
+      </w:pPr>
+      <w:r>
+        <w:rPr>
+          <w:b w:val="0"/>
+        </w:rPr>
+        <w:t>나. 사전 공부 모임</w:t>
+      </w:r>
+    </w:p>
+    <w:tbl>
+      <w:tblPr>
+        <w:tblStyle w:val="TableGrid"/>
+        <w:tblW w:type="auto" w:w="0"/>
+        <w:tblLook w:firstColumn="1" w:firstRow="1" w:lastColumn="0" w:lastRow="0" w:noHBand="0" w:noVBand="1" w:val="04A0"/>
+      </w:tblPr>
+      <w:tblGrid>
+        <w:gridCol w:w="1728"/>
+        <w:gridCol w:w="1728"/>
+        <w:gridCol w:w="1728"/>
+        <w:gridCol w:w="1728"/>
+        <w:gridCol w:w="1728"/>
+      </w:tblGrid>
+      <w:tr>
+        <w:tc>
+          <w:tcPr>
+            <w:tcW w:type="dxa" w:w="1728"/>
+          </w:tcPr>
+          <w:p>
+            <w:r>
+              <w:rPr>
+                <w:b/>
+              </w:rPr>
+              <w:t>회차·일시</w:t>
+            </w:r>
+          </w:p>
+        </w:tc>
+        <w:tc>
+          <w:tcPr>
+            <w:tcW w:type="dxa" w:w="1728"/>
+          </w:tcPr>
+          <w:p>
+            <w:r>
+              <w:rPr>
+                <w:b/>
+              </w:rPr>
+              <w:t>학습 내용</w:t>
+            </w:r>
+          </w:p>
+        </w:tc>
+        <w:tc>
+          <w:tcPr>
+            <w:tcW w:type="dxa" w:w="1728"/>
+          </w:tcPr>
+          <w:p>
+            <w:r>
+              <w:rPr>
+                <w:b/>
+              </w:rPr>
+              <w:t>준비·확인 결과</w:t>
+            </w:r>
+          </w:p>
+        </w:tc>
+        <w:tc>
+          <w:tcPr>
+            <w:tcW w:type="dxa" w:w="1728"/>
+          </w:tcPr>
+          <w:p>
+            <w:r>
+              <w:rPr>
+                <w:b/>
+              </w:rPr>
+              <w:t>담당</w:t>
+            </w:r>
+          </w:p>
+        </w:tc>
+        <w:tc>
+          <w:tcPr>
+            <w:tcW w:type="dxa" w:w="1728"/>
+          </w:tcPr>
+          <w:p>
+            <w:r>
+              <w:rPr>
+                <w:b/>
+              </w:rPr>
+              <w:t>기한</w:t>
+            </w:r>
+          </w:p>
+        </w:tc>
+      </w:tr>
+      <w:tr>
+        <w:tc>
+          <w:tcPr>
+            <w:tcW w:type="dxa" w:w="1728"/>
+          </w:tcPr>
+          <w:p>
+            <w:r>
+              <w:rPr>
+                <w:b w:val="0"/>
+              </w:rPr>
+              <w:t>1회 / ________</w:t>
+            </w:r>
+          </w:p>
+        </w:tc>
+        <w:tc>
+          <w:tcPr>
+            <w:tcW w:type="dxa" w:w="1728"/>
+          </w:tcPr>
+          <w:p>
+            <w:r>
+              <w:rPr>
+                <w:b w:val="0"/>
+              </w:rPr>
+              <w:t>바울의 선교 여정과 사도행전 개관</w:t>
+            </w:r>
+          </w:p>
+        </w:tc>
+        <w:tc>
+          <w:tcPr>
+            <w:tcW w:type="dxa" w:w="1728"/>
+          </w:tcPr>
+          <w:p>
+            <w:r>
+              <w:rPr>
+                <w:b w:val="0"/>
+              </w:rPr>
+              <w:t>지도에 방문지 표시, 질문 1개 작성</w:t>
+            </w:r>
+          </w:p>
+        </w:tc>
+        <w:tc>
+          <w:tcPr>
+            <w:tcW w:type="dxa" w:w="1728"/>
+          </w:tcPr>
+          <w:p>
+            <w:r>
+              <w:rPr>
+                <w:b w:val="0"/>
+              </w:rPr>
+              <w:t>________</w:t>
+            </w:r>
+          </w:p>
+        </w:tc>
+        <w:tc>
+          <w:tcPr>
+            <w:tcW w:type="dxa" w:w="1728"/>
+          </w:tcPr>
+          <w:p>
+            <w:r>
+              <w:rPr>
+                <w:b w:val="0"/>
+              </w:rPr>
+              <w:t>________</w:t>
+            </w:r>
+          </w:p>
+        </w:tc>
+      </w:tr>
+      <w:tr>
+        <w:tc>
+          <w:tcPr>
+            <w:tcW w:type="dxa" w:w="1728"/>
+          </w:tcPr>
+          <w:p>
+            <w:r>
+              <w:rPr>
+                <w:b w:val="0"/>
+              </w:rPr>
+              <w:t>2회 / ________</w:t>
+            </w:r>
+          </w:p>
+        </w:tc>
+        <w:tc>
+          <w:tcPr>
+            <w:tcW w:type="dxa" w:w="1728"/>
+          </w:tcPr>
+          <w:p>
+            <w:r>
+              <w:rPr>
+                <w:b w:val="0"/>
+              </w:rPr>
+              <w:t>에베소·빌립보·아테네·고린도 본문 읽기</w:t>
+            </w:r>
+          </w:p>
+        </w:tc>
+        <w:tc>
+          <w:tcPr>
+            <w:tcW w:type="dxa" w:w="1728"/>
+          </w:tcPr>
+          <w:p>
+            <w:r>
+              <w:rPr>
+                <w:b w:val="0"/>
+              </w:rPr>
+              <w:t>방문지별 장절·배경 학습지 작성</w:t>
+            </w:r>
+          </w:p>
+        </w:tc>
+        <w:tc>
+          <w:tcPr>
+            <w:tcW w:type="dxa" w:w="1728"/>
+          </w:tcPr>
+          <w:p>
+            <w:r>
+              <w:rPr>
+                <w:b w:val="0"/>
+              </w:rPr>
+              <w:t>________</w:t>
+            </w:r>
+          </w:p>
+        </w:tc>
+        <w:tc>
+          <w:tcPr>
+            <w:tcW w:type="dxa" w:w="1728"/>
+          </w:tcPr>
+          <w:p>
+            <w:r>
+              <w:rPr>
+                <w:b w:val="0"/>
+              </w:rPr>
+              <w:t>________</w:t>
+            </w:r>
+          </w:p>
+        </w:tc>
+      </w:tr>
+      <w:tr>
+        <w:tc>
+          <w:tcPr>
+            <w:tcW w:type="dxa" w:w="1728"/>
+          </w:tcPr>
+          <w:p>
+            <w:r>
+              <w:rPr>
+                <w:b w:val="0"/>
+              </w:rPr>
+              <w:t>3회 / ________</w:t>
+            </w:r>
+          </w:p>
+        </w:tc>
+        <w:tc>
+          <w:tcPr>
+            <w:tcW w:type="dxa" w:w="1728"/>
+          </w:tcPr>
+          <w:p>
+            <w:r>
+              <w:rPr>
+                <w:b w:val="0"/>
+              </w:rPr>
+              <w:t>순례 예절, 문화 이해, 안전·비상 대응</w:t>
+            </w:r>
+          </w:p>
+        </w:tc>
+        <w:tc>
+          <w:tcPr>
+            <w:tcW w:type="dxa" w:w="1728"/>
+          </w:tcPr>
+          <w:p>
+            <w:r>
+              <w:rPr>
+                <w:b w:val="0"/>
+              </w:rPr>
+              <w:t>안전교육 참석 및 준비물 확인</w:t>
+            </w:r>
+          </w:p>
+        </w:tc>
+        <w:tc>
+          <w:tcPr>
+            <w:tcW w:type="dxa" w:w="1728"/>
+          </w:tcPr>
+          <w:p>
+            <w:r>
+              <w:rPr>
+                <w:b w:val="0"/>
+              </w:rPr>
+              <w:t>________</w:t>
+            </w:r>
+          </w:p>
+        </w:tc>
+        <w:tc>
+          <w:tcPr>
+            <w:tcW w:type="dxa" w:w="1728"/>
+          </w:tcPr>
+          <w:p>
+            <w:r>
+              <w:rPr>
+                <w:b w:val="0"/>
+              </w:rPr>
+              <w:t>________</w:t>
+            </w:r>
+          </w:p>
+        </w:tc>
+      </w:tr>
+    </w:tbl>
+    <w:p/>
+    <w:p>
+      <w:pPr>
+        <w:pStyle w:val="Heading3"/>
+      </w:pPr>
+      <w:r>
+        <w:rPr>
+          <w:b w:val="0"/>
+        </w:rPr>
+        <w:t>다. 업무분장 및 준비물</w:t>
       </w:r>
     </w:p>
     <w:tbl>
@@ -1385,7 +2239,7 @@
               <w:rPr>
                 <w:b/>
               </w:rPr>
-              <w:t>품목</w:t>
+              <w:t>업무</w:t>
             </w:r>
           </w:p>
         </w:tc>
@@ -1398,7 +2252,7 @@
               <w:rPr>
                 <w:b/>
               </w:rPr>
-              <w:t>수량</w:t>
+              <w:t>담당</w:t>
             </w:r>
           </w:p>
         </w:tc>
@@ -1411,7 +2265,7 @@
               <w:rPr>
                 <w:b/>
               </w:rPr>
-              <w:t>구입처</w:t>
+              <w:t>기한</w:t>
             </w:r>
           </w:p>
         </w:tc>
@@ -1424,7 +2278,7 @@
               <w:rPr>
                 <w:b/>
               </w:rPr>
-              <w:t>담당</w:t>
+              <w:t>확인</w:t>
             </w:r>
           </w:p>
         </w:tc>
@@ -1439,7 +2293,7 @@
               <w:rPr>
                 <w:b w:val="0"/>
               </w:rPr>
-              <w:t>현지 가이드북</w:t>
+              <w:t>견적 비교, 포함·불포함 비용 및 취소·환불 조건 검토</w:t>
             </w:r>
           </w:p>
         </w:tc>
@@ -1452,7 +2306,7 @@
               <w:rPr>
                 <w:b w:val="0"/>
               </w:rPr>
-              <w:t>_권</w:t>
+              <w:t>________</w:t>
             </w:r>
           </w:p>
         </w:tc>
@@ -1493,7 +2347,7 @@
               <w:rPr>
                 <w:b w:val="0"/>
               </w:rPr>
-              <w:t>단체 조끼/모자</w:t>
+              <w:t>참가 신청, 미성년자 보호자 동의 및 비공개 회신서 관리</w:t>
             </w:r>
           </w:p>
         </w:tc>
@@ -1506,7 +2360,7 @@
               <w:rPr>
                 <w:b w:val="0"/>
               </w:rPr>
-              <w:t>_개</w:t>
+              <w:t>________</w:t>
             </w:r>
           </w:p>
         </w:tc>
@@ -1547,7 +2401,7 @@
               <w:rPr>
                 <w:b w:val="0"/>
               </w:rPr>
-              <w:t>비상 구급함</w:t>
+              <w:t>여권·비자·입국요건·경유국 요건 확인 및 재확인</w:t>
             </w:r>
           </w:p>
         </w:tc>
@@ -1560,7 +2414,277 @@
               <w:rPr>
                 <w:b w:val="0"/>
               </w:rPr>
-              <w:t>_세트</w:t>
+              <w:t>________</w:t>
+            </w:r>
+          </w:p>
+        </w:tc>
+        <w:tc>
+          <w:tcPr>
+            <w:tcW w:type="dxa" w:w="2160"/>
+          </w:tcPr>
+          <w:p>
+            <w:r>
+              <w:rPr>
+                <w:b w:val="0"/>
+              </w:rPr>
+              <w:t>________</w:t>
+            </w:r>
+          </w:p>
+        </w:tc>
+        <w:tc>
+          <w:tcPr>
+            <w:tcW w:type="dxa" w:w="2160"/>
+          </w:tcPr>
+          <w:p>
+            <w:r>
+              <w:rPr>
+                <w:b w:val="0"/>
+              </w:rPr>
+              <w:t>________</w:t>
+            </w:r>
+          </w:p>
+        </w:tc>
+      </w:tr>
+      <w:tr>
+        <w:tc>
+          <w:tcPr>
+            <w:tcW w:type="dxa" w:w="2160"/>
+          </w:tcPr>
+          <w:p>
+            <w:r>
+              <w:rPr>
+                <w:b w:val="0"/>
+              </w:rPr>
+              <w:t>보험 가입, 보장 범위·제외사항·긴급지원 절차 확인</w:t>
+            </w:r>
+          </w:p>
+        </w:tc>
+        <w:tc>
+          <w:tcPr>
+            <w:tcW w:type="dxa" w:w="2160"/>
+          </w:tcPr>
+          <w:p>
+            <w:r>
+              <w:rPr>
+                <w:b w:val="0"/>
+              </w:rPr>
+              <w:t>________</w:t>
+            </w:r>
+          </w:p>
+        </w:tc>
+        <w:tc>
+          <w:tcPr>
+            <w:tcW w:type="dxa" w:w="2160"/>
+          </w:tcPr>
+          <w:p>
+            <w:r>
+              <w:rPr>
+                <w:b w:val="0"/>
+              </w:rPr>
+              <w:t>________</w:t>
+            </w:r>
+          </w:p>
+        </w:tc>
+        <w:tc>
+          <w:tcPr>
+            <w:tcW w:type="dxa" w:w="2160"/>
+          </w:tcPr>
+          <w:p>
+            <w:r>
+              <w:rPr>
+                <w:b w:val="0"/>
+              </w:rPr>
+              <w:t>________</w:t>
+            </w:r>
+          </w:p>
+        </w:tc>
+      </w:tr>
+      <w:tr>
+        <w:tc>
+          <w:tcPr>
+            <w:tcW w:type="dxa" w:w="2160"/>
+          </w:tcPr>
+          <w:p>
+            <w:r>
+              <w:rPr>
+                <w:b w:val="0"/>
+              </w:rPr>
+              <w:t>개인 준비물: 여권, 여행서류, 개인 복용약, 편한 신발, 계절 의류, 모자, 물병, 충전기·변환 어댑터, 성경·필기구 확인</w:t>
+            </w:r>
+          </w:p>
+        </w:tc>
+        <w:tc>
+          <w:tcPr>
+            <w:tcW w:type="dxa" w:w="2160"/>
+          </w:tcPr>
+          <w:p>
+            <w:r>
+              <w:rPr>
+                <w:b w:val="0"/>
+              </w:rPr>
+              <w:t>________</w:t>
+            </w:r>
+          </w:p>
+        </w:tc>
+        <w:tc>
+          <w:tcPr>
+            <w:tcW w:type="dxa" w:w="2160"/>
+          </w:tcPr>
+          <w:p>
+            <w:r>
+              <w:rPr>
+                <w:b w:val="0"/>
+              </w:rPr>
+              <w:t>________</w:t>
+            </w:r>
+          </w:p>
+        </w:tc>
+        <w:tc>
+          <w:tcPr>
+            <w:tcW w:type="dxa" w:w="2160"/>
+          </w:tcPr>
+          <w:p>
+            <w:r>
+              <w:rPr>
+                <w:b w:val="0"/>
+              </w:rPr>
+              <w:t>________</w:t>
+            </w:r>
+          </w:p>
+        </w:tc>
+      </w:tr>
+      <w:tr>
+        <w:tc>
+          <w:tcPr>
+            <w:tcW w:type="dxa" w:w="2160"/>
+          </w:tcPr>
+          <w:p>
+            <w:r>
+              <w:rPr>
+                <w:b w:val="0"/>
+              </w:rPr>
+              <w:t>공용 준비물: 구급용품, 인원 확인표, 비상 대응표, 학습자료 준비</w:t>
+            </w:r>
+          </w:p>
+        </w:tc>
+        <w:tc>
+          <w:tcPr>
+            <w:tcW w:type="dxa" w:w="2160"/>
+          </w:tcPr>
+          <w:p>
+            <w:r>
+              <w:rPr>
+                <w:b w:val="0"/>
+              </w:rPr>
+              <w:t>________</w:t>
+            </w:r>
+          </w:p>
+        </w:tc>
+        <w:tc>
+          <w:tcPr>
+            <w:tcW w:type="dxa" w:w="2160"/>
+          </w:tcPr>
+          <w:p>
+            <w:r>
+              <w:rPr>
+                <w:b w:val="0"/>
+              </w:rPr>
+              <w:t>________</w:t>
+            </w:r>
+          </w:p>
+        </w:tc>
+        <w:tc>
+          <w:tcPr>
+            <w:tcW w:type="dxa" w:w="2160"/>
+          </w:tcPr>
+          <w:p>
+            <w:r>
+              <w:rPr>
+                <w:b w:val="0"/>
+              </w:rPr>
+              <w:t>________</w:t>
+            </w:r>
+          </w:p>
+        </w:tc>
+      </w:tr>
+      <w:tr>
+        <w:tc>
+          <w:tcPr>
+            <w:tcW w:type="dxa" w:w="2160"/>
+          </w:tcPr>
+          <w:p>
+            <w:r>
+              <w:rPr>
+                <w:b w:val="0"/>
+              </w:rPr>
+              <w:t>현지 이동·숙박·식사·휴식 및 보행 부담 확인</w:t>
+            </w:r>
+          </w:p>
+        </w:tc>
+        <w:tc>
+          <w:tcPr>
+            <w:tcW w:type="dxa" w:w="2160"/>
+          </w:tcPr>
+          <w:p>
+            <w:r>
+              <w:rPr>
+                <w:b w:val="0"/>
+              </w:rPr>
+              <w:t>________</w:t>
+            </w:r>
+          </w:p>
+        </w:tc>
+        <w:tc>
+          <w:tcPr>
+            <w:tcW w:type="dxa" w:w="2160"/>
+          </w:tcPr>
+          <w:p>
+            <w:r>
+              <w:rPr>
+                <w:b w:val="0"/>
+              </w:rPr>
+              <w:t>________</w:t>
+            </w:r>
+          </w:p>
+        </w:tc>
+        <w:tc>
+          <w:tcPr>
+            <w:tcW w:type="dxa" w:w="2160"/>
+          </w:tcPr>
+          <w:p>
+            <w:r>
+              <w:rPr>
+                <w:b w:val="0"/>
+              </w:rPr>
+              <w:t>________</w:t>
+            </w:r>
+          </w:p>
+        </w:tc>
+      </w:tr>
+      <w:tr>
+        <w:tc>
+          <w:tcPr>
+            <w:tcW w:type="dxa" w:w="2160"/>
+          </w:tcPr>
+          <w:p>
+            <w:r>
+              <w:rPr>
+                <w:b w:val="0"/>
+              </w:rPr>
+              <w:t>귀국 후 결과보고·증빙 정리·잔액 처리</w:t>
+            </w:r>
+          </w:p>
+        </w:tc>
+        <w:tc>
+          <w:tcPr>
+            <w:tcW w:type="dxa" w:w="2160"/>
+          </w:tcPr>
+          <w:p>
+            <w:r>
+              <w:rPr>
+                <w:b w:val="0"/>
+              </w:rPr>
+              <w:t>________</w:t>
             </w:r>
           </w:p>
         </w:tc>
@@ -1593,6 +2717,2482 @@
       </w:tr>
     </w:tbl>
     <w:p/>
+    <w:p>
+      <w:pPr>
+        <w:pStyle w:val="Heading2"/>
+      </w:pPr>
+      <w:r>
+        <w:rPr>
+          <w:b w:val="0"/>
+        </w:rPr>
+        <w:t>5. 안전관리 계획</w:t>
+      </w:r>
+    </w:p>
+    <w:p>
+      <w:pPr>
+        <w:pStyle w:val="Heading3"/>
+      </w:pPr>
+      <w:r>
+        <w:rPr>
+          <w:b w:val="0"/>
+        </w:rPr>
+        <w:t>가. 여권·입국·보험 확인</w:t>
+      </w:r>
+    </w:p>
+    <w:tbl>
+      <w:tblPr>
+        <w:tblStyle w:val="TableGrid"/>
+        <w:tblW w:type="auto" w:w="0"/>
+        <w:tblLook w:firstColumn="1" w:firstRow="1" w:lastColumn="0" w:lastRow="0" w:noHBand="0" w:noVBand="1" w:val="04A0"/>
+      </w:tblPr>
+      <w:tblGrid>
+        <w:gridCol w:w="2160"/>
+        <w:gridCol w:w="2160"/>
+        <w:gridCol w:w="2160"/>
+        <w:gridCol w:w="2160"/>
+      </w:tblGrid>
+      <w:tr>
+        <w:tc>
+          <w:tcPr>
+            <w:tcW w:type="dxa" w:w="2160"/>
+          </w:tcPr>
+          <w:p>
+            <w:r>
+              <w:rPr>
+                <w:b/>
+              </w:rPr>
+              <w:t>확인 사항</w:t>
+            </w:r>
+          </w:p>
+        </w:tc>
+        <w:tc>
+          <w:tcPr>
+            <w:tcW w:type="dxa" w:w="2160"/>
+          </w:tcPr>
+          <w:p>
+            <w:r>
+              <w:rPr>
+                <w:b/>
+              </w:rPr>
+              <w:t>확인 내용</w:t>
+            </w:r>
+          </w:p>
+        </w:tc>
+        <w:tc>
+          <w:tcPr>
+            <w:tcW w:type="dxa" w:w="2160"/>
+          </w:tcPr>
+          <w:p>
+            <w:r>
+              <w:rPr>
+                <w:b/>
+              </w:rPr>
+              <w:t>담당</w:t>
+            </w:r>
+          </w:p>
+        </w:tc>
+        <w:tc>
+          <w:tcPr>
+            <w:tcW w:type="dxa" w:w="2160"/>
+          </w:tcPr>
+          <w:p>
+            <w:r>
+              <w:rPr>
+                <w:b/>
+              </w:rPr>
+              <w:t>기한</w:t>
+            </w:r>
+          </w:p>
+        </w:tc>
+      </w:tr>
+      <w:tr>
+        <w:tc>
+          <w:tcPr>
+            <w:tcW w:type="dxa" w:w="2160"/>
+          </w:tcPr>
+          <w:p>
+            <w:r>
+              <w:rPr>
+                <w:b w:val="0"/>
+              </w:rPr>
+              <w:t>여권</w:t>
+            </w:r>
+          </w:p>
+        </w:tc>
+        <w:tc>
+          <w:tcPr>
+            <w:tcW w:type="dxa" w:w="2160"/>
+          </w:tcPr>
+          <w:p>
+            <w:r>
+              <w:rPr>
+                <w:b w:val="0"/>
+              </w:rPr>
+              <w:t>유효기간·잔여 유효기간·훼손 여부·항공권 영문명 일치 확인. 요구 기준은 (확인 필요)</w:t>
+            </w:r>
+          </w:p>
+        </w:tc>
+        <w:tc>
+          <w:tcPr>
+            <w:tcW w:type="dxa" w:w="2160"/>
+          </w:tcPr>
+          <w:p>
+            <w:r>
+              <w:rPr>
+                <w:b w:val="0"/>
+              </w:rPr>
+              <w:t>________</w:t>
+            </w:r>
+          </w:p>
+        </w:tc>
+        <w:tc>
+          <w:tcPr>
+            <w:tcW w:type="dxa" w:w="2160"/>
+          </w:tcPr>
+          <w:p>
+            <w:r>
+              <w:rPr>
+                <w:b w:val="0"/>
+              </w:rPr>
+              <w:t>________</w:t>
+            </w:r>
+          </w:p>
+        </w:tc>
+      </w:tr>
+      <w:tr>
+        <w:tc>
+          <w:tcPr>
+            <w:tcW w:type="dxa" w:w="2160"/>
+          </w:tcPr>
+          <w:p>
+            <w:r>
+              <w:rPr>
+                <w:b w:val="0"/>
+              </w:rPr>
+              <w:t>비자·입국</w:t>
+            </w:r>
+          </w:p>
+        </w:tc>
+        <w:tc>
+          <w:tcPr>
+            <w:tcW w:type="dxa" w:w="2160"/>
+          </w:tcPr>
+          <w:p>
+            <w:r>
+              <w:rPr>
+                <w:b w:val="0"/>
+              </w:rPr>
+              <w:t>국적·여권 종류·체류 목적에 따른 비자, 전자허가, 입국서류 및 경유국 규정은 (확인 필요)</w:t>
+            </w:r>
+          </w:p>
+        </w:tc>
+        <w:tc>
+          <w:tcPr>
+            <w:tcW w:type="dxa" w:w="2160"/>
+          </w:tcPr>
+          <w:p>
+            <w:r>
+              <w:rPr>
+                <w:b w:val="0"/>
+              </w:rPr>
+              <w:t>________</w:t>
+            </w:r>
+          </w:p>
+        </w:tc>
+        <w:tc>
+          <w:tcPr>
+            <w:tcW w:type="dxa" w:w="2160"/>
+          </w:tcPr>
+          <w:p>
+            <w:r>
+              <w:rPr>
+                <w:b w:val="0"/>
+              </w:rPr>
+              <w:t>________</w:t>
+            </w:r>
+          </w:p>
+        </w:tc>
+      </w:tr>
+      <w:tr>
+        <w:tc>
+          <w:tcPr>
+            <w:tcW w:type="dxa" w:w="2160"/>
+          </w:tcPr>
+          <w:p>
+            <w:r>
+              <w:rPr>
+                <w:b w:val="0"/>
+              </w:rPr>
+              <w:t>공식 정보</w:t>
+            </w:r>
+          </w:p>
+        </w:tc>
+        <w:tc>
+          <w:tcPr>
+            <w:tcW w:type="dxa" w:w="2160"/>
+          </w:tcPr>
+          <w:p>
+            <w:r>
+              <w:rPr>
+                <w:b w:val="0"/>
+              </w:rPr>
+              <w:t>외교부 해외안전여행, 방문·경유국 공관 및 항공사 안내 확인. 확인일·출처 별도 기록</w:t>
+            </w:r>
+          </w:p>
+        </w:tc>
+        <w:tc>
+          <w:tcPr>
+            <w:tcW w:type="dxa" w:w="2160"/>
+          </w:tcPr>
+          <w:p>
+            <w:r>
+              <w:rPr>
+                <w:b w:val="0"/>
+              </w:rPr>
+              <w:t>________</w:t>
+            </w:r>
+          </w:p>
+        </w:tc>
+        <w:tc>
+          <w:tcPr>
+            <w:tcW w:type="dxa" w:w="2160"/>
+          </w:tcPr>
+          <w:p>
+            <w:r>
+              <w:rPr>
+                <w:b w:val="0"/>
+              </w:rPr>
+              <w:t>________</w:t>
+            </w:r>
+          </w:p>
+        </w:tc>
+      </w:tr>
+      <w:tr>
+        <w:tc>
+          <w:tcPr>
+            <w:tcW w:type="dxa" w:w="2160"/>
+          </w:tcPr>
+          <w:p>
+            <w:r>
+              <w:rPr>
+                <w:b w:val="0"/>
+              </w:rPr>
+              <w:t>보험</w:t>
+            </w:r>
+          </w:p>
+        </w:tc>
+        <w:tc>
+          <w:tcPr>
+            <w:tcW w:type="dxa" w:w="2160"/>
+          </w:tcPr>
+          <w:p>
+            <w:r>
+              <w:rPr>
+                <w:b w:val="0"/>
+              </w:rPr>
+              <w:t>의료비, 상해·질병, 긴급 이송, 배상책임, 휴대품 및 일정 취소 관련 보장·제외사항 확인</w:t>
+            </w:r>
+          </w:p>
+        </w:tc>
+        <w:tc>
+          <w:tcPr>
+            <w:tcW w:type="dxa" w:w="2160"/>
+          </w:tcPr>
+          <w:p>
+            <w:r>
+              <w:rPr>
+                <w:b w:val="0"/>
+              </w:rPr>
+              <w:t>________</w:t>
+            </w:r>
+          </w:p>
+        </w:tc>
+        <w:tc>
+          <w:tcPr>
+            <w:tcW w:type="dxa" w:w="2160"/>
+          </w:tcPr>
+          <w:p>
+            <w:r>
+              <w:rPr>
+                <w:b w:val="0"/>
+              </w:rPr>
+              <w:t>________</w:t>
+            </w:r>
+          </w:p>
+        </w:tc>
+      </w:tr>
+    </w:tbl>
+    <w:p/>
+    <w:p>
+      <w:pPr>
+        <w:pStyle w:val="Heading3"/>
+      </w:pPr>
+      <w:r>
+        <w:rPr>
+          <w:b w:val="0"/>
+        </w:rPr>
+        <w:t>나. 위험요인 및 대응</w:t>
+      </w:r>
+    </w:p>
+    <w:tbl>
+      <w:tblPr>
+        <w:tblStyle w:val="TableGrid"/>
+        <w:tblW w:type="auto" w:w="0"/>
+        <w:tblLook w:firstColumn="1" w:firstRow="1" w:lastColumn="0" w:lastRow="0" w:noHBand="0" w:noVBand="1" w:val="04A0"/>
+      </w:tblPr>
+      <w:tblGrid>
+        <w:gridCol w:w="2160"/>
+        <w:gridCol w:w="2160"/>
+        <w:gridCol w:w="2160"/>
+        <w:gridCol w:w="2160"/>
+      </w:tblGrid>
+      <w:tr>
+        <w:tc>
+          <w:tcPr>
+            <w:tcW w:type="dxa" w:w="2160"/>
+          </w:tcPr>
+          <w:p>
+            <w:r>
+              <w:rPr>
+                <w:b/>
+              </w:rPr>
+              <w:t>위험요인</w:t>
+            </w:r>
+          </w:p>
+        </w:tc>
+        <w:tc>
+          <w:tcPr>
+            <w:tcW w:type="dxa" w:w="2160"/>
+          </w:tcPr>
+          <w:p>
+            <w:r>
+              <w:rPr>
+                <w:b/>
+              </w:rPr>
+              <w:t>예방조치</w:t>
+            </w:r>
+          </w:p>
+        </w:tc>
+        <w:tc>
+          <w:tcPr>
+            <w:tcW w:type="dxa" w:w="2160"/>
+          </w:tcPr>
+          <w:p>
+            <w:r>
+              <w:rPr>
+                <w:b/>
+              </w:rPr>
+              <w:t>담당</w:t>
+            </w:r>
+          </w:p>
+        </w:tc>
+        <w:tc>
+          <w:tcPr>
+            <w:tcW w:type="dxa" w:w="2160"/>
+          </w:tcPr>
+          <w:p>
+            <w:r>
+              <w:rPr>
+                <w:b/>
+              </w:rPr>
+              <w:t>기한</w:t>
+            </w:r>
+          </w:p>
+        </w:tc>
+      </w:tr>
+      <w:tr>
+        <w:tc>
+          <w:tcPr>
+            <w:tcW w:type="dxa" w:w="2160"/>
+          </w:tcPr>
+          <w:p>
+            <w:r>
+              <w:rPr>
+                <w:b w:val="0"/>
+              </w:rPr>
+              <w:t>정세 악화·이동 제한</w:t>
+            </w:r>
+          </w:p>
+        </w:tc>
+        <w:tc>
+          <w:tcPr>
+            <w:tcW w:type="dxa" w:w="2160"/>
+          </w:tcPr>
+          <w:p>
+            <w:r>
+              <w:rPr>
+                <w:b w:val="0"/>
+              </w:rPr>
+              <w:t>출발 전과 현지 체류 중 공식 안전정보 확인, 위험지역 제외, 일정 변경·중단 기준 확정</w:t>
+            </w:r>
+          </w:p>
+        </w:tc>
+        <w:tc>
+          <w:tcPr>
+            <w:tcW w:type="dxa" w:w="2160"/>
+          </w:tcPr>
+          <w:p>
+            <w:r>
+              <w:rPr>
+                <w:b w:val="0"/>
+              </w:rPr>
+              <w:t>________</w:t>
+            </w:r>
+          </w:p>
+        </w:tc>
+        <w:tc>
+          <w:tcPr>
+            <w:tcW w:type="dxa" w:w="2160"/>
+          </w:tcPr>
+          <w:p>
+            <w:r>
+              <w:rPr>
+                <w:b w:val="0"/>
+              </w:rPr>
+              <w:t>________</w:t>
+            </w:r>
+          </w:p>
+        </w:tc>
+      </w:tr>
+      <w:tr>
+        <w:tc>
+          <w:tcPr>
+            <w:tcW w:type="dxa" w:w="2160"/>
+          </w:tcPr>
+          <w:p>
+            <w:r>
+              <w:rPr>
+                <w:b w:val="0"/>
+              </w:rPr>
+              <w:t>이탈·분실</w:t>
+            </w:r>
+          </w:p>
+        </w:tc>
+        <w:tc>
+          <w:tcPr>
+            <w:tcW w:type="dxa" w:w="2160"/>
+          </w:tcPr>
+          <w:p>
+            <w:r>
+              <w:rPr>
+                <w:b w:val="0"/>
+              </w:rPr>
+              <w:t>2인 동행, 승하차 인원 확인, 집결 시각·장소 공지, 여권 사본 분리 보관</w:t>
+            </w:r>
+          </w:p>
+        </w:tc>
+        <w:tc>
+          <w:tcPr>
+            <w:tcW w:type="dxa" w:w="2160"/>
+          </w:tcPr>
+          <w:p>
+            <w:r>
+              <w:rPr>
+                <w:b w:val="0"/>
+              </w:rPr>
+              <w:t>________</w:t>
+            </w:r>
+          </w:p>
+        </w:tc>
+        <w:tc>
+          <w:tcPr>
+            <w:tcW w:type="dxa" w:w="2160"/>
+          </w:tcPr>
+          <w:p>
+            <w:r>
+              <w:rPr>
+                <w:b w:val="0"/>
+              </w:rPr>
+              <w:t>________</w:t>
+            </w:r>
+          </w:p>
+        </w:tc>
+      </w:tr>
+      <w:tr>
+        <w:tc>
+          <w:tcPr>
+            <w:tcW w:type="dxa" w:w="2160"/>
+          </w:tcPr>
+          <w:p>
+            <w:r>
+              <w:rPr>
+                <w:b w:val="0"/>
+              </w:rPr>
+              <w:t>질병·탈수·낙상</w:t>
+            </w:r>
+          </w:p>
+        </w:tc>
+        <w:tc>
+          <w:tcPr>
+            <w:tcW w:type="dxa" w:w="2160"/>
+          </w:tcPr>
+          <w:p>
+            <w:r>
+              <w:rPr>
+                <w:b w:val="0"/>
+              </w:rPr>
+              <w:t>휴식·수분 섭취 안내, 무리한 보행 조정, 개인약 휴대 및 진료 지원 절차 확인</w:t>
+            </w:r>
+          </w:p>
+        </w:tc>
+        <w:tc>
+          <w:tcPr>
+            <w:tcW w:type="dxa" w:w="2160"/>
+          </w:tcPr>
+          <w:p>
+            <w:r>
+              <w:rPr>
+                <w:b w:val="0"/>
+              </w:rPr>
+              <w:t>________</w:t>
+            </w:r>
+          </w:p>
+        </w:tc>
+        <w:tc>
+          <w:tcPr>
+            <w:tcW w:type="dxa" w:w="2160"/>
+          </w:tcPr>
+          <w:p>
+            <w:r>
+              <w:rPr>
+                <w:b w:val="0"/>
+              </w:rPr>
+              <w:t>________</w:t>
+            </w:r>
+          </w:p>
+        </w:tc>
+      </w:tr>
+      <w:tr>
+        <w:tc>
+          <w:tcPr>
+            <w:tcW w:type="dxa" w:w="2160"/>
+          </w:tcPr>
+          <w:p>
+            <w:r>
+              <w:rPr>
+                <w:b w:val="0"/>
+              </w:rPr>
+              <w:t>교통·숙소 사고</w:t>
+            </w:r>
+          </w:p>
+        </w:tc>
+        <w:tc>
+          <w:tcPr>
+            <w:tcW w:type="dxa" w:w="2160"/>
+          </w:tcPr>
+          <w:p>
+            <w:r>
+              <w:rPr>
+                <w:b w:val="0"/>
+              </w:rPr>
+              <w:t>차량·운전자·안전띠 확인, 숙소 비상구·집결지 안내</w:t>
+            </w:r>
+          </w:p>
+        </w:tc>
+        <w:tc>
+          <w:tcPr>
+            <w:tcW w:type="dxa" w:w="2160"/>
+          </w:tcPr>
+          <w:p>
+            <w:r>
+              <w:rPr>
+                <w:b w:val="0"/>
+              </w:rPr>
+              <w:t>________</w:t>
+            </w:r>
+          </w:p>
+        </w:tc>
+        <w:tc>
+          <w:tcPr>
+            <w:tcW w:type="dxa" w:w="2160"/>
+          </w:tcPr>
+          <w:p>
+            <w:r>
+              <w:rPr>
+                <w:b w:val="0"/>
+              </w:rPr>
+              <w:t>________</w:t>
+            </w:r>
+          </w:p>
+        </w:tc>
+      </w:tr>
+      <w:tr>
+        <w:tc>
+          <w:tcPr>
+            <w:tcW w:type="dxa" w:w="2160"/>
+          </w:tcPr>
+          <w:p>
+            <w:r>
+              <w:rPr>
+                <w:b w:val="0"/>
+              </w:rPr>
+              <w:t>응급상황</w:t>
+            </w:r>
+          </w:p>
+        </w:tc>
+        <w:tc>
+          <w:tcPr>
+            <w:tcW w:type="dxa" w:w="2160"/>
+          </w:tcPr>
+          <w:p>
+            <w:r>
+              <w:rPr>
+                <w:b w:val="0"/>
+              </w:rPr>
+              <w:t>현지 긴급기관·보험사·공관 연락 절차를 비공개 대응표로 배부, 인솔자 보고 후 진료·이송 연계</w:t>
+            </w:r>
+          </w:p>
+        </w:tc>
+        <w:tc>
+          <w:tcPr>
+            <w:tcW w:type="dxa" w:w="2160"/>
+          </w:tcPr>
+          <w:p>
+            <w:r>
+              <w:rPr>
+                <w:b w:val="0"/>
+              </w:rPr>
+              <w:t>________</w:t>
+            </w:r>
+          </w:p>
+        </w:tc>
+        <w:tc>
+          <w:tcPr>
+            <w:tcW w:type="dxa" w:w="2160"/>
+          </w:tcPr>
+          <w:p>
+            <w:r>
+              <w:rPr>
+                <w:b w:val="0"/>
+              </w:rPr>
+              <w:t>________</w:t>
+            </w:r>
+          </w:p>
+        </w:tc>
+      </w:tr>
+      <w:tr>
+        <w:tc>
+          <w:tcPr>
+            <w:tcW w:type="dxa" w:w="2160"/>
+          </w:tcPr>
+          <w:p>
+            <w:r>
+              <w:rPr>
+                <w:b w:val="0"/>
+              </w:rPr>
+              <w:t>미성년자 보호</w:t>
+            </w:r>
+          </w:p>
+        </w:tc>
+        <w:tc>
+          <w:tcPr>
+            <w:tcW w:type="dxa" w:w="2160"/>
+          </w:tcPr>
+          <w:p>
+            <w:r>
+              <w:rPr>
+                <w:b w:val="0"/>
+              </w:rPr>
+              <w:t>인솔 범위·숙소 배정·귀가 인계 기준 확정, 보호자 동의 확인</w:t>
+            </w:r>
+          </w:p>
+        </w:tc>
+        <w:tc>
+          <w:tcPr>
+            <w:tcW w:type="dxa" w:w="2160"/>
+          </w:tcPr>
+          <w:p>
+            <w:r>
+              <w:rPr>
+                <w:b w:val="0"/>
+              </w:rPr>
+              <w:t>________</w:t>
+            </w:r>
+          </w:p>
+        </w:tc>
+        <w:tc>
+          <w:tcPr>
+            <w:tcW w:type="dxa" w:w="2160"/>
+          </w:tcPr>
+          <w:p>
+            <w:r>
+              <w:rPr>
+                <w:b w:val="0"/>
+              </w:rPr>
+              <w:t>________</w:t>
+            </w:r>
+          </w:p>
+        </w:tc>
+      </w:tr>
+    </w:tbl>
+    <w:p/>
+    <w:p>
+      <w:r>
+        <w:rPr>
+          <w:b w:val="0"/>
+        </w:rPr>
+        <w:t>다. 일정 변경·중단 판단 책임자: ________ / 대행자: ________ / 기준 확정 기한: ________.</w:t>
+      </w:r>
+    </w:p>
+    <w:p>
+      <w:r>
+        <w:rPr>
+          <w:b w:val="0"/>
+        </w:rPr>
+        <w:t>라. 연락처·건강정보·여권정보는 공개 본문에 기재하지 않습니다. 별도 신청서·회신서로 최소 수집하며, 열람 담당 ________, 보관 종료일 ________, 파기 담당 ________을 지정합니다.</w:t>
+      </w:r>
+    </w:p>
+    <w:p>
+      <w:pPr>
+        <w:pStyle w:val="Heading2"/>
+      </w:pPr>
+      <w:r>
+        <w:rPr>
+          <w:b w:val="0"/>
+        </w:rPr>
+        <w:t>6. 소요 예산 및 재원</w:t>
+      </w:r>
+    </w:p>
+    <w:p>
+      <w:r>
+        <w:rPr>
+          <w:b/>
+        </w:rPr>
+        <w:t>(단위: 원)</w:t>
+      </w:r>
+    </w:p>
+    <w:tbl>
+      <w:tblPr>
+        <w:tblStyle w:val="TableGrid"/>
+        <w:tblW w:type="auto" w:w="0"/>
+        <w:tblLook w:firstColumn="1" w:firstRow="1" w:lastColumn="0" w:lastRow="0" w:noHBand="0" w:noVBand="1" w:val="04A0"/>
+      </w:tblPr>
+      <w:tblGrid>
+        <w:gridCol w:w="2160"/>
+        <w:gridCol w:w="2160"/>
+        <w:gridCol w:w="2160"/>
+        <w:gridCol w:w="2160"/>
+      </w:tblGrid>
+      <w:tr>
+        <w:tc>
+          <w:tcPr>
+            <w:tcW w:type="dxa" w:w="2160"/>
+          </w:tcPr>
+          <w:p>
+            <w:r>
+              <w:rPr>
+                <w:b/>
+              </w:rPr>
+              <w:t>항목</w:t>
+            </w:r>
+          </w:p>
+        </w:tc>
+        <w:tc>
+          <w:tcPr>
+            <w:tcW w:type="dxa" w:w="2160"/>
+          </w:tcPr>
+          <w:p>
+            <w:r>
+              <w:rPr>
+                <w:b/>
+              </w:rPr>
+              <w:t>산출근거</w:t>
+            </w:r>
+          </w:p>
+        </w:tc>
+        <w:tc>
+          <w:tcPr>
+            <w:tcW w:type="dxa" w:w="2160"/>
+          </w:tcPr>
+          <w:p>
+            <w:r>
+              <w:rPr>
+                <w:b/>
+              </w:rPr>
+              <w:t>금액</w:t>
+            </w:r>
+          </w:p>
+        </w:tc>
+        <w:tc>
+          <w:tcPr>
+            <w:tcW w:type="dxa" w:w="2160"/>
+          </w:tcPr>
+          <w:p>
+            <w:r>
+              <w:rPr>
+                <w:b/>
+              </w:rPr>
+              <w:t>재원</w:t>
+            </w:r>
+          </w:p>
+        </w:tc>
+      </w:tr>
+      <w:tr>
+        <w:tc>
+          <w:tcPr>
+            <w:tcW w:type="dxa" w:w="2160"/>
+          </w:tcPr>
+          <w:p>
+            <w:r>
+              <w:rPr>
+                <w:b w:val="0"/>
+              </w:rPr>
+              <w:t>국제·구간 항공료</w:t>
+            </w:r>
+          </w:p>
+        </w:tc>
+        <w:tc>
+          <w:tcPr>
+            <w:tcW w:type="dxa" w:w="2160"/>
+          </w:tcPr>
+          <w:p>
+            <w:r>
+              <w:rPr>
+                <w:b w:val="0"/>
+              </w:rPr>
+              <w:t>________원 × ________명</w:t>
+            </w:r>
+          </w:p>
+        </w:tc>
+        <w:tc>
+          <w:tcPr>
+            <w:tcW w:type="dxa" w:w="2160"/>
+          </w:tcPr>
+          <w:p>
+            <w:r>
+              <w:rPr>
+                <w:b w:val="0"/>
+              </w:rPr>
+              <w:t>________</w:t>
+            </w:r>
+          </w:p>
+        </w:tc>
+        <w:tc>
+          <w:tcPr>
+            <w:tcW w:type="dxa" w:w="2160"/>
+          </w:tcPr>
+          <w:p>
+            <w:r>
+              <w:rPr>
+                <w:b w:val="0"/>
+              </w:rPr>
+              <w:t>________</w:t>
+            </w:r>
+          </w:p>
+        </w:tc>
+      </w:tr>
+      <w:tr>
+        <w:tc>
+          <w:tcPr>
+            <w:tcW w:type="dxa" w:w="2160"/>
+          </w:tcPr>
+          <w:p>
+            <w:r>
+              <w:rPr>
+                <w:b w:val="0"/>
+              </w:rPr>
+              <w:t>숙박비</w:t>
+            </w:r>
+          </w:p>
+        </w:tc>
+        <w:tc>
+          <w:tcPr>
+            <w:tcW w:type="dxa" w:w="2160"/>
+          </w:tcPr>
+          <w:p>
+            <w:r>
+              <w:rPr>
+                <w:b w:val="0"/>
+              </w:rPr>
+              <w:t>________원 × ________실 × ________박</w:t>
+            </w:r>
+          </w:p>
+        </w:tc>
+        <w:tc>
+          <w:tcPr>
+            <w:tcW w:type="dxa" w:w="2160"/>
+          </w:tcPr>
+          <w:p>
+            <w:r>
+              <w:rPr>
+                <w:b w:val="0"/>
+              </w:rPr>
+              <w:t>________</w:t>
+            </w:r>
+          </w:p>
+        </w:tc>
+        <w:tc>
+          <w:tcPr>
+            <w:tcW w:type="dxa" w:w="2160"/>
+          </w:tcPr>
+          <w:p>
+            <w:r>
+              <w:rPr>
+                <w:b w:val="0"/>
+              </w:rPr>
+              <w:t>________</w:t>
+            </w:r>
+          </w:p>
+        </w:tc>
+      </w:tr>
+      <w:tr>
+        <w:tc>
+          <w:tcPr>
+            <w:tcW w:type="dxa" w:w="2160"/>
+          </w:tcPr>
+          <w:p>
+            <w:r>
+              <w:rPr>
+                <w:b w:val="0"/>
+              </w:rPr>
+              <w:t>식비·음용수</w:t>
+            </w:r>
+          </w:p>
+        </w:tc>
+        <w:tc>
+          <w:tcPr>
+            <w:tcW w:type="dxa" w:w="2160"/>
+          </w:tcPr>
+          <w:p>
+            <w:r>
+              <w:rPr>
+                <w:b w:val="0"/>
+              </w:rPr>
+              <w:t>________원 × ________명 × ________회</w:t>
+            </w:r>
+          </w:p>
+        </w:tc>
+        <w:tc>
+          <w:tcPr>
+            <w:tcW w:type="dxa" w:w="2160"/>
+          </w:tcPr>
+          <w:p>
+            <w:r>
+              <w:rPr>
+                <w:b w:val="0"/>
+              </w:rPr>
+              <w:t>________</w:t>
+            </w:r>
+          </w:p>
+        </w:tc>
+        <w:tc>
+          <w:tcPr>
+            <w:tcW w:type="dxa" w:w="2160"/>
+          </w:tcPr>
+          <w:p>
+            <w:r>
+              <w:rPr>
+                <w:b w:val="0"/>
+              </w:rPr>
+              <w:t>________</w:t>
+            </w:r>
+          </w:p>
+        </w:tc>
+      </w:tr>
+      <w:tr>
+        <w:tc>
+          <w:tcPr>
+            <w:tcW w:type="dxa" w:w="2160"/>
+          </w:tcPr>
+          <w:p>
+            <w:r>
+              <w:rPr>
+                <w:b w:val="0"/>
+              </w:rPr>
+              <w:t>현지 차량·운전·안내</w:t>
+            </w:r>
+          </w:p>
+        </w:tc>
+        <w:tc>
+          <w:tcPr>
+            <w:tcW w:type="dxa" w:w="2160"/>
+          </w:tcPr>
+          <w:p>
+            <w:r>
+              <w:rPr>
+                <w:b w:val="0"/>
+              </w:rPr>
+              <w:t>________원 × ________일</w:t>
+            </w:r>
+          </w:p>
+        </w:tc>
+        <w:tc>
+          <w:tcPr>
+            <w:tcW w:type="dxa" w:w="2160"/>
+          </w:tcPr>
+          <w:p>
+            <w:r>
+              <w:rPr>
+                <w:b w:val="0"/>
+              </w:rPr>
+              <w:t>________</w:t>
+            </w:r>
+          </w:p>
+        </w:tc>
+        <w:tc>
+          <w:tcPr>
+            <w:tcW w:type="dxa" w:w="2160"/>
+          </w:tcPr>
+          <w:p>
+            <w:r>
+              <w:rPr>
+                <w:b w:val="0"/>
+              </w:rPr>
+              <w:t>________</w:t>
+            </w:r>
+          </w:p>
+        </w:tc>
+      </w:tr>
+      <w:tr>
+        <w:tc>
+          <w:tcPr>
+            <w:tcW w:type="dxa" w:w="2160"/>
+          </w:tcPr>
+          <w:p>
+            <w:r>
+              <w:rPr>
+                <w:b w:val="0"/>
+              </w:rPr>
+              <w:t>입장료·예약비</w:t>
+            </w:r>
+          </w:p>
+        </w:tc>
+        <w:tc>
+          <w:tcPr>
+            <w:tcW w:type="dxa" w:w="2160"/>
+          </w:tcPr>
+          <w:p>
+            <w:r>
+              <w:rPr>
+                <w:b w:val="0"/>
+              </w:rPr>
+              <w:t>방문지별 ________원 × ________명</w:t>
+            </w:r>
+          </w:p>
+        </w:tc>
+        <w:tc>
+          <w:tcPr>
+            <w:tcW w:type="dxa" w:w="2160"/>
+          </w:tcPr>
+          <w:p>
+            <w:r>
+              <w:rPr>
+                <w:b w:val="0"/>
+              </w:rPr>
+              <w:t>________</w:t>
+            </w:r>
+          </w:p>
+        </w:tc>
+        <w:tc>
+          <w:tcPr>
+            <w:tcW w:type="dxa" w:w="2160"/>
+          </w:tcPr>
+          <w:p>
+            <w:r>
+              <w:rPr>
+                <w:b w:val="0"/>
+              </w:rPr>
+              <w:t>________</w:t>
+            </w:r>
+          </w:p>
+        </w:tc>
+      </w:tr>
+      <w:tr>
+        <w:tc>
+          <w:tcPr>
+            <w:tcW w:type="dxa" w:w="2160"/>
+          </w:tcPr>
+          <w:p>
+            <w:r>
+              <w:rPr>
+                <w:b w:val="0"/>
+              </w:rPr>
+              <w:t>비자·입국 관련 비용</w:t>
+            </w:r>
+          </w:p>
+        </w:tc>
+        <w:tc>
+          <w:tcPr>
+            <w:tcW w:type="dxa" w:w="2160"/>
+          </w:tcPr>
+          <w:p>
+            <w:r>
+              <w:rPr>
+                <w:b w:val="0"/>
+              </w:rPr>
+              <w:t>적용 여부·금액 (확인 필요) × ________명</w:t>
+            </w:r>
+          </w:p>
+        </w:tc>
+        <w:tc>
+          <w:tcPr>
+            <w:tcW w:type="dxa" w:w="2160"/>
+          </w:tcPr>
+          <w:p>
+            <w:r>
+              <w:rPr>
+                <w:b w:val="0"/>
+              </w:rPr>
+              <w:t>________</w:t>
+            </w:r>
+          </w:p>
+        </w:tc>
+        <w:tc>
+          <w:tcPr>
+            <w:tcW w:type="dxa" w:w="2160"/>
+          </w:tcPr>
+          <w:p>
+            <w:r>
+              <w:rPr>
+                <w:b w:val="0"/>
+              </w:rPr>
+              <w:t>________</w:t>
+            </w:r>
+          </w:p>
+        </w:tc>
+      </w:tr>
+      <w:tr>
+        <w:tc>
+          <w:tcPr>
+            <w:tcW w:type="dxa" w:w="2160"/>
+          </w:tcPr>
+          <w:p>
+            <w:r>
+              <w:rPr>
+                <w:b w:val="0"/>
+              </w:rPr>
+              <w:t>여행자보험</w:t>
+            </w:r>
+          </w:p>
+        </w:tc>
+        <w:tc>
+          <w:tcPr>
+            <w:tcW w:type="dxa" w:w="2160"/>
+          </w:tcPr>
+          <w:p>
+            <w:r>
+              <w:rPr>
+                <w:b w:val="0"/>
+              </w:rPr>
+              <w:t>________원 × ________명</w:t>
+            </w:r>
+          </w:p>
+        </w:tc>
+        <w:tc>
+          <w:tcPr>
+            <w:tcW w:type="dxa" w:w="2160"/>
+          </w:tcPr>
+          <w:p>
+            <w:r>
+              <w:rPr>
+                <w:b w:val="0"/>
+              </w:rPr>
+              <w:t>________</w:t>
+            </w:r>
+          </w:p>
+        </w:tc>
+        <w:tc>
+          <w:tcPr>
+            <w:tcW w:type="dxa" w:w="2160"/>
+          </w:tcPr>
+          <w:p>
+            <w:r>
+              <w:rPr>
+                <w:b w:val="0"/>
+              </w:rPr>
+              <w:t>________</w:t>
+            </w:r>
+          </w:p>
+        </w:tc>
+      </w:tr>
+      <w:tr>
+        <w:tc>
+          <w:tcPr>
+            <w:tcW w:type="dxa" w:w="2160"/>
+          </w:tcPr>
+          <w:p>
+            <w:r>
+              <w:rPr>
+                <w:b w:val="0"/>
+              </w:rPr>
+              <w:t>학습자료·공용 안전용품</w:t>
+            </w:r>
+          </w:p>
+        </w:tc>
+        <w:tc>
+          <w:tcPr>
+            <w:tcW w:type="dxa" w:w="2160"/>
+          </w:tcPr>
+          <w:p>
+            <w:r>
+              <w:rPr>
+                <w:b w:val="0"/>
+              </w:rPr>
+              <w:t>________원 × ________식</w:t>
+            </w:r>
+          </w:p>
+        </w:tc>
+        <w:tc>
+          <w:tcPr>
+            <w:tcW w:type="dxa" w:w="2160"/>
+          </w:tcPr>
+          <w:p>
+            <w:r>
+              <w:rPr>
+                <w:b w:val="0"/>
+              </w:rPr>
+              <w:t>________</w:t>
+            </w:r>
+          </w:p>
+        </w:tc>
+        <w:tc>
+          <w:tcPr>
+            <w:tcW w:type="dxa" w:w="2160"/>
+          </w:tcPr>
+          <w:p>
+            <w:r>
+              <w:rPr>
+                <w:b w:val="0"/>
+              </w:rPr>
+              <w:t>________</w:t>
+            </w:r>
+          </w:p>
+        </w:tc>
+      </w:tr>
+      <w:tr>
+        <w:tc>
+          <w:tcPr>
+            <w:tcW w:type="dxa" w:w="2160"/>
+          </w:tcPr>
+          <w:p>
+            <w:r>
+              <w:rPr>
+                <w:b w:val="0"/>
+              </w:rPr>
+              <w:t>기타 의무비용·예비비</w:t>
+            </w:r>
+          </w:p>
+        </w:tc>
+        <w:tc>
+          <w:tcPr>
+            <w:tcW w:type="dxa" w:w="2160"/>
+          </w:tcPr>
+          <w:p>
+            <w:r>
+              <w:rPr>
+                <w:b w:val="0"/>
+              </w:rPr>
+              <w:t>세금·수수료 등 항목별 ________</w:t>
+            </w:r>
+          </w:p>
+        </w:tc>
+        <w:tc>
+          <w:tcPr>
+            <w:tcW w:type="dxa" w:w="2160"/>
+          </w:tcPr>
+          <w:p>
+            <w:r>
+              <w:rPr>
+                <w:b w:val="0"/>
+              </w:rPr>
+              <w:t>________</w:t>
+            </w:r>
+          </w:p>
+        </w:tc>
+        <w:tc>
+          <w:tcPr>
+            <w:tcW w:type="dxa" w:w="2160"/>
+          </w:tcPr>
+          <w:p>
+            <w:r>
+              <w:rPr>
+                <w:b w:val="0"/>
+              </w:rPr>
+              <w:t>________</w:t>
+            </w:r>
+          </w:p>
+        </w:tc>
+      </w:tr>
+      <w:tr>
+        <w:tc>
+          <w:tcPr>
+            <w:tcW w:type="dxa" w:w="2160"/>
+          </w:tcPr>
+          <w:p>
+            <w:r>
+              <w:rPr>
+                <w:b w:val="0"/>
+              </w:rPr>
+              <w:t>합계</w:t>
+            </w:r>
+          </w:p>
+        </w:tc>
+        <w:tc>
+          <w:tcPr>
+            <w:tcW w:type="dxa" w:w="2160"/>
+          </w:tcPr>
+          <w:p/>
+        </w:tc>
+        <w:tc>
+          <w:tcPr>
+            <w:tcW w:type="dxa" w:w="2160"/>
+          </w:tcPr>
+          <w:p>
+            <w:r>
+              <w:rPr>
+                <w:b w:val="0"/>
+              </w:rPr>
+              <w:t>________</w:t>
+            </w:r>
+          </w:p>
+        </w:tc>
+        <w:tc>
+          <w:tcPr>
+            <w:tcW w:type="dxa" w:w="2160"/>
+          </w:tcPr>
+          <w:p/>
+        </w:tc>
+      </w:tr>
+    </w:tbl>
+    <w:p/>
+    <w:p>
+      <w:r>
+        <w:rPr>
+          <w:b w:val="0"/>
+        </w:rPr>
+        <w:t>가. 총사업비: 금________원(금________원).</w:t>
+      </w:r>
+    </w:p>
+    <w:p>
+      <w:r>
+        <w:rPr>
+          <w:b w:val="0"/>
+        </w:rPr>
+        <w:t>나. 재원: 참가비 금________원(금________원), 교회 지원금 금________원(금________원), 기타 금________원(금________원).</w:t>
+      </w:r>
+    </w:p>
+    <w:p>
+      <w:r>
+        <w:rPr>
+          <w:b w:val="0"/>
+        </w:rPr>
+        <w:t>다. 적용 환율·기준일: ________ / 포함·불포함 비용 및 개인 부담 범위: ________.</w:t>
+      </w:r>
+    </w:p>
+    <w:tbl>
+      <w:tblPr>
+        <w:tblStyle w:val="TableGrid"/>
+        <w:tblW w:type="auto" w:w="0"/>
+        <w:tblLook w:firstColumn="1" w:firstRow="1" w:lastColumn="0" w:lastRow="0" w:noHBand="0" w:noVBand="1" w:val="04A0"/>
+      </w:tblPr>
+      <w:tblGrid>
+        <w:gridCol w:w="2160"/>
+        <w:gridCol w:w="2160"/>
+        <w:gridCol w:w="2160"/>
+        <w:gridCol w:w="2160"/>
+      </w:tblGrid>
+      <w:tr>
+        <w:tc>
+          <w:tcPr>
+            <w:tcW w:type="dxa" w:w="2160"/>
+          </w:tcPr>
+          <w:p>
+            <w:r>
+              <w:rPr>
+                <w:b/>
+              </w:rPr>
+              <w:t>재정 집행 절차</w:t>
+            </w:r>
+          </w:p>
+        </w:tc>
+        <w:tc>
+          <w:tcPr>
+            <w:tcW w:type="dxa" w:w="2160"/>
+          </w:tcPr>
+          <w:p>
+            <w:r>
+              <w:rPr>
+                <w:b/>
+              </w:rPr>
+              <w:t>담당</w:t>
+            </w:r>
+          </w:p>
+        </w:tc>
+        <w:tc>
+          <w:tcPr>
+            <w:tcW w:type="dxa" w:w="2160"/>
+          </w:tcPr>
+          <w:p>
+            <w:r>
+              <w:rPr>
+                <w:b/>
+              </w:rPr>
+              <w:t>기한</w:t>
+            </w:r>
+          </w:p>
+        </w:tc>
+        <w:tc>
+          <w:tcPr>
+            <w:tcW w:type="dxa" w:w="2160"/>
+          </w:tcPr>
+          <w:p>
+            <w:r>
+              <w:rPr>
+                <w:b/>
+              </w:rPr>
+              <w:t>확인</w:t>
+            </w:r>
+          </w:p>
+        </w:tc>
+      </w:tr>
+      <w:tr>
+        <w:tc>
+          <w:tcPr>
+            <w:tcW w:type="dxa" w:w="2160"/>
+          </w:tcPr>
+          <w:p>
+            <w:r>
+              <w:rPr>
+                <w:b w:val="0"/>
+              </w:rPr>
+              <w:t>계약·지출 전 승인 및 예산 초과·변경 승인</w:t>
+            </w:r>
+          </w:p>
+        </w:tc>
+        <w:tc>
+          <w:tcPr>
+            <w:tcW w:type="dxa" w:w="2160"/>
+          </w:tcPr>
+          <w:p>
+            <w:r>
+              <w:rPr>
+                <w:b w:val="0"/>
+              </w:rPr>
+              <w:t>________</w:t>
+            </w:r>
+          </w:p>
+        </w:tc>
+        <w:tc>
+          <w:tcPr>
+            <w:tcW w:type="dxa" w:w="2160"/>
+          </w:tcPr>
+          <w:p>
+            <w:r>
+              <w:rPr>
+                <w:b w:val="0"/>
+              </w:rPr>
+              <w:t>________</w:t>
+            </w:r>
+          </w:p>
+        </w:tc>
+        <w:tc>
+          <w:tcPr>
+            <w:tcW w:type="dxa" w:w="2160"/>
+          </w:tcPr>
+          <w:p>
+            <w:r>
+              <w:rPr>
+                <w:b w:val="0"/>
+              </w:rPr>
+              <w:t>________</w:t>
+            </w:r>
+          </w:p>
+        </w:tc>
+      </w:tr>
+      <w:tr>
+        <w:tc>
+          <w:tcPr>
+            <w:tcW w:type="dxa" w:w="2160"/>
+          </w:tcPr>
+          <w:p>
+            <w:r>
+              <w:rPr>
+                <w:b w:val="0"/>
+              </w:rPr>
+              <w:t>거래별 일자·통화·환율·원화금액·지급처 기록, 영수증 번호 연결</w:t>
+            </w:r>
+          </w:p>
+        </w:tc>
+        <w:tc>
+          <w:tcPr>
+            <w:tcW w:type="dxa" w:w="2160"/>
+          </w:tcPr>
+          <w:p>
+            <w:r>
+              <w:rPr>
+                <w:b w:val="0"/>
+              </w:rPr>
+              <w:t>________</w:t>
+            </w:r>
+          </w:p>
+        </w:tc>
+        <w:tc>
+          <w:tcPr>
+            <w:tcW w:type="dxa" w:w="2160"/>
+          </w:tcPr>
+          <w:p>
+            <w:r>
+              <w:rPr>
+                <w:b w:val="0"/>
+              </w:rPr>
+              <w:t>________</w:t>
+            </w:r>
+          </w:p>
+        </w:tc>
+        <w:tc>
+          <w:tcPr>
+            <w:tcW w:type="dxa" w:w="2160"/>
+          </w:tcPr>
+          <w:p>
+            <w:r>
+              <w:rPr>
+                <w:b w:val="0"/>
+              </w:rPr>
+              <w:t>________</w:t>
+            </w:r>
+          </w:p>
+        </w:tc>
+      </w:tr>
+      <w:tr>
+        <w:tc>
+          <w:tcPr>
+            <w:tcW w:type="dxa" w:w="2160"/>
+          </w:tcPr>
+          <w:p>
+            <w:r>
+              <w:rPr>
+                <w:b w:val="0"/>
+              </w:rPr>
+              <w:t>교회 지정 계좌 사용, 개인 계좌와 혼용 금지</w:t>
+            </w:r>
+          </w:p>
+        </w:tc>
+        <w:tc>
+          <w:tcPr>
+            <w:tcW w:type="dxa" w:w="2160"/>
+          </w:tcPr>
+          <w:p>
+            <w:r>
+              <w:rPr>
+                <w:b w:val="0"/>
+              </w:rPr>
+              <w:t>________</w:t>
+            </w:r>
+          </w:p>
+        </w:tc>
+        <w:tc>
+          <w:tcPr>
+            <w:tcW w:type="dxa" w:w="2160"/>
+          </w:tcPr>
+          <w:p>
+            <w:r>
+              <w:rPr>
+                <w:b w:val="0"/>
+              </w:rPr>
+              <w:t>________</w:t>
+            </w:r>
+          </w:p>
+        </w:tc>
+        <w:tc>
+          <w:tcPr>
+            <w:tcW w:type="dxa" w:w="2160"/>
+          </w:tcPr>
+          <w:p>
+            <w:r>
+              <w:rPr>
+                <w:b w:val="0"/>
+              </w:rPr>
+              <w:t>________</w:t>
+            </w:r>
+          </w:p>
+        </w:tc>
+      </w:tr>
+      <w:tr>
+        <w:tc>
+          <w:tcPr>
+            <w:tcW w:type="dxa" w:w="2160"/>
+          </w:tcPr>
+          <w:p>
+            <w:r>
+              <w:rPr>
+                <w:b w:val="0"/>
+              </w:rPr>
+              <w:t>현금 수납·잔액은 두 사람이 함께 계수하고 각각 서명</w:t>
+            </w:r>
+          </w:p>
+        </w:tc>
+        <w:tc>
+          <w:tcPr>
+            <w:tcW w:type="dxa" w:w="2160"/>
+          </w:tcPr>
+          <w:p>
+            <w:r>
+              <w:rPr>
+                <w:b w:val="0"/>
+              </w:rPr>
+              <w:t>________ / ________</w:t>
+            </w:r>
+          </w:p>
+        </w:tc>
+        <w:tc>
+          <w:tcPr>
+            <w:tcW w:type="dxa" w:w="2160"/>
+          </w:tcPr>
+          <w:p>
+            <w:r>
+              <w:rPr>
+                <w:b w:val="0"/>
+              </w:rPr>
+              <w:t>________</w:t>
+            </w:r>
+          </w:p>
+        </w:tc>
+        <w:tc>
+          <w:tcPr>
+            <w:tcW w:type="dxa" w:w="2160"/>
+          </w:tcPr>
+          <w:p>
+            <w:r>
+              <w:rPr>
+                <w:b w:val="0"/>
+              </w:rPr>
+              <w:t>________</w:t>
+            </w:r>
+          </w:p>
+        </w:tc>
+      </w:tr>
+      <w:tr>
+        <w:tc>
+          <w:tcPr>
+            <w:tcW w:type="dxa" w:w="2160"/>
+          </w:tcPr>
+          <w:p>
+            <w:r>
+              <w:rPr>
+                <w:b w:val="0"/>
+              </w:rPr>
+              <w:t>작성자 외 다른 사람의 증빙·잔액 확인</w:t>
+            </w:r>
+          </w:p>
+        </w:tc>
+        <w:tc>
+          <w:tcPr>
+            <w:tcW w:type="dxa" w:w="2160"/>
+          </w:tcPr>
+          <w:p>
+            <w:r>
+              <w:rPr>
+                <w:b w:val="0"/>
+              </w:rPr>
+              <w:t>________</w:t>
+            </w:r>
+          </w:p>
+        </w:tc>
+        <w:tc>
+          <w:tcPr>
+            <w:tcW w:type="dxa" w:w="2160"/>
+          </w:tcPr>
+          <w:p>
+            <w:r>
+              <w:rPr>
+                <w:b w:val="0"/>
+              </w:rPr>
+              <w:t>________</w:t>
+            </w:r>
+          </w:p>
+        </w:tc>
+        <w:tc>
+          <w:tcPr>
+            <w:tcW w:type="dxa" w:w="2160"/>
+          </w:tcPr>
+          <w:p>
+            <w:r>
+              <w:rPr>
+                <w:b w:val="0"/>
+              </w:rPr>
+              <w:t>________</w:t>
+            </w:r>
+          </w:p>
+        </w:tc>
+      </w:tr>
+      <w:tr>
+        <w:tc>
+          <w:tcPr>
+            <w:tcW w:type="dxa" w:w="2160"/>
+          </w:tcPr>
+          <w:p>
+            <w:r>
+              <w:rPr>
+                <w:b w:val="0"/>
+              </w:rPr>
+              <w:t>월별 및 행사 종료 후 정산 보고, 잔액·환불 처리</w:t>
+            </w:r>
+          </w:p>
+        </w:tc>
+        <w:tc>
+          <w:tcPr>
+            <w:tcW w:type="dxa" w:w="2160"/>
+          </w:tcPr>
+          <w:p>
+            <w:r>
+              <w:rPr>
+                <w:b w:val="0"/>
+              </w:rPr>
+              <w:t>________</w:t>
+            </w:r>
+          </w:p>
+        </w:tc>
+        <w:tc>
+          <w:tcPr>
+            <w:tcW w:type="dxa" w:w="2160"/>
+          </w:tcPr>
+          <w:p>
+            <w:r>
+              <w:rPr>
+                <w:b w:val="0"/>
+              </w:rPr>
+              <w:t>________</w:t>
+            </w:r>
+          </w:p>
+        </w:tc>
+        <w:tc>
+          <w:tcPr>
+            <w:tcW w:type="dxa" w:w="2160"/>
+          </w:tcPr>
+          <w:p>
+            <w:r>
+              <w:rPr>
+                <w:b w:val="0"/>
+              </w:rPr>
+              <w:t>________</w:t>
+            </w:r>
+          </w:p>
+        </w:tc>
+      </w:tr>
+    </w:tbl>
+    <w:p/>
+    <w:p>
+      <w:pPr>
+        <w:pStyle w:val="Heading2"/>
+      </w:pPr>
+      <w:r>
+        <w:rPr>
+          <w:b w:val="0"/>
+        </w:rPr>
+        <w:t>7. 기대 효과 및 평가 방법</w:t>
+      </w:r>
+    </w:p>
+    <w:p>
+      <w:r>
+        <w:rPr>
+          <w:b w:val="0"/>
+        </w:rPr>
+        <w:t>가. 신앙적 기대 효과: 성경의 배경 이해를 넓히고, 복음 전파와 공동체 섬김을 돌아보는 계기를 마련합니다. 신앙의 성숙 정도를 참석률이나 만족도 수치로 단정하지 않습니다.</w:t>
+      </w:r>
+    </w:p>
+    <w:p>
+      <w:r>
+        <w:rPr>
+          <w:b w:val="0"/>
+        </w:rPr>
+        <w:t>나. 운영 평가: 사전 모임 실적, 교육 이수, 일정 변경 사유, 사고·아차사고, 예산 집행률 및 증빙 구비 여부를 확인합니다.</w:t>
+      </w:r>
+    </w:p>
+    <w:p>
+      <w:r>
+        <w:rPr>
+          <w:b w:val="0"/>
+        </w:rPr>
+        <w:t>다. 평가 담당: ________ / 설문·나눔 실시 기한: ________ / 개선사항 반영 기한: ________.</w:t>
+      </w:r>
+    </w:p>
+    <w:p>
+      <w:pPr>
+        <w:pStyle w:val="Heading2"/>
+      </w:pPr>
+      <w:r>
+        <w:rPr>
+          <w:b w:val="0"/>
+        </w:rPr>
+        <w:t>8. 향후 일정</w:t>
+      </w:r>
+    </w:p>
+    <w:tbl>
+      <w:tblPr>
+        <w:tblStyle w:val="TableGrid"/>
+        <w:tblW w:type="auto" w:w="0"/>
+        <w:tblLook w:firstColumn="1" w:firstRow="1" w:lastColumn="0" w:lastRow="0" w:noHBand="0" w:noVBand="1" w:val="04A0"/>
+      </w:tblPr>
+      <w:tblGrid>
+        <w:gridCol w:w="2880"/>
+        <w:gridCol w:w="2880"/>
+        <w:gridCol w:w="2880"/>
+      </w:tblGrid>
+      <w:tr>
+        <w:tc>
+          <w:tcPr>
+            <w:tcW w:type="dxa" w:w="2880"/>
+          </w:tcPr>
+          <w:p>
+            <w:r>
+              <w:rPr>
+                <w:b/>
+              </w:rPr>
+              <w:t>내용</w:t>
+            </w:r>
+          </w:p>
+        </w:tc>
+        <w:tc>
+          <w:tcPr>
+            <w:tcW w:type="dxa" w:w="2880"/>
+          </w:tcPr>
+          <w:p>
+            <w:r>
+              <w:rPr>
+                <w:b/>
+              </w:rPr>
+              <w:t>담당</w:t>
+            </w:r>
+          </w:p>
+        </w:tc>
+        <w:tc>
+          <w:tcPr>
+            <w:tcW w:type="dxa" w:w="2880"/>
+          </w:tcPr>
+          <w:p>
+            <w:r>
+              <w:rPr>
+                <w:b/>
+              </w:rPr>
+              <w:t>기한</w:t>
+            </w:r>
+          </w:p>
+        </w:tc>
+      </w:tr>
+      <w:tr>
+        <w:tc>
+          <w:tcPr>
+            <w:tcW w:type="dxa" w:w="2880"/>
+          </w:tcPr>
+          <w:p>
+            <w:r>
+              <w:rPr>
+                <w:b w:val="0"/>
+              </w:rPr>
+              <w:t>내부 승인 및 참가자 모집</w:t>
+            </w:r>
+          </w:p>
+        </w:tc>
+        <w:tc>
+          <w:tcPr>
+            <w:tcW w:type="dxa" w:w="2880"/>
+          </w:tcPr>
+          <w:p>
+            <w:r>
+              <w:rPr>
+                <w:b w:val="0"/>
+              </w:rPr>
+              <w:t>________</w:t>
+            </w:r>
+          </w:p>
+        </w:tc>
+        <w:tc>
+          <w:tcPr>
+            <w:tcW w:type="dxa" w:w="2880"/>
+          </w:tcPr>
+          <w:p>
+            <w:r>
+              <w:rPr>
+                <w:b w:val="0"/>
+              </w:rPr>
+              <w:t>________</w:t>
+            </w:r>
+          </w:p>
+        </w:tc>
+      </w:tr>
+      <w:tr>
+        <w:tc>
+          <w:tcPr>
+            <w:tcW w:type="dxa" w:w="2880"/>
+          </w:tcPr>
+          <w:p>
+            <w:r>
+              <w:rPr>
+                <w:b w:val="0"/>
+              </w:rPr>
+              <w:t>견적 검토·계약 및 취소·환불 조건 고지</w:t>
+            </w:r>
+          </w:p>
+        </w:tc>
+        <w:tc>
+          <w:tcPr>
+            <w:tcW w:type="dxa" w:w="2880"/>
+          </w:tcPr>
+          <w:p>
+            <w:r>
+              <w:rPr>
+                <w:b w:val="0"/>
+              </w:rPr>
+              <w:t>________</w:t>
+            </w:r>
+          </w:p>
+        </w:tc>
+        <w:tc>
+          <w:tcPr>
+            <w:tcW w:type="dxa" w:w="2880"/>
+          </w:tcPr>
+          <w:p>
+            <w:r>
+              <w:rPr>
+                <w:b w:val="0"/>
+              </w:rPr>
+              <w:t>________</w:t>
+            </w:r>
+          </w:p>
+        </w:tc>
+      </w:tr>
+      <w:tr>
+        <w:tc>
+          <w:tcPr>
+            <w:tcW w:type="dxa" w:w="2880"/>
+          </w:tcPr>
+          <w:p>
+            <w:r>
+              <w:rPr>
+                <w:b w:val="0"/>
+              </w:rPr>
+              <w:t>사전 공부 모임 3회 및 서류·보험 확인</w:t>
+            </w:r>
+          </w:p>
+        </w:tc>
+        <w:tc>
+          <w:tcPr>
+            <w:tcW w:type="dxa" w:w="2880"/>
+          </w:tcPr>
+          <w:p>
+            <w:r>
+              <w:rPr>
+                <w:b w:val="0"/>
+              </w:rPr>
+              <w:t>________</w:t>
+            </w:r>
+          </w:p>
+        </w:tc>
+        <w:tc>
+          <w:tcPr>
+            <w:tcW w:type="dxa" w:w="2880"/>
+          </w:tcPr>
+          <w:p>
+            <w:r>
+              <w:rPr>
+                <w:b w:val="0"/>
+              </w:rPr>
+              <w:t>________</w:t>
+            </w:r>
+          </w:p>
+        </w:tc>
+      </w:tr>
+      <w:tr>
+        <w:tc>
+          <w:tcPr>
+            <w:tcW w:type="dxa" w:w="2880"/>
+          </w:tcPr>
+          <w:p>
+            <w:r>
+              <w:rPr>
+                <w:b w:val="0"/>
+              </w:rPr>
+              <w:t>출발 전 입국요건·안전상황 최종 확인 및 출발 여부 결정</w:t>
+            </w:r>
+          </w:p>
+        </w:tc>
+        <w:tc>
+          <w:tcPr>
+            <w:tcW w:type="dxa" w:w="2880"/>
+          </w:tcPr>
+          <w:p>
+            <w:r>
+              <w:rPr>
+                <w:b w:val="0"/>
+              </w:rPr>
+              <w:t>________</w:t>
+            </w:r>
+          </w:p>
+        </w:tc>
+        <w:tc>
+          <w:tcPr>
+            <w:tcW w:type="dxa" w:w="2880"/>
+          </w:tcPr>
+          <w:p>
+            <w:r>
+              <w:rPr>
+                <w:b w:val="0"/>
+              </w:rPr>
+              <w:t>________</w:t>
+            </w:r>
+          </w:p>
+        </w:tc>
+      </w:tr>
+      <w:tr>
+        <w:tc>
+          <w:tcPr>
+            <w:tcW w:type="dxa" w:w="2880"/>
+          </w:tcPr>
+          <w:p>
+            <w:r>
+              <w:rPr>
+                <w:b w:val="0"/>
+              </w:rPr>
+              <w:t>순례 시행 및 일일 인원·지출·안전 기록</w:t>
+            </w:r>
+          </w:p>
+        </w:tc>
+        <w:tc>
+          <w:tcPr>
+            <w:tcW w:type="dxa" w:w="2880"/>
+          </w:tcPr>
+          <w:p>
+            <w:r>
+              <w:rPr>
+                <w:b w:val="0"/>
+              </w:rPr>
+              <w:t>________</w:t>
+            </w:r>
+          </w:p>
+        </w:tc>
+        <w:tc>
+          <w:tcPr>
+            <w:tcW w:type="dxa" w:w="2880"/>
+          </w:tcPr>
+          <w:p>
+            <w:r>
+              <w:rPr>
+                <w:b w:val="0"/>
+              </w:rPr>
+              <w:t>________</w:t>
+            </w:r>
+          </w:p>
+        </w:tc>
+      </w:tr>
+      <w:tr>
+        <w:tc>
+          <w:tcPr>
+            <w:tcW w:type="dxa" w:w="2880"/>
+          </w:tcPr>
+          <w:p>
+            <w:r>
+              <w:rPr>
+                <w:b w:val="0"/>
+              </w:rPr>
+              <w:t>귀국 후 나눔·결과보고·정산 제출</w:t>
+            </w:r>
+          </w:p>
+        </w:tc>
+        <w:tc>
+          <w:tcPr>
+            <w:tcW w:type="dxa" w:w="2880"/>
+          </w:tcPr>
+          <w:p>
+            <w:r>
+              <w:rPr>
+                <w:b w:val="0"/>
+              </w:rPr>
+              <w:t>________</w:t>
+            </w:r>
+          </w:p>
+        </w:tc>
+        <w:tc>
+          <w:tcPr>
+            <w:tcW w:type="dxa" w:w="2880"/>
+          </w:tcPr>
+          <w:p>
+            <w:r>
+              <w:rPr>
+                <w:b w:val="0"/>
+              </w:rPr>
+              <w:t>귀국 후 14일 이내: ________</w:t>
+            </w:r>
+          </w:p>
+        </w:tc>
+      </w:tr>
+    </w:tbl>
+    <w:p/>
+    <w:p>
+      <w:r>
+        <w:rPr>
+          <w:b w:val="0"/>
+        </w:rPr>
+        <w:t>붙임 1. 참가 신청 및 개인정보 수집·이용 동의서 1부.</w:t>
+      </w:r>
+    </w:p>
+    <w:p>
+      <w:r>
+        <w:rPr>
+          <w:b w:val="0"/>
+        </w:rPr>
+        <w:t>붙임 2. 건강·비상연락 회신서 1부.</w:t>
+      </w:r>
+    </w:p>
+    <w:p>
+      <w:r>
+        <w:rPr>
+          <w:b/>
+        </w:rPr>
+        <w:t>붙임 1. 참가 신청 및 개인정보 수집·이용 동의서 — 별도 제출·비공개</w:t>
+      </w:r>
+    </w:p>
+    <w:tbl>
+      <w:tblPr>
+        <w:tblStyle w:val="TableGrid"/>
+        <w:tblW w:type="auto" w:w="0"/>
+        <w:tblLook w:firstColumn="1" w:firstRow="1" w:lastColumn="0" w:lastRow="0" w:noHBand="0" w:noVBand="1" w:val="04A0"/>
+      </w:tblPr>
+      <w:tblGrid>
+        <w:gridCol w:w="2160"/>
+        <w:gridCol w:w="2160"/>
+        <w:gridCol w:w="2160"/>
+        <w:gridCol w:w="2160"/>
+      </w:tblGrid>
+      <w:tr>
+        <w:tc>
+          <w:tcPr>
+            <w:tcW w:type="dxa" w:w="2160"/>
+          </w:tcPr>
+          <w:p>
+            <w:r>
+              <w:rPr>
+                <w:b/>
+              </w:rPr>
+              <w:t>부서</w:t>
+            </w:r>
+          </w:p>
+        </w:tc>
+        <w:tc>
+          <w:tcPr>
+            <w:tcW w:type="dxa" w:w="2160"/>
+          </w:tcPr>
+          <w:p>
+            <w:r>
+              <w:rPr>
+                <w:b/>
+              </w:rPr>
+              <w:t>참가자 이름</w:t>
+            </w:r>
+          </w:p>
+        </w:tc>
+        <w:tc>
+          <w:tcPr>
+            <w:tcW w:type="dxa" w:w="2160"/>
+          </w:tcPr>
+          <w:p>
+            <w:r>
+              <w:rPr>
+                <w:b/>
+              </w:rPr>
+              <w:t>참가 여부</w:t>
+            </w:r>
+          </w:p>
+        </w:tc>
+        <w:tc>
+          <w:tcPr>
+            <w:tcW w:type="dxa" w:w="2160"/>
+          </w:tcPr>
+          <w:p>
+            <w:r>
+              <w:rPr>
+                <w:b/>
+              </w:rPr>
+              <w:t>미성년자 보호자 이름·서명</w:t>
+            </w:r>
+          </w:p>
+        </w:tc>
+      </w:tr>
+      <w:tr>
+        <w:tc>
+          <w:tcPr>
+            <w:tcW w:type="dxa" w:w="2160"/>
+          </w:tcPr>
+          <w:p>
+            <w:r>
+              <w:rPr>
+                <w:b w:val="0"/>
+              </w:rPr>
+              <w:t>________</w:t>
+            </w:r>
+          </w:p>
+        </w:tc>
+        <w:tc>
+          <w:tcPr>
+            <w:tcW w:type="dxa" w:w="2160"/>
+          </w:tcPr>
+          <w:p>
+            <w:r>
+              <w:rPr>
+                <w:b w:val="0"/>
+              </w:rPr>
+              <w:t>________</w:t>
+            </w:r>
+          </w:p>
+        </w:tc>
+        <w:tc>
+          <w:tcPr>
+            <w:tcW w:type="dxa" w:w="2160"/>
+          </w:tcPr>
+          <w:p>
+            <w:r>
+              <w:rPr>
+                <w:b w:val="0"/>
+              </w:rPr>
+              <w:t>________</w:t>
+            </w:r>
+          </w:p>
+        </w:tc>
+        <w:tc>
+          <w:tcPr>
+            <w:tcW w:type="dxa" w:w="2160"/>
+          </w:tcPr>
+          <w:p>
+            <w:r>
+              <w:rPr>
+                <w:b w:val="0"/>
+              </w:rPr>
+              <w:t>________</w:t>
+            </w:r>
+          </w:p>
+        </w:tc>
+      </w:tr>
+    </w:tbl>
+    <w:p/>
+    <w:p>
+      <w:r>
+        <w:rPr>
+          <w:b w:val="0"/>
+        </w:rPr>
+        <w:t>개인정보 수집·이용 동의: 참가·인솔·비상 대응을 위해 이름·연락처를 수집하여 ________까지 보관 후 파기하며, 동의를 거부할 수 있으나 필수 연락·인솔이 어려우면 참가가 제한될 수 있음을 확인합니다. 동의 여부: ________ / 서명: ________.</w:t>
+      </w:r>
+    </w:p>
+    <w:p>
+      <w:r>
+        <w:rPr>
+          <w:b w:val="0"/>
+        </w:rPr>
+        <w:t>제출 담당: ________ / 제출 기한: ________ / 비공개 제출 방법: ________.</w:t>
+      </w:r>
+    </w:p>
+    <w:p>
+      <w:r>
+        <w:rPr>
+          <w:b/>
+        </w:rPr>
+        <w:t>붙임 2. 건강·비상연락 회신서 — 별도 제출·비공개</w:t>
+      </w:r>
+    </w:p>
+    <w:tbl>
+      <w:tblPr>
+        <w:tblStyle w:val="TableGrid"/>
+        <w:tblW w:type="auto" w:w="0"/>
+        <w:tblLook w:firstColumn="1" w:firstRow="1" w:lastColumn="0" w:lastRow="0" w:noHBand="0" w:noVBand="1" w:val="04A0"/>
+      </w:tblPr>
+      <w:tblGrid>
+        <w:gridCol w:w="2160"/>
+        <w:gridCol w:w="2160"/>
+        <w:gridCol w:w="2160"/>
+        <w:gridCol w:w="2160"/>
+      </w:tblGrid>
+      <w:tr>
+        <w:tc>
+          <w:tcPr>
+            <w:tcW w:type="dxa" w:w="2160"/>
+          </w:tcPr>
+          <w:p>
+            <w:r>
+              <w:rPr>
+                <w:b/>
+              </w:rPr>
+              <w:t>참가자 이름</w:t>
+            </w:r>
+          </w:p>
+        </w:tc>
+        <w:tc>
+          <w:tcPr>
+            <w:tcW w:type="dxa" w:w="2160"/>
+          </w:tcPr>
+          <w:p>
+            <w:r>
+              <w:rPr>
+                <w:b/>
+              </w:rPr>
+              <w:t>본인 연락처</w:t>
+            </w:r>
+          </w:p>
+        </w:tc>
+        <w:tc>
+          <w:tcPr>
+            <w:tcW w:type="dxa" w:w="2160"/>
+          </w:tcPr>
+          <w:p>
+            <w:r>
+              <w:rPr>
+                <w:b/>
+              </w:rPr>
+              <w:t>비상연락 대상·관계</w:t>
+            </w:r>
+          </w:p>
+        </w:tc>
+        <w:tc>
+          <w:tcPr>
+            <w:tcW w:type="dxa" w:w="2160"/>
+          </w:tcPr>
+          <w:p>
+            <w:r>
+              <w:rPr>
+                <w:b/>
+              </w:rPr>
+              <w:t>비상연락처</w:t>
+            </w:r>
+          </w:p>
+        </w:tc>
+      </w:tr>
+      <w:tr>
+        <w:tc>
+          <w:tcPr>
+            <w:tcW w:type="dxa" w:w="2160"/>
+          </w:tcPr>
+          <w:p>
+            <w:r>
+              <w:rPr>
+                <w:b w:val="0"/>
+              </w:rPr>
+              <w:t>________</w:t>
+            </w:r>
+          </w:p>
+        </w:tc>
+        <w:tc>
+          <w:tcPr>
+            <w:tcW w:type="dxa" w:w="2160"/>
+          </w:tcPr>
+          <w:p>
+            <w:r>
+              <w:rPr>
+                <w:b w:val="0"/>
+              </w:rPr>
+              <w:t>________</w:t>
+            </w:r>
+          </w:p>
+        </w:tc>
+        <w:tc>
+          <w:tcPr>
+            <w:tcW w:type="dxa" w:w="2160"/>
+          </w:tcPr>
+          <w:p>
+            <w:r>
+              <w:rPr>
+                <w:b w:val="0"/>
+              </w:rPr>
+              <w:t>________</w:t>
+            </w:r>
+          </w:p>
+        </w:tc>
+        <w:tc>
+          <w:tcPr>
+            <w:tcW w:type="dxa" w:w="2160"/>
+          </w:tcPr>
+          <w:p>
+            <w:r>
+              <w:rPr>
+                <w:b w:val="0"/>
+              </w:rPr>
+              <w:t>________</w:t>
+            </w:r>
+          </w:p>
+        </w:tc>
+      </w:tr>
+    </w:tbl>
+    <w:p/>
+    <w:tbl>
+      <w:tblPr>
+        <w:tblStyle w:val="TableGrid"/>
+        <w:tblW w:type="auto" w:w="0"/>
+        <w:tblLook w:firstColumn="1" w:firstRow="1" w:lastColumn="0" w:lastRow="0" w:noHBand="0" w:noVBand="1" w:val="04A0"/>
+      </w:tblPr>
+      <w:tblGrid>
+        <w:gridCol w:w="4320"/>
+        <w:gridCol w:w="4320"/>
+      </w:tblGrid>
+      <w:tr>
+        <w:tc>
+          <w:tcPr>
+            <w:tcW w:type="dxa" w:w="4320"/>
+          </w:tcPr>
+          <w:p>
+            <w:r>
+              <w:rPr>
+                <w:b/>
+              </w:rPr>
+              <w:t>안전 지원에 필요한 건강사항·알레르기</w:t>
+            </w:r>
+          </w:p>
+        </w:tc>
+        <w:tc>
+          <w:tcPr>
+            <w:tcW w:type="dxa" w:w="4320"/>
+          </w:tcPr>
+          <w:p>
+            <w:r>
+              <w:rPr>
+                <w:b/>
+              </w:rPr>
+              <w:t>개인 복용약·지원 요청</w:t>
+            </w:r>
+          </w:p>
+        </w:tc>
+      </w:tr>
+      <w:tr>
+        <w:tc>
+          <w:tcPr>
+            <w:tcW w:type="dxa" w:w="4320"/>
+          </w:tcPr>
+          <w:p>
+            <w:r>
+              <w:rPr>
+                <w:b w:val="0"/>
+              </w:rPr>
+              <w:t>________</w:t>
+            </w:r>
+          </w:p>
+        </w:tc>
+        <w:tc>
+          <w:tcPr>
+            <w:tcW w:type="dxa" w:w="4320"/>
+          </w:tcPr>
+          <w:p>
+            <w:r>
+              <w:rPr>
+                <w:b w:val="0"/>
+              </w:rPr>
+              <w:t>________</w:t>
+            </w:r>
+          </w:p>
+        </w:tc>
+      </w:tr>
+    </w:tbl>
+    <w:p/>
+    <w:p>
+      <w:r>
+        <w:rPr>
+          <w:b w:val="0"/>
+        </w:rPr>
+        <w:t>건강정보 별도 동의: 안전 지원에 필요한 최소 건강정보를 수집·이용하여 ________까지 보관 후 파기하며, 동의 거부가 가능함을 확인합니다. 동의 여부: ________ / 본인 또는 법정대리인 서명: ________.</w:t>
+      </w:r>
+    </w:p>
+    <w:p>
+      <w:r>
+        <w:rPr>
+          <w:b w:val="0"/>
+        </w:rPr>
+        <w:t>회신 담당: ________ / 회신 기한: ________ / 열람 권한자: ________ / 비공개 제출 방법: ________.</w:t>
+      </w:r>
+    </w:p>
     <w:sectPr>
       <w:pgSz w:w="12240" w:h="15840"/>
       <w:pgMar w:top="1440" w:right="1800" w:bottom="1440" w:left="1800" w:header="720" w:footer="720" w:gutter="0"/>
